--- a/chapter 1.docx
+++ b/chapter 1.docx
@@ -170,27 +170,7 @@
           <w:szCs w:val="24"/>
           <w:lang w:val="en-US"/>
         </w:rPr>
-        <w:t xml:space="preserve">Sun bundled Java with </w:t>
-      </w:r>
-      <w:proofErr w:type="spellStart"/>
-      <w:r>
-        <w:rPr>
-          <w:color w:val="000000" w:themeColor="text1"/>
-          <w:sz w:val="24"/>
-          <w:szCs w:val="24"/>
-          <w:lang w:val="en-US"/>
-        </w:rPr>
-        <w:t>HotJava</w:t>
-      </w:r>
-      <w:proofErr w:type="spellEnd"/>
-      <w:r>
-        <w:rPr>
-          <w:color w:val="000000" w:themeColor="text1"/>
-          <w:sz w:val="24"/>
-          <w:szCs w:val="24"/>
-          <w:lang w:val="en-US"/>
-        </w:rPr>
-        <w:t>, a browser that could run Java "applets" — small programs embedded in web pages.</w:t>
+        <w:t>Sun bundled Java with HotJava, a browser that could run Java "applets" — small programs embedded in web pages.</w:t>
       </w:r>
     </w:p>
     <w:p>
@@ -285,68 +265,26 @@
           <w:szCs w:val="24"/>
           <w:lang w:val="en-US"/>
         </w:rPr>
-        <w:t xml:space="preserve">Applets drove massive hype — "write once, run anywhere" became </w:t>
-      </w:r>
-      <w:proofErr w:type="spellStart"/>
-      <w:proofErr w:type="gramStart"/>
-      <w:r>
-        <w:rPr>
-          <w:color w:val="000000" w:themeColor="text1"/>
-          <w:sz w:val="24"/>
-          <w:szCs w:val="24"/>
-          <w:lang w:val="en-US"/>
-        </w:rPr>
-        <w:t>a</w:t>
-      </w:r>
-      <w:proofErr w:type="spellEnd"/>
-      <w:proofErr w:type="gramEnd"/>
-      <w:r>
-        <w:rPr>
-          <w:color w:val="000000" w:themeColor="text1"/>
-          <w:sz w:val="24"/>
-          <w:szCs w:val="24"/>
-          <w:lang w:val="en-US"/>
-        </w:rPr>
-        <w:t xml:space="preserve"> industry buzz-phrase (with the counter-joke "write once, debug everywhere" due to cross-platform inconsistencies).</w:t>
-      </w:r>
-    </w:p>
-    <w:p>
-      <w:pPr>
-        <w:rPr>
-          <w:color w:val="000000" w:themeColor="text1"/>
-          <w:sz w:val="24"/>
-          <w:szCs w:val="24"/>
-          <w:lang w:val="en-US"/>
-        </w:rPr>
-      </w:pPr>
-      <w:r>
-        <w:rPr>
-          <w:color w:val="000000" w:themeColor="text1"/>
-          <w:sz w:val="24"/>
-          <w:szCs w:val="24"/>
-          <w:lang w:val="en-US"/>
-        </w:rPr>
-        <w:t xml:space="preserve">Java 2 (J2SE 1.2), released December 1998, was a major rewrite that added Swing (GUI toolkit) and </w:t>
-      </w:r>
-      <w:proofErr w:type="gramStart"/>
-      <w:r>
-        <w:rPr>
-          <w:color w:val="000000" w:themeColor="text1"/>
-          <w:sz w:val="24"/>
-          <w:szCs w:val="24"/>
-          <w:lang w:val="en-US"/>
-        </w:rPr>
-        <w:t>Collections</w:t>
-      </w:r>
-      <w:proofErr w:type="gramEnd"/>
-      <w:r>
-        <w:rPr>
-          <w:color w:val="000000" w:themeColor="text1"/>
-          <w:sz w:val="24"/>
-          <w:szCs w:val="24"/>
-          <w:lang w:val="en-US"/>
-        </w:rPr>
-        <w:t xml:space="preserve"> framework, and split Java into three editions:</w:t>
+        <w:t>Applets drove massive hype — "write once, run anywhere" became a industry buzz-phrase (with the counter-joke "write once, debug everywhere" due to cross-platform inconsistencies).</w:t>
+      </w:r>
+    </w:p>
+    <w:p>
+      <w:pPr>
+        <w:rPr>
+          <w:color w:val="000000" w:themeColor="text1"/>
+          <w:sz w:val="24"/>
+          <w:szCs w:val="24"/>
+          <w:lang w:val="en-US"/>
+        </w:rPr>
+      </w:pPr>
+      <w:r>
+        <w:rPr>
+          <w:color w:val="000000" w:themeColor="text1"/>
+          <w:sz w:val="24"/>
+          <w:szCs w:val="24"/>
+          <w:lang w:val="en-US"/>
+        </w:rPr>
+        <w:t>Java 2 (J2SE 1.2), released December 1998, was a major rewrite that added Swing (GUI toolkit) and Collections framework, and split Java into three editions:</w:t>
       </w:r>
     </w:p>
     <w:p>
@@ -480,47 +418,7 @@
           <w:szCs w:val="24"/>
           <w:lang w:val="en-US"/>
         </w:rPr>
-        <w:t xml:space="preserve">J2SE 5.0 "Tiger" (2004) was a landmark release: generics, annotations, autoboxing, enhanced for-loop, </w:t>
-      </w:r>
-      <w:proofErr w:type="spellStart"/>
-      <w:r>
-        <w:rPr>
-          <w:color w:val="000000" w:themeColor="text1"/>
-          <w:sz w:val="24"/>
-          <w:szCs w:val="24"/>
-          <w:lang w:val="en-US"/>
-        </w:rPr>
-        <w:t>enums</w:t>
-      </w:r>
-      <w:proofErr w:type="spellEnd"/>
-      <w:r>
-        <w:rPr>
-          <w:color w:val="000000" w:themeColor="text1"/>
-          <w:sz w:val="24"/>
-          <w:szCs w:val="24"/>
-          <w:lang w:val="en-US"/>
-        </w:rPr>
-        <w:t xml:space="preserve">, </w:t>
-      </w:r>
-      <w:proofErr w:type="spellStart"/>
-      <w:r>
-        <w:rPr>
-          <w:color w:val="000000" w:themeColor="text1"/>
-          <w:sz w:val="24"/>
-          <w:szCs w:val="24"/>
-          <w:lang w:val="en-US"/>
-        </w:rPr>
-        <w:t>varargs</w:t>
-      </w:r>
-      <w:proofErr w:type="spellEnd"/>
-      <w:r>
-        <w:rPr>
-          <w:color w:val="000000" w:themeColor="text1"/>
-          <w:sz w:val="24"/>
-          <w:szCs w:val="24"/>
-          <w:lang w:val="en-US"/>
-        </w:rPr>
-        <w:t>. Sun also switched the numbering scheme here (1.5 became "5.0").</w:t>
+        <w:t>J2SE 5.0 "Tiger" (2004) was a landmark release: generics, annotations, autoboxing, enhanced for-loop, enums, varargs. Sun also switched the numbering scheme here (1.5 became "5.0").</w:t>
       </w:r>
     </w:p>
     <w:p>
@@ -672,29 +570,7 @@
           <w:szCs w:val="24"/>
           <w:lang w:val="en-US"/>
         </w:rPr>
-        <w:t>Java SE 8 (2014) — arguably the most transformative release since 5.0: lambda expressions, the Streams API, a new Date/Time API (</w:t>
-      </w:r>
-      <w:proofErr w:type="spellStart"/>
-      <w:proofErr w:type="gramStart"/>
-      <w:r>
-        <w:rPr>
-          <w:color w:val="000000" w:themeColor="text1"/>
-          <w:sz w:val="24"/>
-          <w:szCs w:val="24"/>
-          <w:lang w:val="en-US"/>
-        </w:rPr>
-        <w:t>java.time</w:t>
-      </w:r>
-      <w:proofErr w:type="spellEnd"/>
-      <w:proofErr w:type="gramEnd"/>
-      <w:r>
-        <w:rPr>
-          <w:color w:val="000000" w:themeColor="text1"/>
-          <w:sz w:val="24"/>
-          <w:szCs w:val="24"/>
-          <w:lang w:val="en-US"/>
-        </w:rPr>
-        <w:t>), and default methods in interfaces. Java 8 remained the most widely used version for years due to its stability and staying power.</w:t>
+        <w:t>Java SE 8 (2014) — arguably the most transformative release since 5.0: lambda expressions, the Streams API, a new Date/Time API (java.time), and default methods in interfaces. Java 8 remained the most widely used version for years due to its stability and staying power.</w:t>
       </w:r>
     </w:p>
     <w:p>
@@ -771,67 +647,7 @@
           <w:lang w:val="en-US"/>
         </w:rPr>
         <w:lastRenderedPageBreak/>
-        <w:t xml:space="preserve">2019 licensing shakeup: Oracle changed Oracle JDK's commercial licensing to a paid subscription model for production use, prompting widespread migration to free alternatives like OpenJDK, Eclipse </w:t>
-      </w:r>
-      <w:proofErr w:type="spellStart"/>
-      <w:r>
-        <w:rPr>
-          <w:color w:val="000000" w:themeColor="text1"/>
-          <w:sz w:val="24"/>
-          <w:szCs w:val="24"/>
-          <w:lang w:val="en-US"/>
-        </w:rPr>
-        <w:t>Temurin</w:t>
-      </w:r>
-      <w:proofErr w:type="spellEnd"/>
-      <w:r>
-        <w:rPr>
-          <w:color w:val="000000" w:themeColor="text1"/>
-          <w:sz w:val="24"/>
-          <w:szCs w:val="24"/>
-          <w:lang w:val="en-US"/>
-        </w:rPr>
-        <w:t xml:space="preserve"> (</w:t>
-      </w:r>
-      <w:proofErr w:type="spellStart"/>
-      <w:r>
-        <w:rPr>
-          <w:color w:val="000000" w:themeColor="text1"/>
-          <w:sz w:val="24"/>
-          <w:szCs w:val="24"/>
-          <w:lang w:val="en-US"/>
-        </w:rPr>
-        <w:t>Adoptium</w:t>
-      </w:r>
-      <w:proofErr w:type="spellEnd"/>
-      <w:r>
-        <w:rPr>
-          <w:color w:val="000000" w:themeColor="text1"/>
-          <w:sz w:val="24"/>
-          <w:szCs w:val="24"/>
-          <w:lang w:val="en-US"/>
-        </w:rPr>
-        <w:t xml:space="preserve">), Amazon </w:t>
-      </w:r>
-      <w:proofErr w:type="spellStart"/>
-      <w:r>
-        <w:rPr>
-          <w:color w:val="000000" w:themeColor="text1"/>
-          <w:sz w:val="24"/>
-          <w:szCs w:val="24"/>
-          <w:lang w:val="en-US"/>
-        </w:rPr>
-        <w:t>Corretto</w:t>
-      </w:r>
-      <w:proofErr w:type="spellEnd"/>
-      <w:r>
-        <w:rPr>
-          <w:color w:val="000000" w:themeColor="text1"/>
-          <w:sz w:val="24"/>
-          <w:szCs w:val="24"/>
-          <w:lang w:val="en-US"/>
-        </w:rPr>
-        <w:t>, and Azul Zulu.</w:t>
+        <w:t>2019 licensing shakeup: Oracle changed Oracle JDK's commercial licensing to a paid subscription model for production use, prompting widespread migration to free alternatives like OpenJDK, Eclipse Temurin (Adoptium), Amazon Corretto, and Azul Zulu.</w:t>
       </w:r>
     </w:p>
     <w:p>
@@ -984,6 +800,2640 @@
           <w:lang w:val="en-US"/>
         </w:rPr>
         <w:t>Want me to zoom into any thread — the Oracle/Google lawsuit, the JVM's technical design, or how Java compares to newer JVM languages like Kotlin?</w:t>
+      </w:r>
+    </w:p>
+    <w:p>
+      <w:pPr>
+        <w:rPr>
+          <w:color w:val="000000" w:themeColor="text1"/>
+          <w:sz w:val="24"/>
+          <w:szCs w:val="24"/>
+          <w:lang w:val="en-US"/>
+        </w:rPr>
+      </w:pPr>
+    </w:p>
+    <w:p>
+      <w:pPr>
+        <w:rPr>
+          <w:color w:val="000000" w:themeColor="text1"/>
+          <w:sz w:val="24"/>
+          <w:szCs w:val="24"/>
+          <w:lang w:val="en-US"/>
+        </w:rPr>
+      </w:pPr>
+    </w:p>
+    <w:p>
+      <w:pPr>
+        <w:rPr>
+          <w:color w:val="000000" w:themeColor="text1"/>
+          <w:sz w:val="24"/>
+          <w:szCs w:val="24"/>
+          <w:lang w:val="en-US"/>
+        </w:rPr>
+      </w:pPr>
+    </w:p>
+    <w:p>
+      <w:pPr>
+        <w:rPr>
+          <w:color w:val="000000" w:themeColor="text1"/>
+          <w:sz w:val="24"/>
+          <w:szCs w:val="24"/>
+          <w:lang w:val="en-US"/>
+        </w:rPr>
+      </w:pPr>
+    </w:p>
+    <w:p>
+      <w:pPr>
+        <w:rPr>
+          <w:color w:val="000000" w:themeColor="text1"/>
+          <w:sz w:val="24"/>
+          <w:szCs w:val="24"/>
+          <w:lang w:val="en-US"/>
+        </w:rPr>
+      </w:pPr>
+    </w:p>
+    <w:p>
+      <w:pPr>
+        <w:rPr>
+          <w:color w:val="000000" w:themeColor="text1"/>
+          <w:sz w:val="24"/>
+          <w:szCs w:val="24"/>
+          <w:lang w:val="en-US"/>
+        </w:rPr>
+      </w:pPr>
+    </w:p>
+    <w:p>
+      <w:pPr>
+        <w:rPr>
+          <w:color w:val="000000" w:themeColor="text1"/>
+          <w:sz w:val="52"/>
+          <w:szCs w:val="52"/>
+          <w:u w:val="single"/>
+          <w:lang w:val="en-US"/>
+        </w:rPr>
+      </w:pPr>
+    </w:p>
+    <w:p>
+      <w:pPr>
+        <w:rPr>
+          <w:color w:val="000000" w:themeColor="text1"/>
+          <w:sz w:val="52"/>
+          <w:szCs w:val="52"/>
+          <w:u w:val="single"/>
+          <w:lang w:val="en-US"/>
+        </w:rPr>
+      </w:pPr>
+    </w:p>
+    <w:p>
+      <w:pPr>
+        <w:rPr>
+          <w:color w:val="000000" w:themeColor="text1"/>
+          <w:sz w:val="52"/>
+          <w:szCs w:val="52"/>
+          <w:u w:val="single"/>
+          <w:lang w:val="en-US"/>
+        </w:rPr>
+      </w:pPr>
+    </w:p>
+    <w:p>
+      <w:pPr>
+        <w:rPr>
+          <w:color w:val="000000" w:themeColor="text1"/>
+          <w:sz w:val="52"/>
+          <w:szCs w:val="52"/>
+          <w:u w:val="single"/>
+          <w:lang w:val="en-US"/>
+        </w:rPr>
+      </w:pPr>
+    </w:p>
+    <w:p>
+      <w:pPr>
+        <w:rPr>
+          <w:color w:val="000000" w:themeColor="text1"/>
+          <w:sz w:val="52"/>
+          <w:szCs w:val="52"/>
+          <w:u w:val="single"/>
+          <w:lang w:val="en-US"/>
+        </w:rPr>
+      </w:pPr>
+      <w:r>
+        <w:rPr>
+          <w:color w:val="000000" w:themeColor="text1"/>
+          <w:sz w:val="52"/>
+          <w:szCs w:val="52"/>
+          <w:u w:val="single"/>
+          <w:lang w:val="en-US"/>
+        </w:rPr>
+        <w:lastRenderedPageBreak/>
+        <w:t>JAVA KEYWORDS AND THEIR USES</w:t>
+      </w:r>
+    </w:p>
+    <w:p>
+      <w:pPr>
+        <w:rPr>
+          <w:color w:val="000000" w:themeColor="text1"/>
+          <w:sz w:val="32"/>
+          <w:szCs w:val="32"/>
+          <w:lang w:val="en-US"/>
+        </w:rPr>
+      </w:pPr>
+    </w:p>
+    <w:p>
+      <w:pPr>
+        <w:pStyle w:val="ListParagraph"/>
+        <w:numPr>
+          <w:ilvl w:val="0"/>
+          <w:numId w:val="1"/>
+        </w:numPr>
+        <w:rPr>
+          <w:color w:val="000000" w:themeColor="text1"/>
+          <w:sz w:val="32"/>
+          <w:szCs w:val="32"/>
+          <w:lang w:val="en-US"/>
+        </w:rPr>
+      </w:pPr>
+      <w:r>
+        <w:rPr>
+          <w:color w:val="000000" w:themeColor="text1"/>
+          <w:sz w:val="32"/>
+          <w:szCs w:val="32"/>
+          <w:lang w:val="en-US"/>
+        </w:rPr>
+        <w:t>Keywords Currently in Use —</w:t>
+      </w:r>
+      <w:r>
+        <w:rPr>
+          <w:color w:val="000000" w:themeColor="text1"/>
+          <w:sz w:val="32"/>
+          <w:szCs w:val="32"/>
+          <w:lang w:val="en-US"/>
+        </w:rPr>
+        <w:t>----------------------------</w:t>
+      </w:r>
+      <w:r>
+        <w:rPr>
+          <w:color w:val="000000" w:themeColor="text1"/>
+          <w:sz w:val="32"/>
+          <w:szCs w:val="32"/>
+          <w:lang w:val="en-US"/>
+        </w:rPr>
+        <w:t xml:space="preserve"> 47</w:t>
+      </w:r>
+    </w:p>
+    <w:p>
+      <w:pPr>
+        <w:rPr>
+          <w:color w:val="000000" w:themeColor="text1"/>
+          <w:sz w:val="32"/>
+          <w:szCs w:val="32"/>
+          <w:lang w:val="en-US"/>
+        </w:rPr>
+      </w:pPr>
+    </w:p>
+    <w:p>
+      <w:pPr>
+        <w:rPr>
+          <w:color w:val="000000" w:themeColor="text1"/>
+          <w:sz w:val="32"/>
+          <w:szCs w:val="32"/>
+          <w:lang w:val="en-US"/>
+        </w:rPr>
+      </w:pPr>
+      <w:r>
+        <w:rPr>
+          <w:color w:val="000000" w:themeColor="text1"/>
+          <w:sz w:val="32"/>
+          <w:szCs w:val="32"/>
+          <w:lang w:val="en-US"/>
+        </w:rPr>
+        <w:t>1. abstrac</w:t>
+      </w:r>
+      <w:r>
+        <w:rPr>
+          <w:color w:val="000000" w:themeColor="text1"/>
+          <w:sz w:val="32"/>
+          <w:szCs w:val="32"/>
+          <w:lang w:val="en-US"/>
+        </w:rPr>
+        <w:t>t--------------------------</w:t>
+      </w:r>
+      <w:r>
+        <w:rPr>
+          <w:color w:val="000000" w:themeColor="text1"/>
+          <w:sz w:val="32"/>
+          <w:szCs w:val="32"/>
+          <w:lang w:val="en-US"/>
+        </w:rPr>
+        <w:t xml:space="preserve"> Declares an abstract class or method.</w:t>
+      </w:r>
+    </w:p>
+    <w:p>
+      <w:pPr>
+        <w:rPr>
+          <w:color w:val="000000" w:themeColor="text1"/>
+          <w:sz w:val="32"/>
+          <w:szCs w:val="32"/>
+          <w:lang w:val="en-US"/>
+        </w:rPr>
+      </w:pPr>
+      <w:r>
+        <w:rPr>
+          <w:color w:val="000000" w:themeColor="text1"/>
+          <w:sz w:val="32"/>
+          <w:szCs w:val="32"/>
+          <w:lang w:val="en-US"/>
+        </w:rPr>
+        <w:t xml:space="preserve">2. assert </w:t>
+      </w:r>
+      <w:r>
+        <w:rPr>
+          <w:color w:val="000000" w:themeColor="text1"/>
+          <w:sz w:val="32"/>
+          <w:szCs w:val="32"/>
+          <w:lang w:val="en-US"/>
+        </w:rPr>
+        <w:t>-----------------------</w:t>
+      </w:r>
+      <w:r>
+        <w:rPr>
+          <w:color w:val="000000" w:themeColor="text1"/>
+          <w:sz w:val="32"/>
+          <w:szCs w:val="32"/>
+          <w:lang w:val="en-US"/>
+        </w:rPr>
+        <w:t>—</w:t>
+      </w:r>
+      <w:r>
+        <w:rPr>
+          <w:color w:val="000000" w:themeColor="text1"/>
+          <w:sz w:val="32"/>
+          <w:szCs w:val="32"/>
+          <w:lang w:val="en-US"/>
+        </w:rPr>
+        <w:softHyphen/>
+      </w:r>
+      <w:r>
+        <w:rPr>
+          <w:color w:val="000000" w:themeColor="text1"/>
+          <w:sz w:val="32"/>
+          <w:szCs w:val="32"/>
+          <w:lang w:val="en-US"/>
+        </w:rPr>
+        <w:softHyphen/>
+        <w:t>---</w:t>
+      </w:r>
+      <w:r>
+        <w:rPr>
+          <w:color w:val="000000" w:themeColor="text1"/>
+          <w:sz w:val="32"/>
+          <w:szCs w:val="32"/>
+          <w:lang w:val="en-US"/>
+        </w:rPr>
+        <w:t>Tests an assumption.</w:t>
+      </w:r>
+    </w:p>
+    <w:p>
+      <w:pPr>
+        <w:rPr>
+          <w:color w:val="000000" w:themeColor="text1"/>
+          <w:sz w:val="32"/>
+          <w:szCs w:val="32"/>
+          <w:lang w:val="en-US"/>
+        </w:rPr>
+      </w:pPr>
+      <w:r>
+        <w:rPr>
+          <w:color w:val="000000" w:themeColor="text1"/>
+          <w:sz w:val="32"/>
+          <w:szCs w:val="32"/>
+          <w:lang w:val="en-US"/>
+        </w:rPr>
+        <w:t xml:space="preserve">3. boolean </w:t>
+      </w:r>
+      <w:r>
+        <w:rPr>
+          <w:color w:val="000000" w:themeColor="text1"/>
+          <w:sz w:val="32"/>
+          <w:szCs w:val="32"/>
+          <w:lang w:val="en-US"/>
+        </w:rPr>
+        <w:t>----------------------</w:t>
+      </w:r>
+      <w:r>
+        <w:rPr>
+          <w:color w:val="000000" w:themeColor="text1"/>
+          <w:sz w:val="32"/>
+          <w:szCs w:val="32"/>
+          <w:lang w:val="en-US"/>
+        </w:rPr>
+        <w:t>— Stores true or false.</w:t>
+      </w:r>
+    </w:p>
+    <w:p>
+      <w:pPr>
+        <w:rPr>
+          <w:color w:val="000000" w:themeColor="text1"/>
+          <w:sz w:val="32"/>
+          <w:szCs w:val="32"/>
+          <w:lang w:val="en-US"/>
+        </w:rPr>
+      </w:pPr>
+      <w:r>
+        <w:rPr>
+          <w:color w:val="000000" w:themeColor="text1"/>
+          <w:sz w:val="32"/>
+          <w:szCs w:val="32"/>
+          <w:lang w:val="en-US"/>
+        </w:rPr>
+        <w:t xml:space="preserve">4. break </w:t>
+      </w:r>
+      <w:r>
+        <w:rPr>
+          <w:color w:val="000000" w:themeColor="text1"/>
+          <w:sz w:val="32"/>
+          <w:szCs w:val="32"/>
+          <w:lang w:val="en-US"/>
+        </w:rPr>
+        <w:t>----------------------------</w:t>
+      </w:r>
+      <w:r>
+        <w:rPr>
+          <w:color w:val="000000" w:themeColor="text1"/>
+          <w:sz w:val="32"/>
+          <w:szCs w:val="32"/>
+          <w:lang w:val="en-US"/>
+        </w:rPr>
+        <w:t xml:space="preserve"> Exits a loop or switch.</w:t>
+      </w:r>
+    </w:p>
+    <w:p>
+      <w:pPr>
+        <w:rPr>
+          <w:color w:val="000000" w:themeColor="text1"/>
+          <w:sz w:val="32"/>
+          <w:szCs w:val="32"/>
+          <w:lang w:val="en-US"/>
+        </w:rPr>
+      </w:pPr>
+      <w:r>
+        <w:rPr>
+          <w:color w:val="000000" w:themeColor="text1"/>
+          <w:sz w:val="32"/>
+          <w:szCs w:val="32"/>
+          <w:lang w:val="en-US"/>
+        </w:rPr>
+        <w:t>5. byte —</w:t>
+      </w:r>
+      <w:r>
+        <w:rPr>
+          <w:color w:val="000000" w:themeColor="text1"/>
+          <w:sz w:val="32"/>
+          <w:szCs w:val="32"/>
+          <w:lang w:val="en-US"/>
+        </w:rPr>
+        <w:t xml:space="preserve">-------------------------- </w:t>
+      </w:r>
+      <w:r>
+        <w:rPr>
+          <w:color w:val="000000" w:themeColor="text1"/>
+          <w:sz w:val="32"/>
+          <w:szCs w:val="32"/>
+          <w:lang w:val="en-US"/>
+        </w:rPr>
+        <w:t>8</w:t>
+      </w:r>
+      <w:r>
+        <w:rPr>
+          <w:color w:val="000000" w:themeColor="text1"/>
+          <w:sz w:val="32"/>
+          <w:szCs w:val="32"/>
+          <w:lang w:val="en-US"/>
+        </w:rPr>
+        <w:t>-bit integer.</w:t>
+      </w:r>
+    </w:p>
+    <w:p>
+      <w:pPr>
+        <w:rPr>
+          <w:color w:val="000000" w:themeColor="text1"/>
+          <w:sz w:val="32"/>
+          <w:szCs w:val="32"/>
+          <w:lang w:val="en-US"/>
+        </w:rPr>
+      </w:pPr>
+      <w:r>
+        <w:rPr>
+          <w:color w:val="000000" w:themeColor="text1"/>
+          <w:sz w:val="32"/>
+          <w:szCs w:val="32"/>
+          <w:lang w:val="en-US"/>
+        </w:rPr>
+        <w:t xml:space="preserve">6. case </w:t>
+      </w:r>
+      <w:r>
+        <w:rPr>
+          <w:color w:val="000000" w:themeColor="text1"/>
+          <w:sz w:val="32"/>
+          <w:szCs w:val="32"/>
+          <w:lang w:val="en-US"/>
+        </w:rPr>
+        <w:t>--------------------------</w:t>
+      </w:r>
+      <w:r>
+        <w:rPr>
+          <w:color w:val="000000" w:themeColor="text1"/>
+          <w:sz w:val="32"/>
+          <w:szCs w:val="32"/>
+          <w:lang w:val="en-US"/>
+        </w:rPr>
+        <w:t>— Defines an option in switch.</w:t>
+      </w:r>
+    </w:p>
+    <w:p>
+      <w:pPr>
+        <w:rPr>
+          <w:color w:val="000000" w:themeColor="text1"/>
+          <w:sz w:val="32"/>
+          <w:szCs w:val="32"/>
+          <w:lang w:val="en-US"/>
+        </w:rPr>
+      </w:pPr>
+      <w:r>
+        <w:rPr>
+          <w:color w:val="000000" w:themeColor="text1"/>
+          <w:sz w:val="32"/>
+          <w:szCs w:val="32"/>
+          <w:lang w:val="en-US"/>
+        </w:rPr>
+        <w:t xml:space="preserve">7. catch </w:t>
+      </w:r>
+      <w:r>
+        <w:rPr>
+          <w:color w:val="000000" w:themeColor="text1"/>
+          <w:sz w:val="32"/>
+          <w:szCs w:val="32"/>
+          <w:lang w:val="en-US"/>
+        </w:rPr>
+        <w:t>-------------------------</w:t>
+      </w:r>
+      <w:r>
+        <w:rPr>
+          <w:color w:val="000000" w:themeColor="text1"/>
+          <w:sz w:val="32"/>
+          <w:szCs w:val="32"/>
+          <w:lang w:val="en-US"/>
+        </w:rPr>
+        <w:t>— Handles an exception.</w:t>
+      </w:r>
+    </w:p>
+    <w:p>
+      <w:pPr>
+        <w:rPr>
+          <w:color w:val="000000" w:themeColor="text1"/>
+          <w:sz w:val="32"/>
+          <w:szCs w:val="32"/>
+          <w:lang w:val="en-US"/>
+        </w:rPr>
+      </w:pPr>
+      <w:r>
+        <w:rPr>
+          <w:color w:val="000000" w:themeColor="text1"/>
+          <w:sz w:val="32"/>
+          <w:szCs w:val="32"/>
+          <w:lang w:val="en-US"/>
+        </w:rPr>
+        <w:t>8. char —</w:t>
+      </w:r>
+      <w:r>
+        <w:rPr>
+          <w:color w:val="000000" w:themeColor="text1"/>
+          <w:sz w:val="32"/>
+          <w:szCs w:val="32"/>
+          <w:lang w:val="en-US"/>
+        </w:rPr>
+        <w:t>---------------------------</w:t>
+      </w:r>
+      <w:r>
+        <w:rPr>
+          <w:color w:val="000000" w:themeColor="text1"/>
+          <w:sz w:val="32"/>
+          <w:szCs w:val="32"/>
+          <w:lang w:val="en-US"/>
+        </w:rPr>
+        <w:t>Stores one character.</w:t>
+      </w:r>
+    </w:p>
+    <w:p>
+      <w:pPr>
+        <w:rPr>
+          <w:color w:val="000000" w:themeColor="text1"/>
+          <w:sz w:val="32"/>
+          <w:szCs w:val="32"/>
+          <w:lang w:val="en-US"/>
+        </w:rPr>
+      </w:pPr>
+      <w:r>
+        <w:rPr>
+          <w:color w:val="000000" w:themeColor="text1"/>
+          <w:sz w:val="32"/>
+          <w:szCs w:val="32"/>
+          <w:lang w:val="en-US"/>
+        </w:rPr>
+        <w:t>9. class —</w:t>
+      </w:r>
+      <w:r>
+        <w:rPr>
+          <w:color w:val="000000" w:themeColor="text1"/>
+          <w:sz w:val="32"/>
+          <w:szCs w:val="32"/>
+          <w:lang w:val="en-US"/>
+        </w:rPr>
+        <w:t>---------------------------</w:t>
+      </w:r>
+      <w:r>
+        <w:rPr>
+          <w:color w:val="000000" w:themeColor="text1"/>
+          <w:sz w:val="32"/>
+          <w:szCs w:val="32"/>
+          <w:lang w:val="en-US"/>
+        </w:rPr>
+        <w:t>Defines a class.</w:t>
+      </w:r>
+    </w:p>
+    <w:p>
+      <w:pPr>
+        <w:rPr>
+          <w:color w:val="000000" w:themeColor="text1"/>
+          <w:sz w:val="32"/>
+          <w:szCs w:val="32"/>
+          <w:lang w:val="en-US"/>
+        </w:rPr>
+      </w:pPr>
+      <w:r>
+        <w:rPr>
+          <w:color w:val="000000" w:themeColor="text1"/>
+          <w:sz w:val="32"/>
+          <w:szCs w:val="32"/>
+          <w:lang w:val="en-US"/>
+        </w:rPr>
+        <w:t>10. continue —</w:t>
+      </w:r>
+      <w:r>
+        <w:rPr>
+          <w:color w:val="000000" w:themeColor="text1"/>
+          <w:sz w:val="32"/>
+          <w:szCs w:val="32"/>
+          <w:lang w:val="en-US"/>
+        </w:rPr>
+        <w:t>-------------------</w:t>
+      </w:r>
+      <w:r>
+        <w:rPr>
+          <w:color w:val="000000" w:themeColor="text1"/>
+          <w:sz w:val="32"/>
+          <w:szCs w:val="32"/>
+          <w:lang w:val="en-US"/>
+        </w:rPr>
+        <w:t xml:space="preserve"> Skips to the next loop iteration.</w:t>
+      </w:r>
+    </w:p>
+    <w:p>
+      <w:pPr>
+        <w:rPr>
+          <w:color w:val="000000" w:themeColor="text1"/>
+          <w:sz w:val="32"/>
+          <w:szCs w:val="32"/>
+          <w:lang w:val="en-US"/>
+        </w:rPr>
+      </w:pPr>
+      <w:r>
+        <w:rPr>
+          <w:color w:val="000000" w:themeColor="text1"/>
+          <w:sz w:val="32"/>
+          <w:szCs w:val="32"/>
+          <w:lang w:val="en-US"/>
+        </w:rPr>
+        <w:t>11. default —</w:t>
+      </w:r>
+      <w:r>
+        <w:rPr>
+          <w:color w:val="000000" w:themeColor="text1"/>
+          <w:sz w:val="32"/>
+          <w:szCs w:val="32"/>
+          <w:lang w:val="en-US"/>
+        </w:rPr>
+        <w:t>----------------------</w:t>
+      </w:r>
+      <w:r>
+        <w:rPr>
+          <w:color w:val="000000" w:themeColor="text1"/>
+          <w:sz w:val="32"/>
+          <w:szCs w:val="32"/>
+          <w:lang w:val="en-US"/>
+        </w:rPr>
+        <w:t xml:space="preserve"> Provides a default option.</w:t>
+      </w:r>
+    </w:p>
+    <w:p>
+      <w:pPr>
+        <w:rPr>
+          <w:color w:val="000000" w:themeColor="text1"/>
+          <w:sz w:val="32"/>
+          <w:szCs w:val="32"/>
+          <w:lang w:val="en-US"/>
+        </w:rPr>
+      </w:pPr>
+      <w:r>
+        <w:rPr>
+          <w:color w:val="000000" w:themeColor="text1"/>
+          <w:sz w:val="32"/>
+          <w:szCs w:val="32"/>
+          <w:lang w:val="en-US"/>
+        </w:rPr>
+        <w:t>12. do —</w:t>
+      </w:r>
+      <w:r>
+        <w:rPr>
+          <w:color w:val="000000" w:themeColor="text1"/>
+          <w:sz w:val="32"/>
+          <w:szCs w:val="32"/>
+          <w:lang w:val="en-US"/>
+        </w:rPr>
+        <w:t xml:space="preserve">---------------------------- </w:t>
+      </w:r>
+      <w:r>
+        <w:rPr>
+          <w:color w:val="000000" w:themeColor="text1"/>
+          <w:sz w:val="32"/>
+          <w:szCs w:val="32"/>
+          <w:lang w:val="en-US"/>
+        </w:rPr>
+        <w:t>Starts a do-while loop.</w:t>
+      </w:r>
+    </w:p>
+    <w:p>
+      <w:pPr>
+        <w:rPr>
+          <w:color w:val="000000" w:themeColor="text1"/>
+          <w:sz w:val="32"/>
+          <w:szCs w:val="32"/>
+          <w:lang w:val="en-US"/>
+        </w:rPr>
+      </w:pPr>
+      <w:r>
+        <w:rPr>
+          <w:color w:val="000000" w:themeColor="text1"/>
+          <w:sz w:val="32"/>
+          <w:szCs w:val="32"/>
+          <w:lang w:val="en-US"/>
+        </w:rPr>
+        <w:t>13. double —</w:t>
+      </w:r>
+      <w:r>
+        <w:rPr>
+          <w:color w:val="000000" w:themeColor="text1"/>
+          <w:sz w:val="32"/>
+          <w:szCs w:val="32"/>
+          <w:lang w:val="en-US"/>
+        </w:rPr>
+        <w:t>-----------------------</w:t>
+      </w:r>
+      <w:r>
+        <w:rPr>
+          <w:color w:val="000000" w:themeColor="text1"/>
+          <w:sz w:val="32"/>
+          <w:szCs w:val="32"/>
+          <w:lang w:val="en-US"/>
+        </w:rPr>
+        <w:t>64-bit decimal number.</w:t>
+      </w:r>
+    </w:p>
+    <w:p>
+      <w:pPr>
+        <w:rPr>
+          <w:color w:val="000000" w:themeColor="text1"/>
+          <w:sz w:val="32"/>
+          <w:szCs w:val="32"/>
+          <w:lang w:val="en-US"/>
+        </w:rPr>
+      </w:pPr>
+      <w:r>
+        <w:rPr>
+          <w:color w:val="000000" w:themeColor="text1"/>
+          <w:sz w:val="32"/>
+          <w:szCs w:val="32"/>
+          <w:lang w:val="en-US"/>
+        </w:rPr>
+        <w:t>14. else —</w:t>
+      </w:r>
+      <w:r>
+        <w:rPr>
+          <w:color w:val="000000" w:themeColor="text1"/>
+          <w:sz w:val="32"/>
+          <w:szCs w:val="32"/>
+          <w:lang w:val="en-US"/>
+        </w:rPr>
+        <w:t>--------------------------</w:t>
+      </w:r>
+      <w:r>
+        <w:rPr>
+          <w:color w:val="000000" w:themeColor="text1"/>
+          <w:sz w:val="32"/>
+          <w:szCs w:val="32"/>
+          <w:lang w:val="en-US"/>
+        </w:rPr>
+        <w:t xml:space="preserve"> Runs when if is false.</w:t>
+      </w:r>
+    </w:p>
+    <w:p>
+      <w:pPr>
+        <w:rPr>
+          <w:color w:val="000000" w:themeColor="text1"/>
+          <w:sz w:val="32"/>
+          <w:szCs w:val="32"/>
+          <w:lang w:val="en-US"/>
+        </w:rPr>
+      </w:pPr>
+      <w:r>
+        <w:rPr>
+          <w:color w:val="000000" w:themeColor="text1"/>
+          <w:sz w:val="32"/>
+          <w:szCs w:val="32"/>
+          <w:lang w:val="en-US"/>
+        </w:rPr>
+        <w:t>15. enum —</w:t>
+      </w:r>
+      <w:r>
+        <w:rPr>
+          <w:color w:val="000000" w:themeColor="text1"/>
+          <w:sz w:val="32"/>
+          <w:szCs w:val="32"/>
+          <w:lang w:val="en-US"/>
+        </w:rPr>
+        <w:t>------------------------</w:t>
+      </w:r>
+      <w:r>
+        <w:rPr>
+          <w:color w:val="000000" w:themeColor="text1"/>
+          <w:sz w:val="32"/>
+          <w:szCs w:val="32"/>
+          <w:lang w:val="en-US"/>
+        </w:rPr>
+        <w:t xml:space="preserve"> Defines fixed constants.</w:t>
+      </w:r>
+    </w:p>
+    <w:p>
+      <w:pPr>
+        <w:rPr>
+          <w:color w:val="000000" w:themeColor="text1"/>
+          <w:sz w:val="32"/>
+          <w:szCs w:val="32"/>
+          <w:lang w:val="en-US"/>
+        </w:rPr>
+      </w:pPr>
+      <w:r>
+        <w:rPr>
+          <w:color w:val="000000" w:themeColor="text1"/>
+          <w:sz w:val="32"/>
+          <w:szCs w:val="32"/>
+          <w:lang w:val="en-US"/>
+        </w:rPr>
+        <w:t>16. extends —</w:t>
+      </w:r>
+      <w:r>
+        <w:rPr>
+          <w:color w:val="000000" w:themeColor="text1"/>
+          <w:sz w:val="32"/>
+          <w:szCs w:val="32"/>
+          <w:lang w:val="en-US"/>
+        </w:rPr>
+        <w:t>---------------------</w:t>
+      </w:r>
+      <w:r>
+        <w:rPr>
+          <w:color w:val="000000" w:themeColor="text1"/>
+          <w:sz w:val="32"/>
+          <w:szCs w:val="32"/>
+          <w:lang w:val="en-US"/>
+        </w:rPr>
+        <w:t xml:space="preserve"> Inherits from another class.</w:t>
+      </w:r>
+    </w:p>
+    <w:p>
+      <w:pPr>
+        <w:rPr>
+          <w:color w:val="000000" w:themeColor="text1"/>
+          <w:sz w:val="32"/>
+          <w:szCs w:val="32"/>
+          <w:lang w:val="en-US"/>
+        </w:rPr>
+      </w:pPr>
+      <w:r>
+        <w:rPr>
+          <w:color w:val="000000" w:themeColor="text1"/>
+          <w:sz w:val="32"/>
+          <w:szCs w:val="32"/>
+          <w:lang w:val="en-US"/>
+        </w:rPr>
+        <w:t>17. final —</w:t>
+      </w:r>
+      <w:r>
+        <w:rPr>
+          <w:color w:val="000000" w:themeColor="text1"/>
+          <w:sz w:val="32"/>
+          <w:szCs w:val="32"/>
+          <w:lang w:val="en-US"/>
+        </w:rPr>
+        <w:t>--------------------------</w:t>
+      </w:r>
+      <w:r>
+        <w:rPr>
+          <w:color w:val="000000" w:themeColor="text1"/>
+          <w:sz w:val="32"/>
+          <w:szCs w:val="32"/>
+          <w:lang w:val="en-US"/>
+        </w:rPr>
+        <w:t xml:space="preserve"> Prevents changing, overriding, or extending.</w:t>
+      </w:r>
+    </w:p>
+    <w:p>
+      <w:pPr>
+        <w:rPr>
+          <w:color w:val="000000" w:themeColor="text1"/>
+          <w:sz w:val="32"/>
+          <w:szCs w:val="32"/>
+          <w:lang w:val="en-US"/>
+        </w:rPr>
+      </w:pPr>
+      <w:r>
+        <w:rPr>
+          <w:color w:val="000000" w:themeColor="text1"/>
+          <w:sz w:val="32"/>
+          <w:szCs w:val="32"/>
+          <w:lang w:val="en-US"/>
+        </w:rPr>
+        <w:t>18. finally —</w:t>
+      </w:r>
+      <w:r>
+        <w:rPr>
+          <w:color w:val="000000" w:themeColor="text1"/>
+          <w:sz w:val="32"/>
+          <w:szCs w:val="32"/>
+          <w:lang w:val="en-US"/>
+        </w:rPr>
+        <w:t>-----------------------</w:t>
+      </w:r>
+      <w:r>
+        <w:rPr>
+          <w:color w:val="000000" w:themeColor="text1"/>
+          <w:sz w:val="32"/>
+          <w:szCs w:val="32"/>
+          <w:lang w:val="en-US"/>
+        </w:rPr>
+        <w:t xml:space="preserve"> Runs after try/catch.</w:t>
+      </w:r>
+    </w:p>
+    <w:p>
+      <w:pPr>
+        <w:rPr>
+          <w:color w:val="000000" w:themeColor="text1"/>
+          <w:sz w:val="32"/>
+          <w:szCs w:val="32"/>
+          <w:lang w:val="en-US"/>
+        </w:rPr>
+      </w:pPr>
+      <w:r>
+        <w:rPr>
+          <w:color w:val="000000" w:themeColor="text1"/>
+          <w:sz w:val="32"/>
+          <w:szCs w:val="32"/>
+          <w:lang w:val="en-US"/>
+        </w:rPr>
+        <w:t>19. float —</w:t>
+      </w:r>
+      <w:r>
+        <w:rPr>
+          <w:color w:val="000000" w:themeColor="text1"/>
+          <w:sz w:val="32"/>
+          <w:szCs w:val="32"/>
+          <w:lang w:val="en-US"/>
+        </w:rPr>
+        <w:t>-------------------------</w:t>
+      </w:r>
+      <w:r>
+        <w:rPr>
+          <w:color w:val="000000" w:themeColor="text1"/>
+          <w:sz w:val="32"/>
+          <w:szCs w:val="32"/>
+          <w:lang w:val="en-US"/>
+        </w:rPr>
+        <w:t xml:space="preserve"> 32-bit decimal number.</w:t>
+      </w:r>
+    </w:p>
+    <w:p>
+      <w:pPr>
+        <w:rPr>
+          <w:color w:val="000000" w:themeColor="text1"/>
+          <w:sz w:val="32"/>
+          <w:szCs w:val="32"/>
+          <w:lang w:val="en-US"/>
+        </w:rPr>
+      </w:pPr>
+      <w:r>
+        <w:rPr>
+          <w:color w:val="000000" w:themeColor="text1"/>
+          <w:sz w:val="32"/>
+          <w:szCs w:val="32"/>
+          <w:lang w:val="en-US"/>
+        </w:rPr>
+        <w:lastRenderedPageBreak/>
+        <w:t>20. for —</w:t>
+      </w:r>
+      <w:r>
+        <w:rPr>
+          <w:color w:val="000000" w:themeColor="text1"/>
+          <w:sz w:val="32"/>
+          <w:szCs w:val="32"/>
+          <w:lang w:val="en-US"/>
+        </w:rPr>
+        <w:t>----------------------------</w:t>
+      </w:r>
+      <w:r>
+        <w:rPr>
+          <w:color w:val="000000" w:themeColor="text1"/>
+          <w:sz w:val="32"/>
+          <w:szCs w:val="32"/>
+          <w:lang w:val="en-US"/>
+        </w:rPr>
+        <w:t xml:space="preserve"> Creates a loop.</w:t>
+      </w:r>
+    </w:p>
+    <w:p>
+      <w:pPr>
+        <w:rPr>
+          <w:color w:val="000000" w:themeColor="text1"/>
+          <w:sz w:val="32"/>
+          <w:szCs w:val="32"/>
+          <w:lang w:val="en-US"/>
+        </w:rPr>
+      </w:pPr>
+      <w:r>
+        <w:rPr>
+          <w:color w:val="000000" w:themeColor="text1"/>
+          <w:sz w:val="32"/>
+          <w:szCs w:val="32"/>
+          <w:lang w:val="en-US"/>
+        </w:rPr>
+        <w:t>21. if —</w:t>
+      </w:r>
+      <w:r>
+        <w:rPr>
+          <w:color w:val="000000" w:themeColor="text1"/>
+          <w:sz w:val="32"/>
+          <w:szCs w:val="32"/>
+          <w:lang w:val="en-US"/>
+        </w:rPr>
+        <w:t>------------------------------</w:t>
+      </w:r>
+      <w:r>
+        <w:rPr>
+          <w:color w:val="000000" w:themeColor="text1"/>
+          <w:sz w:val="32"/>
+          <w:szCs w:val="32"/>
+          <w:lang w:val="en-US"/>
+        </w:rPr>
+        <w:t xml:space="preserve"> Tests a condition.</w:t>
+      </w:r>
+    </w:p>
+    <w:p>
+      <w:pPr>
+        <w:rPr>
+          <w:color w:val="000000" w:themeColor="text1"/>
+          <w:sz w:val="32"/>
+          <w:szCs w:val="32"/>
+          <w:lang w:val="en-US"/>
+        </w:rPr>
+      </w:pPr>
+      <w:r>
+        <w:rPr>
+          <w:color w:val="000000" w:themeColor="text1"/>
+          <w:sz w:val="32"/>
+          <w:szCs w:val="32"/>
+          <w:lang w:val="en-US"/>
+        </w:rPr>
+        <w:t>22. implements —</w:t>
+      </w:r>
+      <w:r>
+        <w:rPr>
+          <w:color w:val="000000" w:themeColor="text1"/>
+          <w:sz w:val="32"/>
+          <w:szCs w:val="32"/>
+          <w:lang w:val="en-US"/>
+        </w:rPr>
+        <w:t>----------------</w:t>
+      </w:r>
+      <w:r>
+        <w:rPr>
+          <w:color w:val="000000" w:themeColor="text1"/>
+          <w:sz w:val="32"/>
+          <w:szCs w:val="32"/>
+          <w:lang w:val="en-US"/>
+        </w:rPr>
+        <w:t xml:space="preserve"> Makes a class implement an interface.</w:t>
+      </w:r>
+    </w:p>
+    <w:p>
+      <w:pPr>
+        <w:rPr>
+          <w:color w:val="000000" w:themeColor="text1"/>
+          <w:sz w:val="32"/>
+          <w:szCs w:val="32"/>
+          <w:lang w:val="en-US"/>
+        </w:rPr>
+      </w:pPr>
+      <w:r>
+        <w:rPr>
+          <w:color w:val="000000" w:themeColor="text1"/>
+          <w:sz w:val="32"/>
+          <w:szCs w:val="32"/>
+          <w:lang w:val="en-US"/>
+        </w:rPr>
+        <w:t xml:space="preserve">23. import </w:t>
+      </w:r>
+      <w:r>
+        <w:rPr>
+          <w:color w:val="000000" w:themeColor="text1"/>
+          <w:sz w:val="32"/>
+          <w:szCs w:val="32"/>
+          <w:lang w:val="en-US"/>
+        </w:rPr>
+        <w:t>-----------------------</w:t>
+      </w:r>
+      <w:r>
+        <w:rPr>
+          <w:color w:val="000000" w:themeColor="text1"/>
+          <w:sz w:val="32"/>
+          <w:szCs w:val="32"/>
+          <w:lang w:val="en-US"/>
+        </w:rPr>
+        <w:t>— Imports classes or packages.</w:t>
+      </w:r>
+    </w:p>
+    <w:p>
+      <w:pPr>
+        <w:rPr>
+          <w:color w:val="000000" w:themeColor="text1"/>
+          <w:sz w:val="32"/>
+          <w:szCs w:val="32"/>
+          <w:lang w:val="en-US"/>
+        </w:rPr>
+      </w:pPr>
+      <w:r>
+        <w:rPr>
+          <w:color w:val="000000" w:themeColor="text1"/>
+          <w:sz w:val="32"/>
+          <w:szCs w:val="32"/>
+          <w:lang w:val="en-US"/>
+        </w:rPr>
+        <w:t>24. instanceof —</w:t>
+      </w:r>
+      <w:r>
+        <w:rPr>
+          <w:color w:val="000000" w:themeColor="text1"/>
+          <w:sz w:val="32"/>
+          <w:szCs w:val="32"/>
+          <w:lang w:val="en-US"/>
+        </w:rPr>
+        <w:t>------------------</w:t>
+      </w:r>
+      <w:r>
+        <w:rPr>
+          <w:color w:val="000000" w:themeColor="text1"/>
+          <w:sz w:val="32"/>
+          <w:szCs w:val="32"/>
+          <w:lang w:val="en-US"/>
+        </w:rPr>
+        <w:t xml:space="preserve"> Checks an object's type.</w:t>
+      </w:r>
+    </w:p>
+    <w:p>
+      <w:pPr>
+        <w:rPr>
+          <w:color w:val="000000" w:themeColor="text1"/>
+          <w:sz w:val="32"/>
+          <w:szCs w:val="32"/>
+          <w:lang w:val="en-US"/>
+        </w:rPr>
+      </w:pPr>
+      <w:r>
+        <w:rPr>
+          <w:color w:val="000000" w:themeColor="text1"/>
+          <w:sz w:val="32"/>
+          <w:szCs w:val="32"/>
+          <w:lang w:val="en-US"/>
+        </w:rPr>
+        <w:t>25. int —</w:t>
+      </w:r>
+      <w:r>
+        <w:rPr>
+          <w:color w:val="000000" w:themeColor="text1"/>
+          <w:sz w:val="32"/>
+          <w:szCs w:val="32"/>
+          <w:lang w:val="en-US"/>
+        </w:rPr>
+        <w:t xml:space="preserve">---------------------------- </w:t>
+      </w:r>
+      <w:r>
+        <w:rPr>
+          <w:color w:val="000000" w:themeColor="text1"/>
+          <w:sz w:val="32"/>
+          <w:szCs w:val="32"/>
+          <w:lang w:val="en-US"/>
+        </w:rPr>
+        <w:t>32-bit integer.</w:t>
+      </w:r>
+    </w:p>
+    <w:p>
+      <w:pPr>
+        <w:rPr>
+          <w:color w:val="000000" w:themeColor="text1"/>
+          <w:sz w:val="32"/>
+          <w:szCs w:val="32"/>
+          <w:lang w:val="en-US"/>
+        </w:rPr>
+      </w:pPr>
+      <w:r>
+        <w:rPr>
+          <w:color w:val="000000" w:themeColor="text1"/>
+          <w:sz w:val="32"/>
+          <w:szCs w:val="32"/>
+          <w:lang w:val="en-US"/>
+        </w:rPr>
+        <w:t>26. interface —</w:t>
+      </w:r>
+      <w:r>
+        <w:rPr>
+          <w:color w:val="000000" w:themeColor="text1"/>
+          <w:sz w:val="32"/>
+          <w:szCs w:val="32"/>
+          <w:lang w:val="en-US"/>
+        </w:rPr>
+        <w:t>-------------------</w:t>
+      </w:r>
+      <w:r>
+        <w:rPr>
+          <w:color w:val="000000" w:themeColor="text1"/>
+          <w:sz w:val="32"/>
+          <w:szCs w:val="32"/>
+          <w:lang w:val="en-US"/>
+        </w:rPr>
+        <w:t xml:space="preserve"> Defines an interface.</w:t>
+      </w:r>
+    </w:p>
+    <w:p>
+      <w:pPr>
+        <w:rPr>
+          <w:color w:val="000000" w:themeColor="text1"/>
+          <w:sz w:val="32"/>
+          <w:szCs w:val="32"/>
+          <w:lang w:val="en-US"/>
+        </w:rPr>
+      </w:pPr>
+      <w:r>
+        <w:rPr>
+          <w:color w:val="000000" w:themeColor="text1"/>
+          <w:sz w:val="32"/>
+          <w:szCs w:val="32"/>
+          <w:lang w:val="en-US"/>
+        </w:rPr>
+        <w:t>27. long —</w:t>
+      </w:r>
+      <w:r>
+        <w:rPr>
+          <w:color w:val="000000" w:themeColor="text1"/>
+          <w:sz w:val="32"/>
+          <w:szCs w:val="32"/>
+          <w:lang w:val="en-US"/>
+        </w:rPr>
+        <w:t>-------------------------</w:t>
+      </w:r>
+      <w:r>
+        <w:rPr>
+          <w:color w:val="000000" w:themeColor="text1"/>
+          <w:sz w:val="32"/>
+          <w:szCs w:val="32"/>
+          <w:lang w:val="en-US"/>
+        </w:rPr>
+        <w:t xml:space="preserve"> 64-bit integer.</w:t>
+      </w:r>
+    </w:p>
+    <w:p>
+      <w:pPr>
+        <w:rPr>
+          <w:color w:val="000000" w:themeColor="text1"/>
+          <w:sz w:val="32"/>
+          <w:szCs w:val="32"/>
+          <w:lang w:val="en-US"/>
+        </w:rPr>
+      </w:pPr>
+      <w:r>
+        <w:rPr>
+          <w:color w:val="000000" w:themeColor="text1"/>
+          <w:sz w:val="32"/>
+          <w:szCs w:val="32"/>
+          <w:lang w:val="en-US"/>
+        </w:rPr>
+        <w:t>28. native —</w:t>
+      </w:r>
+      <w:r>
+        <w:rPr>
+          <w:color w:val="000000" w:themeColor="text1"/>
+          <w:sz w:val="32"/>
+          <w:szCs w:val="32"/>
+          <w:lang w:val="en-US"/>
+        </w:rPr>
+        <w:t>-----------------------</w:t>
+      </w:r>
+      <w:r>
+        <w:rPr>
+          <w:color w:val="000000" w:themeColor="text1"/>
+          <w:sz w:val="32"/>
+          <w:szCs w:val="32"/>
+          <w:lang w:val="en-US"/>
+        </w:rPr>
+        <w:t xml:space="preserve"> Declares a method implemented outside Java.</w:t>
+      </w:r>
+    </w:p>
+    <w:p>
+      <w:pPr>
+        <w:rPr>
+          <w:color w:val="000000" w:themeColor="text1"/>
+          <w:sz w:val="32"/>
+          <w:szCs w:val="32"/>
+          <w:lang w:val="en-US"/>
+        </w:rPr>
+      </w:pPr>
+      <w:r>
+        <w:rPr>
+          <w:color w:val="000000" w:themeColor="text1"/>
+          <w:sz w:val="32"/>
+          <w:szCs w:val="32"/>
+          <w:lang w:val="en-US"/>
+        </w:rPr>
+        <w:t>29. new —</w:t>
+      </w:r>
+      <w:r>
+        <w:rPr>
+          <w:color w:val="000000" w:themeColor="text1"/>
+          <w:sz w:val="32"/>
+          <w:szCs w:val="32"/>
+          <w:lang w:val="en-US"/>
+        </w:rPr>
+        <w:t>-------------------------</w:t>
+      </w:r>
+      <w:r>
+        <w:rPr>
+          <w:color w:val="000000" w:themeColor="text1"/>
+          <w:sz w:val="32"/>
+          <w:szCs w:val="32"/>
+          <w:lang w:val="en-US"/>
+        </w:rPr>
+        <w:t xml:space="preserve"> Creates an object.</w:t>
+      </w:r>
+    </w:p>
+    <w:p>
+      <w:pPr>
+        <w:rPr>
+          <w:color w:val="000000" w:themeColor="text1"/>
+          <w:sz w:val="32"/>
+          <w:szCs w:val="32"/>
+          <w:lang w:val="en-US"/>
+        </w:rPr>
+      </w:pPr>
+      <w:r>
+        <w:rPr>
+          <w:color w:val="000000" w:themeColor="text1"/>
+          <w:sz w:val="32"/>
+          <w:szCs w:val="32"/>
+          <w:lang w:val="en-US"/>
+        </w:rPr>
+        <w:t>30. package —</w:t>
+      </w:r>
+      <w:r>
+        <w:rPr>
+          <w:color w:val="000000" w:themeColor="text1"/>
+          <w:sz w:val="32"/>
+          <w:szCs w:val="32"/>
+          <w:lang w:val="en-US"/>
+        </w:rPr>
+        <w:t>--------------------</w:t>
+      </w:r>
+      <w:r>
+        <w:rPr>
+          <w:color w:val="000000" w:themeColor="text1"/>
+          <w:sz w:val="32"/>
+          <w:szCs w:val="32"/>
+          <w:lang w:val="en-US"/>
+        </w:rPr>
+        <w:t xml:space="preserve"> Groups related classes.</w:t>
+      </w:r>
+    </w:p>
+    <w:p>
+      <w:pPr>
+        <w:rPr>
+          <w:color w:val="000000" w:themeColor="text1"/>
+          <w:sz w:val="32"/>
+          <w:szCs w:val="32"/>
+          <w:lang w:val="en-US"/>
+        </w:rPr>
+      </w:pPr>
+      <w:r>
+        <w:rPr>
+          <w:color w:val="000000" w:themeColor="text1"/>
+          <w:sz w:val="32"/>
+          <w:szCs w:val="32"/>
+          <w:lang w:val="en-US"/>
+        </w:rPr>
+        <w:t>31. private —</w:t>
+      </w:r>
+      <w:r>
+        <w:rPr>
+          <w:color w:val="000000" w:themeColor="text1"/>
+          <w:sz w:val="32"/>
+          <w:szCs w:val="32"/>
+          <w:lang w:val="en-US"/>
+        </w:rPr>
+        <w:t>----------------------</w:t>
+      </w:r>
+      <w:r>
+        <w:rPr>
+          <w:color w:val="000000" w:themeColor="text1"/>
+          <w:sz w:val="32"/>
+          <w:szCs w:val="32"/>
+          <w:lang w:val="en-US"/>
+        </w:rPr>
+        <w:t xml:space="preserve"> Limits access to the class.</w:t>
+      </w:r>
+    </w:p>
+    <w:p>
+      <w:pPr>
+        <w:rPr>
+          <w:color w:val="000000" w:themeColor="text1"/>
+          <w:sz w:val="32"/>
+          <w:szCs w:val="32"/>
+          <w:lang w:val="en-US"/>
+        </w:rPr>
+      </w:pPr>
+      <w:r>
+        <w:rPr>
+          <w:color w:val="000000" w:themeColor="text1"/>
+          <w:sz w:val="32"/>
+          <w:szCs w:val="32"/>
+          <w:lang w:val="en-US"/>
+        </w:rPr>
+        <w:t>32. protected —</w:t>
+      </w:r>
+      <w:r>
+        <w:rPr>
+          <w:color w:val="000000" w:themeColor="text1"/>
+          <w:sz w:val="32"/>
+          <w:szCs w:val="32"/>
+          <w:lang w:val="en-US"/>
+        </w:rPr>
+        <w:t>------------------</w:t>
+      </w:r>
+      <w:r>
+        <w:rPr>
+          <w:color w:val="000000" w:themeColor="text1"/>
+          <w:sz w:val="32"/>
+          <w:szCs w:val="32"/>
+          <w:lang w:val="en-US"/>
+        </w:rPr>
+        <w:t xml:space="preserve"> Allows package/subclass access.</w:t>
+      </w:r>
+    </w:p>
+    <w:p>
+      <w:pPr>
+        <w:rPr>
+          <w:color w:val="000000" w:themeColor="text1"/>
+          <w:sz w:val="32"/>
+          <w:szCs w:val="32"/>
+          <w:lang w:val="en-US"/>
+        </w:rPr>
+      </w:pPr>
+      <w:r>
+        <w:rPr>
+          <w:color w:val="000000" w:themeColor="text1"/>
+          <w:sz w:val="32"/>
+          <w:szCs w:val="32"/>
+          <w:lang w:val="en-US"/>
+        </w:rPr>
+        <w:t>33. public —</w:t>
+      </w:r>
+      <w:r>
+        <w:rPr>
+          <w:color w:val="000000" w:themeColor="text1"/>
+          <w:sz w:val="32"/>
+          <w:szCs w:val="32"/>
+          <w:lang w:val="en-US"/>
+        </w:rPr>
+        <w:t>-----------------------</w:t>
+      </w:r>
+      <w:r>
+        <w:rPr>
+          <w:color w:val="000000" w:themeColor="text1"/>
+          <w:sz w:val="32"/>
+          <w:szCs w:val="32"/>
+          <w:lang w:val="en-US"/>
+        </w:rPr>
+        <w:t xml:space="preserve"> Makes something accessible.</w:t>
+      </w:r>
+    </w:p>
+    <w:p>
+      <w:pPr>
+        <w:rPr>
+          <w:color w:val="000000" w:themeColor="text1"/>
+          <w:sz w:val="32"/>
+          <w:szCs w:val="32"/>
+          <w:lang w:val="en-US"/>
+        </w:rPr>
+      </w:pPr>
+      <w:r>
+        <w:rPr>
+          <w:color w:val="000000" w:themeColor="text1"/>
+          <w:sz w:val="32"/>
+          <w:szCs w:val="32"/>
+          <w:lang w:val="en-US"/>
+        </w:rPr>
+        <w:t>34. return —</w:t>
+      </w:r>
+      <w:r>
+        <w:rPr>
+          <w:color w:val="000000" w:themeColor="text1"/>
+          <w:sz w:val="32"/>
+          <w:szCs w:val="32"/>
+          <w:lang w:val="en-US"/>
+        </w:rPr>
+        <w:t>-----------------------</w:t>
+      </w:r>
+      <w:r>
+        <w:rPr>
+          <w:color w:val="000000" w:themeColor="text1"/>
+          <w:sz w:val="32"/>
+          <w:szCs w:val="32"/>
+          <w:lang w:val="en-US"/>
+        </w:rPr>
+        <w:t xml:space="preserve"> Returns a value from a method.</w:t>
+      </w:r>
+    </w:p>
+    <w:p>
+      <w:pPr>
+        <w:rPr>
+          <w:color w:val="000000" w:themeColor="text1"/>
+          <w:sz w:val="32"/>
+          <w:szCs w:val="32"/>
+          <w:lang w:val="en-US"/>
+        </w:rPr>
+      </w:pPr>
+      <w:r>
+        <w:rPr>
+          <w:color w:val="000000" w:themeColor="text1"/>
+          <w:sz w:val="32"/>
+          <w:szCs w:val="32"/>
+          <w:lang w:val="en-US"/>
+        </w:rPr>
+        <w:t>35. short —</w:t>
+      </w:r>
+      <w:r>
+        <w:rPr>
+          <w:color w:val="000000" w:themeColor="text1"/>
+          <w:sz w:val="32"/>
+          <w:szCs w:val="32"/>
+          <w:lang w:val="en-US"/>
+        </w:rPr>
+        <w:t>------------------------</w:t>
+      </w:r>
+      <w:r>
+        <w:rPr>
+          <w:color w:val="000000" w:themeColor="text1"/>
+          <w:sz w:val="32"/>
+          <w:szCs w:val="32"/>
+          <w:lang w:val="en-US"/>
+        </w:rPr>
+        <w:t xml:space="preserve"> 16-bit integer.</w:t>
+      </w:r>
+    </w:p>
+    <w:p>
+      <w:pPr>
+        <w:rPr>
+          <w:color w:val="000000" w:themeColor="text1"/>
+          <w:sz w:val="32"/>
+          <w:szCs w:val="32"/>
+          <w:lang w:val="en-US"/>
+        </w:rPr>
+      </w:pPr>
+      <w:r>
+        <w:rPr>
+          <w:color w:val="000000" w:themeColor="text1"/>
+          <w:sz w:val="32"/>
+          <w:szCs w:val="32"/>
+          <w:lang w:val="en-US"/>
+        </w:rPr>
+        <w:t>36. static —</w:t>
+      </w:r>
+      <w:r>
+        <w:rPr>
+          <w:color w:val="000000" w:themeColor="text1"/>
+          <w:sz w:val="32"/>
+          <w:szCs w:val="32"/>
+          <w:lang w:val="en-US"/>
+        </w:rPr>
+        <w:t>------------------------</w:t>
+      </w:r>
+      <w:r>
+        <w:rPr>
+          <w:color w:val="000000" w:themeColor="text1"/>
+          <w:sz w:val="32"/>
+          <w:szCs w:val="32"/>
+          <w:lang w:val="en-US"/>
+        </w:rPr>
+        <w:t xml:space="preserve"> Makes a member belong to the class.</w:t>
+      </w:r>
+    </w:p>
+    <w:p>
+      <w:pPr>
+        <w:rPr>
+          <w:color w:val="000000" w:themeColor="text1"/>
+          <w:sz w:val="32"/>
+          <w:szCs w:val="32"/>
+          <w:lang w:val="en-US"/>
+        </w:rPr>
+      </w:pPr>
+      <w:r>
+        <w:rPr>
+          <w:color w:val="000000" w:themeColor="text1"/>
+          <w:sz w:val="32"/>
+          <w:szCs w:val="32"/>
+          <w:lang w:val="en-US"/>
+        </w:rPr>
+        <w:t>37. super —</w:t>
+      </w:r>
+      <w:r>
+        <w:rPr>
+          <w:color w:val="000000" w:themeColor="text1"/>
+          <w:sz w:val="32"/>
+          <w:szCs w:val="32"/>
+          <w:lang w:val="en-US"/>
+        </w:rPr>
+        <w:t>------------------------</w:t>
+      </w:r>
+      <w:r>
+        <w:rPr>
+          <w:color w:val="000000" w:themeColor="text1"/>
+          <w:sz w:val="32"/>
+          <w:szCs w:val="32"/>
+          <w:lang w:val="en-US"/>
+        </w:rPr>
+        <w:t xml:space="preserve"> Refers to the parent class.</w:t>
+      </w:r>
+    </w:p>
+    <w:p>
+      <w:pPr>
+        <w:rPr>
+          <w:color w:val="000000" w:themeColor="text1"/>
+          <w:sz w:val="32"/>
+          <w:szCs w:val="32"/>
+          <w:lang w:val="en-US"/>
+        </w:rPr>
+      </w:pPr>
+      <w:r>
+        <w:rPr>
+          <w:color w:val="000000" w:themeColor="text1"/>
+          <w:sz w:val="32"/>
+          <w:szCs w:val="32"/>
+          <w:lang w:val="en-US"/>
+        </w:rPr>
+        <w:t>38. switch —</w:t>
+      </w:r>
+      <w:r>
+        <w:rPr>
+          <w:color w:val="000000" w:themeColor="text1"/>
+          <w:sz w:val="32"/>
+          <w:szCs w:val="32"/>
+          <w:lang w:val="en-US"/>
+        </w:rPr>
+        <w:t>-----------------------</w:t>
+      </w:r>
+      <w:r>
+        <w:rPr>
+          <w:color w:val="000000" w:themeColor="text1"/>
+          <w:sz w:val="32"/>
+          <w:szCs w:val="32"/>
+          <w:lang w:val="en-US"/>
+        </w:rPr>
+        <w:t xml:space="preserve"> Selects between choices.</w:t>
+      </w:r>
+    </w:p>
+    <w:p>
+      <w:pPr>
+        <w:rPr>
+          <w:color w:val="000000" w:themeColor="text1"/>
+          <w:sz w:val="32"/>
+          <w:szCs w:val="32"/>
+          <w:lang w:val="en-US"/>
+        </w:rPr>
+      </w:pPr>
+      <w:r>
+        <w:rPr>
+          <w:color w:val="000000" w:themeColor="text1"/>
+          <w:sz w:val="32"/>
+          <w:szCs w:val="32"/>
+          <w:lang w:val="en-US"/>
+        </w:rPr>
+        <w:t>39. synchronized —</w:t>
+      </w:r>
+      <w:r>
+        <w:rPr>
+          <w:color w:val="000000" w:themeColor="text1"/>
+          <w:sz w:val="32"/>
+          <w:szCs w:val="32"/>
+          <w:lang w:val="en-US"/>
+        </w:rPr>
+        <w:t>-------------</w:t>
+      </w:r>
+      <w:r>
+        <w:rPr>
+          <w:color w:val="000000" w:themeColor="text1"/>
+          <w:sz w:val="32"/>
+          <w:szCs w:val="32"/>
+          <w:lang w:val="en-US"/>
+        </w:rPr>
+        <w:t xml:space="preserve"> Controls access by multiple threads.</w:t>
+      </w:r>
+    </w:p>
+    <w:p>
+      <w:pPr>
+        <w:rPr>
+          <w:color w:val="000000" w:themeColor="text1"/>
+          <w:sz w:val="32"/>
+          <w:szCs w:val="32"/>
+          <w:lang w:val="en-US"/>
+        </w:rPr>
+      </w:pPr>
+      <w:r>
+        <w:rPr>
+          <w:color w:val="000000" w:themeColor="text1"/>
+          <w:sz w:val="32"/>
+          <w:szCs w:val="32"/>
+          <w:lang w:val="en-US"/>
+        </w:rPr>
+        <w:t>40. this —</w:t>
+      </w:r>
+      <w:r>
+        <w:rPr>
+          <w:color w:val="000000" w:themeColor="text1"/>
+          <w:sz w:val="32"/>
+          <w:szCs w:val="32"/>
+          <w:lang w:val="en-US"/>
+        </w:rPr>
+        <w:t>---------------------------</w:t>
+      </w:r>
+      <w:r>
+        <w:rPr>
+          <w:color w:val="000000" w:themeColor="text1"/>
+          <w:sz w:val="32"/>
+          <w:szCs w:val="32"/>
+          <w:lang w:val="en-US"/>
+        </w:rPr>
+        <w:t>Refers to the current object.</w:t>
+      </w:r>
+    </w:p>
+    <w:p>
+      <w:pPr>
+        <w:rPr>
+          <w:color w:val="000000" w:themeColor="text1"/>
+          <w:sz w:val="32"/>
+          <w:szCs w:val="32"/>
+          <w:lang w:val="en-US"/>
+        </w:rPr>
+      </w:pPr>
+      <w:r>
+        <w:rPr>
+          <w:color w:val="000000" w:themeColor="text1"/>
+          <w:sz w:val="32"/>
+          <w:szCs w:val="32"/>
+          <w:lang w:val="en-US"/>
+        </w:rPr>
+        <w:t>41. throw —</w:t>
+      </w:r>
+      <w:r>
+        <w:rPr>
+          <w:color w:val="000000" w:themeColor="text1"/>
+          <w:sz w:val="32"/>
+          <w:szCs w:val="32"/>
+          <w:lang w:val="en-US"/>
+        </w:rPr>
+        <w:t>-----------------------</w:t>
+      </w:r>
+      <w:r>
+        <w:rPr>
+          <w:color w:val="000000" w:themeColor="text1"/>
+          <w:sz w:val="32"/>
+          <w:szCs w:val="32"/>
+          <w:lang w:val="en-US"/>
+        </w:rPr>
+        <w:t xml:space="preserve"> Throws an exception.</w:t>
+      </w:r>
+    </w:p>
+    <w:p>
+      <w:pPr>
+        <w:rPr>
+          <w:color w:val="000000" w:themeColor="text1"/>
+          <w:sz w:val="32"/>
+          <w:szCs w:val="32"/>
+          <w:lang w:val="en-US"/>
+        </w:rPr>
+      </w:pPr>
+      <w:r>
+        <w:rPr>
+          <w:color w:val="000000" w:themeColor="text1"/>
+          <w:sz w:val="32"/>
+          <w:szCs w:val="32"/>
+          <w:lang w:val="en-US"/>
+        </w:rPr>
+        <w:t>42. throws —</w:t>
+      </w:r>
+      <w:r>
+        <w:rPr>
+          <w:color w:val="000000" w:themeColor="text1"/>
+          <w:sz w:val="32"/>
+          <w:szCs w:val="32"/>
+          <w:lang w:val="en-US"/>
+        </w:rPr>
+        <w:t>----------------------</w:t>
+      </w:r>
+      <w:r>
+        <w:rPr>
+          <w:color w:val="000000" w:themeColor="text1"/>
+          <w:sz w:val="32"/>
+          <w:szCs w:val="32"/>
+          <w:lang w:val="en-US"/>
+        </w:rPr>
+        <w:t xml:space="preserve"> Declares possible exceptions.</w:t>
+      </w:r>
+    </w:p>
+    <w:p>
+      <w:pPr>
+        <w:rPr>
+          <w:color w:val="000000" w:themeColor="text1"/>
+          <w:sz w:val="32"/>
+          <w:szCs w:val="32"/>
+          <w:lang w:val="en-US"/>
+        </w:rPr>
+      </w:pPr>
+      <w:r>
+        <w:rPr>
+          <w:color w:val="000000" w:themeColor="text1"/>
+          <w:sz w:val="32"/>
+          <w:szCs w:val="32"/>
+          <w:lang w:val="en-US"/>
+        </w:rPr>
+        <w:lastRenderedPageBreak/>
+        <w:t>43. transient —</w:t>
+      </w:r>
+      <w:r>
+        <w:rPr>
+          <w:color w:val="000000" w:themeColor="text1"/>
+          <w:sz w:val="32"/>
+          <w:szCs w:val="32"/>
+          <w:lang w:val="en-US"/>
+        </w:rPr>
+        <w:t>-------------------</w:t>
+      </w:r>
+      <w:r>
+        <w:rPr>
+          <w:color w:val="000000" w:themeColor="text1"/>
+          <w:sz w:val="32"/>
+          <w:szCs w:val="32"/>
+          <w:lang w:val="en-US"/>
+        </w:rPr>
+        <w:t xml:space="preserve"> Excludes a field from normal serialization.</w:t>
+      </w:r>
+    </w:p>
+    <w:p>
+      <w:pPr>
+        <w:rPr>
+          <w:color w:val="000000" w:themeColor="text1"/>
+          <w:sz w:val="32"/>
+          <w:szCs w:val="32"/>
+          <w:lang w:val="en-US"/>
+        </w:rPr>
+      </w:pPr>
+      <w:r>
+        <w:rPr>
+          <w:color w:val="000000" w:themeColor="text1"/>
+          <w:sz w:val="32"/>
+          <w:szCs w:val="32"/>
+          <w:lang w:val="en-US"/>
+        </w:rPr>
+        <w:t>44. try —</w:t>
+      </w:r>
+      <w:r>
+        <w:rPr>
+          <w:color w:val="000000" w:themeColor="text1"/>
+          <w:sz w:val="32"/>
+          <w:szCs w:val="32"/>
+          <w:lang w:val="en-US"/>
+        </w:rPr>
+        <w:t>---------------------------</w:t>
+      </w:r>
+      <w:r>
+        <w:rPr>
+          <w:color w:val="000000" w:themeColor="text1"/>
+          <w:sz w:val="32"/>
+          <w:szCs w:val="32"/>
+          <w:lang w:val="en-US"/>
+        </w:rPr>
+        <w:t xml:space="preserve"> Contains code that may cause an exception.</w:t>
+      </w:r>
+    </w:p>
+    <w:p>
+      <w:pPr>
+        <w:rPr>
+          <w:color w:val="000000" w:themeColor="text1"/>
+          <w:sz w:val="32"/>
+          <w:szCs w:val="32"/>
+          <w:lang w:val="en-US"/>
+        </w:rPr>
+      </w:pPr>
+      <w:r>
+        <w:rPr>
+          <w:color w:val="000000" w:themeColor="text1"/>
+          <w:sz w:val="32"/>
+          <w:szCs w:val="32"/>
+          <w:lang w:val="en-US"/>
+        </w:rPr>
+        <w:t>45. void —</w:t>
+      </w:r>
+      <w:r>
+        <w:rPr>
+          <w:color w:val="000000" w:themeColor="text1"/>
+          <w:sz w:val="32"/>
+          <w:szCs w:val="32"/>
+          <w:lang w:val="en-US"/>
+        </w:rPr>
+        <w:t>-------------------------</w:t>
+      </w:r>
+      <w:r>
+        <w:rPr>
+          <w:color w:val="000000" w:themeColor="text1"/>
+          <w:sz w:val="32"/>
+          <w:szCs w:val="32"/>
+          <w:lang w:val="en-US"/>
+        </w:rPr>
+        <w:t xml:space="preserve"> Means a method returns nothing.</w:t>
+      </w:r>
+    </w:p>
+    <w:p>
+      <w:pPr>
+        <w:rPr>
+          <w:color w:val="000000" w:themeColor="text1"/>
+          <w:sz w:val="32"/>
+          <w:szCs w:val="32"/>
+          <w:lang w:val="en-US"/>
+        </w:rPr>
+      </w:pPr>
+      <w:r>
+        <w:rPr>
+          <w:color w:val="000000" w:themeColor="text1"/>
+          <w:sz w:val="32"/>
+          <w:szCs w:val="32"/>
+          <w:lang w:val="en-US"/>
+        </w:rPr>
+        <w:t xml:space="preserve">46. volatile </w:t>
+      </w:r>
+      <w:r>
+        <w:rPr>
+          <w:color w:val="000000" w:themeColor="text1"/>
+          <w:sz w:val="32"/>
+          <w:szCs w:val="32"/>
+          <w:lang w:val="en-US"/>
+        </w:rPr>
+        <w:t>---------------------</w:t>
+      </w:r>
+      <w:r>
+        <w:rPr>
+          <w:color w:val="000000" w:themeColor="text1"/>
+          <w:sz w:val="32"/>
+          <w:szCs w:val="32"/>
+          <w:lang w:val="en-US"/>
+        </w:rPr>
+        <w:t>— Controls visibility of variable changes between threads.</w:t>
+      </w:r>
+    </w:p>
+    <w:p>
+      <w:pPr>
+        <w:rPr>
+          <w:color w:val="000000" w:themeColor="text1"/>
+          <w:sz w:val="32"/>
+          <w:szCs w:val="32"/>
+          <w:lang w:val="en-US"/>
+        </w:rPr>
+      </w:pPr>
+      <w:r>
+        <w:rPr>
+          <w:color w:val="000000" w:themeColor="text1"/>
+          <w:sz w:val="32"/>
+          <w:szCs w:val="32"/>
+          <w:lang w:val="en-US"/>
+        </w:rPr>
+        <w:t>47. while</w:t>
+      </w:r>
+      <w:r>
+        <w:rPr>
+          <w:color w:val="000000" w:themeColor="text1"/>
+          <w:sz w:val="32"/>
+          <w:szCs w:val="32"/>
+          <w:lang w:val="en-US"/>
+        </w:rPr>
+        <w:t>-----------------------</w:t>
+      </w:r>
+      <w:r>
+        <w:rPr>
+          <w:color w:val="000000" w:themeColor="text1"/>
+          <w:sz w:val="32"/>
+          <w:szCs w:val="32"/>
+          <w:lang w:val="en-US"/>
+        </w:rPr>
+        <w:t>— Creates a while loop.</w:t>
+      </w:r>
+    </w:p>
+    <w:p>
+      <w:pPr>
+        <w:rPr>
+          <w:color w:val="000000" w:themeColor="text1"/>
+          <w:sz w:val="32"/>
+          <w:szCs w:val="32"/>
+          <w:lang w:val="en-US"/>
+        </w:rPr>
+      </w:pPr>
+    </w:p>
+    <w:p>
+      <w:pPr>
+        <w:rPr>
+          <w:color w:val="000000" w:themeColor="text1"/>
+          <w:sz w:val="32"/>
+          <w:szCs w:val="32"/>
+          <w:lang w:val="en-US"/>
+        </w:rPr>
+      </w:pPr>
+      <w:r>
+        <w:rPr>
+          <w:color w:val="000000" w:themeColor="text1"/>
+          <w:sz w:val="32"/>
+          <w:szCs w:val="32"/>
+          <w:lang w:val="en-US"/>
+        </w:rPr>
+        <w:t>B. Literals —</w:t>
+      </w:r>
+      <w:r>
+        <w:rPr>
+          <w:color w:val="000000" w:themeColor="text1"/>
+          <w:sz w:val="32"/>
+          <w:szCs w:val="32"/>
+          <w:lang w:val="en-US"/>
+        </w:rPr>
+        <w:t>---------------------------------------------</w:t>
+      </w:r>
+      <w:r>
+        <w:rPr>
+          <w:color w:val="000000" w:themeColor="text1"/>
+          <w:sz w:val="32"/>
+          <w:szCs w:val="32"/>
+          <w:lang w:val="en-US"/>
+        </w:rPr>
+        <w:t xml:space="preserve"> 3</w:t>
+      </w:r>
+    </w:p>
+    <w:p>
+      <w:pPr>
+        <w:rPr>
+          <w:color w:val="000000" w:themeColor="text1"/>
+          <w:sz w:val="32"/>
+          <w:szCs w:val="32"/>
+          <w:lang w:val="en-US"/>
+        </w:rPr>
+      </w:pPr>
+    </w:p>
+    <w:p>
+      <w:pPr>
+        <w:rPr>
+          <w:color w:val="000000" w:themeColor="text1"/>
+          <w:sz w:val="32"/>
+          <w:szCs w:val="32"/>
+          <w:lang w:val="en-US"/>
+        </w:rPr>
+      </w:pPr>
+      <w:r>
+        <w:rPr>
+          <w:color w:val="000000" w:themeColor="text1"/>
+          <w:sz w:val="32"/>
+          <w:szCs w:val="32"/>
+          <w:lang w:val="en-US"/>
+        </w:rPr>
+        <w:t>48. true —</w:t>
+      </w:r>
+      <w:r>
+        <w:rPr>
+          <w:color w:val="000000" w:themeColor="text1"/>
+          <w:sz w:val="32"/>
+          <w:szCs w:val="32"/>
+          <w:lang w:val="en-US"/>
+        </w:rPr>
+        <w:t>-----------------------</w:t>
+      </w:r>
+      <w:r>
+        <w:rPr>
+          <w:color w:val="000000" w:themeColor="text1"/>
+          <w:sz w:val="32"/>
+          <w:szCs w:val="32"/>
+          <w:lang w:val="en-US"/>
+        </w:rPr>
+        <w:t xml:space="preserve"> Boolean value meaning true.</w:t>
+      </w:r>
+    </w:p>
+    <w:p>
+      <w:pPr>
+        <w:rPr>
+          <w:color w:val="000000" w:themeColor="text1"/>
+          <w:sz w:val="32"/>
+          <w:szCs w:val="32"/>
+          <w:lang w:val="en-US"/>
+        </w:rPr>
+      </w:pPr>
+      <w:r>
+        <w:rPr>
+          <w:color w:val="000000" w:themeColor="text1"/>
+          <w:sz w:val="32"/>
+          <w:szCs w:val="32"/>
+          <w:lang w:val="en-US"/>
+        </w:rPr>
+        <w:t>49. false —</w:t>
+      </w:r>
+      <w:r>
+        <w:rPr>
+          <w:color w:val="000000" w:themeColor="text1"/>
+          <w:sz w:val="32"/>
+          <w:szCs w:val="32"/>
+          <w:lang w:val="en-US"/>
+        </w:rPr>
+        <w:t>----------------------</w:t>
+      </w:r>
+      <w:r>
+        <w:rPr>
+          <w:color w:val="000000" w:themeColor="text1"/>
+          <w:sz w:val="32"/>
+          <w:szCs w:val="32"/>
+          <w:lang w:val="en-US"/>
+        </w:rPr>
+        <w:t xml:space="preserve"> Boolean value meaning false.</w:t>
+      </w:r>
+    </w:p>
+    <w:p>
+      <w:pPr>
+        <w:rPr>
+          <w:color w:val="000000" w:themeColor="text1"/>
+          <w:sz w:val="32"/>
+          <w:szCs w:val="32"/>
+          <w:lang w:val="en-US"/>
+        </w:rPr>
+      </w:pPr>
+      <w:r>
+        <w:rPr>
+          <w:color w:val="000000" w:themeColor="text1"/>
+          <w:sz w:val="32"/>
+          <w:szCs w:val="32"/>
+          <w:lang w:val="en-US"/>
+        </w:rPr>
+        <w:t>50. null—</w:t>
+      </w:r>
+      <w:r>
+        <w:rPr>
+          <w:color w:val="000000" w:themeColor="text1"/>
+          <w:sz w:val="32"/>
+          <w:szCs w:val="32"/>
+          <w:lang w:val="en-US"/>
+        </w:rPr>
+        <w:t>------------------------</w:t>
+      </w:r>
+      <w:r>
+        <w:rPr>
+          <w:color w:val="000000" w:themeColor="text1"/>
+          <w:sz w:val="32"/>
+          <w:szCs w:val="32"/>
+          <w:lang w:val="en-US"/>
+        </w:rPr>
+        <w:t xml:space="preserve"> Represents no object or reference.</w:t>
+      </w:r>
+    </w:p>
+    <w:p>
+      <w:pPr>
+        <w:rPr>
+          <w:color w:val="000000" w:themeColor="text1"/>
+          <w:sz w:val="32"/>
+          <w:szCs w:val="32"/>
+          <w:lang w:val="en-US"/>
+        </w:rPr>
+      </w:pPr>
+    </w:p>
+    <w:p>
+      <w:pPr>
+        <w:rPr>
+          <w:color w:val="000000" w:themeColor="text1"/>
+          <w:sz w:val="32"/>
+          <w:szCs w:val="32"/>
+          <w:lang w:val="en-US"/>
+        </w:rPr>
+      </w:pPr>
+      <w:r>
+        <w:rPr>
+          <w:color w:val="000000" w:themeColor="text1"/>
+          <w:sz w:val="32"/>
+          <w:szCs w:val="32"/>
+          <w:lang w:val="en-US"/>
+        </w:rPr>
+        <w:t>C. Contextual Keywords —</w:t>
+      </w:r>
+      <w:r>
+        <w:rPr>
+          <w:color w:val="000000" w:themeColor="text1"/>
+          <w:sz w:val="32"/>
+          <w:szCs w:val="32"/>
+          <w:lang w:val="en-US"/>
+        </w:rPr>
+        <w:t>-------------------------------------------</w:t>
+      </w:r>
+      <w:r>
+        <w:rPr>
+          <w:color w:val="000000" w:themeColor="text1"/>
+          <w:sz w:val="32"/>
+          <w:szCs w:val="32"/>
+          <w:lang w:val="en-US"/>
+        </w:rPr>
+        <w:t xml:space="preserve"> 4</w:t>
+      </w:r>
+    </w:p>
+    <w:p>
+      <w:pPr>
+        <w:rPr>
+          <w:color w:val="000000" w:themeColor="text1"/>
+          <w:sz w:val="32"/>
+          <w:szCs w:val="32"/>
+          <w:lang w:val="en-US"/>
+        </w:rPr>
+      </w:pPr>
+    </w:p>
+    <w:p>
+      <w:pPr>
+        <w:rPr>
+          <w:color w:val="000000" w:themeColor="text1"/>
+          <w:sz w:val="32"/>
+          <w:szCs w:val="32"/>
+          <w:lang w:val="en-US"/>
+        </w:rPr>
+      </w:pPr>
+      <w:r>
+        <w:rPr>
+          <w:color w:val="000000" w:themeColor="text1"/>
+          <w:sz w:val="32"/>
+          <w:szCs w:val="32"/>
+          <w:lang w:val="en-US"/>
+        </w:rPr>
+        <w:t>51. var —</w:t>
+      </w:r>
+      <w:r>
+        <w:rPr>
+          <w:color w:val="000000" w:themeColor="text1"/>
+          <w:sz w:val="32"/>
+          <w:szCs w:val="32"/>
+          <w:lang w:val="en-US"/>
+        </w:rPr>
+        <w:t>-----------------------</w:t>
+      </w:r>
+      <w:r>
+        <w:rPr>
+          <w:color w:val="000000" w:themeColor="text1"/>
+          <w:sz w:val="32"/>
+          <w:szCs w:val="32"/>
+          <w:lang w:val="en-US"/>
+        </w:rPr>
+        <w:t xml:space="preserve"> Lets Java infer a local variable's type.</w:t>
+      </w:r>
+    </w:p>
+    <w:p>
+      <w:pPr>
+        <w:rPr>
+          <w:color w:val="000000" w:themeColor="text1"/>
+          <w:sz w:val="32"/>
+          <w:szCs w:val="32"/>
+          <w:lang w:val="en-US"/>
+        </w:rPr>
+      </w:pPr>
+      <w:r>
+        <w:rPr>
+          <w:color w:val="000000" w:themeColor="text1"/>
+          <w:sz w:val="32"/>
+          <w:szCs w:val="32"/>
+          <w:lang w:val="en-US"/>
+        </w:rPr>
+        <w:t>52. record —</w:t>
+      </w:r>
+      <w:r>
+        <w:rPr>
+          <w:color w:val="000000" w:themeColor="text1"/>
+          <w:sz w:val="32"/>
+          <w:szCs w:val="32"/>
+          <w:lang w:val="en-US"/>
+        </w:rPr>
+        <w:t>------------------</w:t>
+      </w:r>
+      <w:r>
+        <w:rPr>
+          <w:color w:val="000000" w:themeColor="text1"/>
+          <w:sz w:val="32"/>
+          <w:szCs w:val="32"/>
+          <w:lang w:val="en-US"/>
+        </w:rPr>
+        <w:t xml:space="preserve"> Declares a compact data-carrying class.</w:t>
+      </w:r>
+    </w:p>
+    <w:p>
+      <w:pPr>
+        <w:rPr>
+          <w:color w:val="000000" w:themeColor="text1"/>
+          <w:sz w:val="32"/>
+          <w:szCs w:val="32"/>
+          <w:lang w:val="en-US"/>
+        </w:rPr>
+      </w:pPr>
+      <w:r>
+        <w:rPr>
+          <w:color w:val="000000" w:themeColor="text1"/>
+          <w:sz w:val="32"/>
+          <w:szCs w:val="32"/>
+          <w:lang w:val="en-US"/>
+        </w:rPr>
+        <w:t>53. sealed —</w:t>
+      </w:r>
+      <w:r>
+        <w:rPr>
+          <w:color w:val="000000" w:themeColor="text1"/>
+          <w:sz w:val="32"/>
+          <w:szCs w:val="32"/>
+          <w:lang w:val="en-US"/>
+        </w:rPr>
+        <w:t>------------------</w:t>
+      </w:r>
+      <w:r>
+        <w:rPr>
+          <w:color w:val="000000" w:themeColor="text1"/>
+          <w:sz w:val="32"/>
+          <w:szCs w:val="32"/>
+          <w:lang w:val="en-US"/>
+        </w:rPr>
+        <w:t xml:space="preserve"> Restricts which classes can extend a class.</w:t>
+      </w:r>
+    </w:p>
+    <w:p>
+      <w:pPr>
+        <w:rPr>
+          <w:color w:val="000000" w:themeColor="text1"/>
+          <w:sz w:val="32"/>
+          <w:szCs w:val="32"/>
+          <w:lang w:val="en-US"/>
+        </w:rPr>
+      </w:pPr>
+      <w:r>
+        <w:rPr>
+          <w:color w:val="000000" w:themeColor="text1"/>
+          <w:sz w:val="32"/>
+          <w:szCs w:val="32"/>
+          <w:lang w:val="en-US"/>
+        </w:rPr>
+        <w:t>54. yield —</w:t>
+      </w:r>
+      <w:r>
+        <w:rPr>
+          <w:color w:val="000000" w:themeColor="text1"/>
+          <w:sz w:val="32"/>
+          <w:szCs w:val="32"/>
+          <w:lang w:val="en-US"/>
+        </w:rPr>
+        <w:t>---------------------</w:t>
+      </w:r>
+      <w:r>
+        <w:rPr>
+          <w:color w:val="000000" w:themeColor="text1"/>
+          <w:sz w:val="32"/>
+          <w:szCs w:val="32"/>
+          <w:lang w:val="en-US"/>
+        </w:rPr>
+        <w:t>Returns a value from a switch expression.</w:t>
+      </w:r>
+    </w:p>
+    <w:p>
+      <w:pPr>
+        <w:rPr>
+          <w:color w:val="000000" w:themeColor="text1"/>
+          <w:sz w:val="32"/>
+          <w:szCs w:val="32"/>
+          <w:lang w:val="en-US"/>
+        </w:rPr>
+      </w:pPr>
+    </w:p>
+    <w:p>
+      <w:pPr>
+        <w:rPr>
+          <w:color w:val="000000" w:themeColor="text1"/>
+          <w:sz w:val="32"/>
+          <w:szCs w:val="32"/>
+          <w:lang w:val="en-US"/>
+        </w:rPr>
+      </w:pPr>
+      <w:r>
+        <w:rPr>
+          <w:color w:val="000000" w:themeColor="text1"/>
+          <w:sz w:val="32"/>
+          <w:szCs w:val="32"/>
+          <w:lang w:val="en-US"/>
+        </w:rPr>
+        <w:t>D. Reserved / Not in Use or Obsolete —</w:t>
+      </w:r>
+      <w:r>
+        <w:rPr>
+          <w:color w:val="000000" w:themeColor="text1"/>
+          <w:sz w:val="32"/>
+          <w:szCs w:val="32"/>
+          <w:lang w:val="en-US"/>
+        </w:rPr>
+        <w:t>------------------------</w:t>
+      </w:r>
+      <w:r>
+        <w:rPr>
+          <w:color w:val="000000" w:themeColor="text1"/>
+          <w:sz w:val="32"/>
+          <w:szCs w:val="32"/>
+          <w:lang w:val="en-US"/>
+        </w:rPr>
+        <w:t xml:space="preserve"> 3</w:t>
+      </w:r>
+    </w:p>
+    <w:p>
+      <w:pPr>
+        <w:rPr>
+          <w:color w:val="000000" w:themeColor="text1"/>
+          <w:sz w:val="32"/>
+          <w:szCs w:val="32"/>
+          <w:lang w:val="en-US"/>
+        </w:rPr>
+      </w:pPr>
+    </w:p>
+    <w:p>
+      <w:pPr>
+        <w:rPr>
+          <w:color w:val="000000" w:themeColor="text1"/>
+          <w:sz w:val="32"/>
+          <w:szCs w:val="32"/>
+          <w:lang w:val="en-US"/>
+        </w:rPr>
+      </w:pPr>
+      <w:r>
+        <w:rPr>
+          <w:color w:val="000000" w:themeColor="text1"/>
+          <w:sz w:val="32"/>
+          <w:szCs w:val="32"/>
+          <w:lang w:val="en-US"/>
+        </w:rPr>
+        <w:t>55. const —</w:t>
+      </w:r>
+      <w:r>
+        <w:rPr>
+          <w:color w:val="000000" w:themeColor="text1"/>
+          <w:sz w:val="32"/>
+          <w:szCs w:val="32"/>
+          <w:lang w:val="en-US"/>
+        </w:rPr>
+        <w:t>------------------</w:t>
+      </w:r>
+      <w:r>
+        <w:rPr>
+          <w:color w:val="000000" w:themeColor="text1"/>
+          <w:sz w:val="32"/>
+          <w:szCs w:val="32"/>
+          <w:lang w:val="en-US"/>
+        </w:rPr>
+        <w:t xml:space="preserve"> Reserved but not used in Java.</w:t>
+      </w:r>
+    </w:p>
+    <w:p>
+      <w:pPr>
+        <w:rPr>
+          <w:color w:val="000000" w:themeColor="text1"/>
+          <w:sz w:val="32"/>
+          <w:szCs w:val="32"/>
+          <w:lang w:val="en-US"/>
+        </w:rPr>
+      </w:pPr>
+      <w:r>
+        <w:rPr>
+          <w:color w:val="000000" w:themeColor="text1"/>
+          <w:sz w:val="32"/>
+          <w:szCs w:val="32"/>
+          <w:lang w:val="en-US"/>
+        </w:rPr>
+        <w:lastRenderedPageBreak/>
+        <w:t>56. goto —</w:t>
+      </w:r>
+      <w:r>
+        <w:rPr>
+          <w:color w:val="000000" w:themeColor="text1"/>
+          <w:sz w:val="32"/>
+          <w:szCs w:val="32"/>
+          <w:lang w:val="en-US"/>
+        </w:rPr>
+        <w:t>-------------------</w:t>
+      </w:r>
+      <w:r>
+        <w:rPr>
+          <w:color w:val="000000" w:themeColor="text1"/>
+          <w:sz w:val="32"/>
+          <w:szCs w:val="32"/>
+          <w:lang w:val="en-US"/>
+        </w:rPr>
+        <w:t xml:space="preserve"> Reserved but not used in Java.</w:t>
+      </w:r>
+    </w:p>
+    <w:p>
+      <w:pPr>
+        <w:rPr>
+          <w:color w:val="000000" w:themeColor="text1"/>
+          <w:sz w:val="32"/>
+          <w:szCs w:val="32"/>
+          <w:lang w:val="en-US"/>
+        </w:rPr>
+      </w:pPr>
+      <w:r>
+        <w:rPr>
+          <w:color w:val="000000" w:themeColor="text1"/>
+          <w:sz w:val="32"/>
+          <w:szCs w:val="32"/>
+          <w:lang w:val="en-US"/>
+        </w:rPr>
+        <w:t>57. strictfp —</w:t>
+      </w:r>
+      <w:r>
+        <w:rPr>
+          <w:color w:val="000000" w:themeColor="text1"/>
+          <w:sz w:val="32"/>
+          <w:szCs w:val="32"/>
+          <w:lang w:val="en-US"/>
+        </w:rPr>
+        <w:t>----------------</w:t>
+      </w:r>
+      <w:r>
+        <w:rPr>
+          <w:color w:val="000000" w:themeColor="text1"/>
+          <w:sz w:val="32"/>
+          <w:szCs w:val="32"/>
+          <w:lang w:val="en-US"/>
+        </w:rPr>
+        <w:t>Obsolete in modern Java; strict floating-point behavior is now standard.</w:t>
+      </w:r>
+    </w:p>
+    <w:p>
+      <w:pPr>
+        <w:rPr>
+          <w:color w:val="000000" w:themeColor="text1"/>
+          <w:sz w:val="144"/>
+          <w:szCs w:val="144"/>
+          <w:lang w:val="en-US"/>
+        </w:rPr>
+      </w:pPr>
+    </w:p>
+    <w:p>
+      <w:pPr>
+        <w:rPr>
+          <w:color w:val="000000" w:themeColor="text1"/>
+          <w:sz w:val="144"/>
+          <w:szCs w:val="144"/>
+          <w:u w:val="single"/>
+          <w:lang w:val="en-US"/>
+        </w:rPr>
+      </w:pPr>
+      <w:r>
+        <w:rPr>
+          <w:color w:val="000000" w:themeColor="text1"/>
+          <w:sz w:val="144"/>
+          <w:szCs w:val="144"/>
+          <w:u w:val="single"/>
+          <w:lang w:val="en-US"/>
+        </w:rPr>
+        <w:t>TOTAL</w:t>
+      </w:r>
+    </w:p>
+    <w:p>
+      <w:pPr>
+        <w:rPr>
+          <w:color w:val="000000" w:themeColor="text1"/>
+          <w:sz w:val="32"/>
+          <w:szCs w:val="32"/>
+          <w:lang w:val="en-US"/>
+        </w:rPr>
+      </w:pPr>
+      <w:r>
+        <w:rPr>
+          <w:color w:val="000000" w:themeColor="text1"/>
+          <w:sz w:val="32"/>
+          <w:szCs w:val="32"/>
+          <w:lang w:val="en-US"/>
+        </w:rPr>
+        <w:t>47 currently used keywords</w:t>
+      </w:r>
+    </w:p>
+    <w:p>
+      <w:pPr>
+        <w:rPr>
+          <w:color w:val="000000" w:themeColor="text1"/>
+          <w:sz w:val="32"/>
+          <w:szCs w:val="32"/>
+          <w:lang w:val="en-US"/>
+        </w:rPr>
+      </w:pPr>
+      <w:r>
+        <w:rPr>
+          <w:color w:val="000000" w:themeColor="text1"/>
+          <w:sz w:val="32"/>
+          <w:szCs w:val="32"/>
+          <w:lang w:val="en-US"/>
+        </w:rPr>
+        <w:t>3 literals</w:t>
+      </w:r>
+    </w:p>
+    <w:p>
+      <w:pPr>
+        <w:rPr>
+          <w:color w:val="000000" w:themeColor="text1"/>
+          <w:sz w:val="32"/>
+          <w:szCs w:val="32"/>
+          <w:lang w:val="en-US"/>
+        </w:rPr>
+      </w:pPr>
+      <w:r>
+        <w:rPr>
+          <w:color w:val="000000" w:themeColor="text1"/>
+          <w:sz w:val="32"/>
+          <w:szCs w:val="32"/>
+          <w:lang w:val="en-US"/>
+        </w:rPr>
+        <w:t>4 contextual keywords</w:t>
+      </w:r>
+    </w:p>
+    <w:p>
+      <w:pPr>
+        <w:rPr>
+          <w:color w:val="000000" w:themeColor="text1"/>
+          <w:sz w:val="32"/>
+          <w:szCs w:val="32"/>
+          <w:lang w:val="en-US"/>
+        </w:rPr>
+      </w:pPr>
+      <w:r>
+        <w:rPr>
+          <w:color w:val="000000" w:themeColor="text1"/>
+          <w:sz w:val="32"/>
+          <w:szCs w:val="32"/>
+          <w:lang w:val="en-US"/>
+        </w:rPr>
+        <w:t>3 reserved/obsolete</w:t>
+      </w:r>
+    </w:p>
+    <w:p>
+      <w:pPr>
+        <w:rPr>
+          <w:color w:val="000000" w:themeColor="text1"/>
+          <w:sz w:val="32"/>
+          <w:szCs w:val="32"/>
+          <w:lang w:val="en-US"/>
+        </w:rPr>
+      </w:pPr>
+      <w:r>
+        <w:rPr>
+          <w:color w:val="000000" w:themeColor="text1"/>
+          <w:sz w:val="32"/>
+          <w:szCs w:val="32"/>
+          <w:lang w:val="en-US"/>
+        </w:rPr>
+        <w:t xml:space="preserve">= 57 </w:t>
       </w:r>
     </w:p>
     <w:sectPr>
@@ -994,6 +3444,103 @@
     </w:sectPr>
   </w:body>
 </w:document>
+</file>
+
+<file path=word/numbering.xml><?xml version="1.0" encoding="utf-8"?>
+<w:numbering xmlns:wpc="http://schemas.microsoft.com/office/word/2010/wordprocessingCanvas" xmlns:cx="http://schemas.microsoft.com/office/drawing/2014/chartex" xmlns:cx1="http://schemas.microsoft.com/office/drawing/2015/9/8/chartex" xmlns:cx2="http://schemas.microsoft.com/office/drawing/2015/10/21/chartex" xmlns:cx3="http://schemas.microsoft.com/office/drawing/2016/5/9/chartex" xmlns:cx4="http://schemas.microsoft.com/office/drawing/2016/5/10/chartex" xmlns:cx5="http://schemas.microsoft.com/office/drawing/2016/5/11/chartex" xmlns:cx6="http://schemas.microsoft.com/office/drawing/2016/5/12/chartex" xmlns:cx7="http://schemas.microsoft.com/office/drawing/2016/5/13/chartex" xmlns:cx8="http://schemas.microsoft.com/office/drawing/2016/5/14/chartex" xmlns:mc="http://schemas.openxmlformats.org/markup-compatibility/2006" xmlns:aink="http://schemas.microsoft.com/office/drawing/2016/ink" xmlns:am3d="http://schemas.microsoft.com/office/drawing/2017/model3d" xmlns:o="urn:schemas-microsoft-com:office:office" xmlns:r="http://schemas.openxmlformats.org/officeDocument/2006/relationships" xmlns:m="http://schemas.openxmlformats.org/officeDocument/2006/math" xmlns:v="urn:schemas-microsoft-com:vml" xmlns:wp14="http://schemas.microsoft.com/office/word/2010/wordprocessingDrawing" xmlns:wp="http://schemas.openxmlformats.org/drawingml/2006/wordprocessingDrawing" xmlns:w10="urn:schemas-microsoft-com:office:word" xmlns:w="http://schemas.openxmlformats.org/wordprocessingml/2006/main" xmlns:w14="http://schemas.microsoft.com/office/word/2010/wordml" xmlns:w15="http://schemas.microsoft.com/office/word/2012/wordml" xmlns:w16cex="http://schemas.microsoft.com/office/word/2018/wordml/cex" xmlns:w16cid="http://schemas.microsoft.com/office/word/2016/wordml/cid" xmlns:w16="http://schemas.microsoft.com/office/word/2018/wordml" xmlns:w16sdtdh="http://schemas.microsoft.com/office/word/2020/wordml/sdtdatahash" xmlns:w16se="http://schemas.microsoft.com/office/word/2015/wordml/symex" xmlns:wpg="http://schemas.microsoft.com/office/word/2010/wordprocessingGroup" xmlns:wpi="http://schemas.microsoft.com/office/word/2010/wordprocessingInk" xmlns:wne="http://schemas.microsoft.com/office/word/2006/wordml" xmlns:wps="http://schemas.microsoft.com/office/word/2010/wordprocessingShape" mc:Ignorable="w14 w15 w16se w16cid w16 w16cex w16sdtdh wp14">
+  <w:abstractNum w:abstractNumId="0" w15:restartNumberingAfterBreak="0">
+    <w:nsid w:val="4DED36CD"/>
+    <w:multiLevelType w:val="hybridMultilevel"/>
+    <w:tmpl w:val="D8D64162"/>
+    <w:lvl w:ilvl="0" w:tplc="20000015">
+      <w:start w:val="1"/>
+      <w:numFmt w:val="upperLetter"/>
+      <w:lvlText w:val="%1."/>
+      <w:lvlJc w:val="left"/>
+      <w:pPr>
+        <w:ind w:left="720" w:hanging="360"/>
+      </w:pPr>
+      <w:rPr>
+        <w:rFonts w:hint="default"/>
+      </w:rPr>
+    </w:lvl>
+    <w:lvl w:ilvl="1" w:tplc="20000019" w:tentative="1">
+      <w:start w:val="1"/>
+      <w:numFmt w:val="lowerLetter"/>
+      <w:lvlText w:val="%2."/>
+      <w:lvlJc w:val="left"/>
+      <w:pPr>
+        <w:ind w:left="1440" w:hanging="360"/>
+      </w:pPr>
+    </w:lvl>
+    <w:lvl w:ilvl="2" w:tplc="2000001B" w:tentative="1">
+      <w:start w:val="1"/>
+      <w:numFmt w:val="lowerRoman"/>
+      <w:lvlText w:val="%3."/>
+      <w:lvlJc w:val="right"/>
+      <w:pPr>
+        <w:ind w:left="2160" w:hanging="180"/>
+      </w:pPr>
+    </w:lvl>
+    <w:lvl w:ilvl="3" w:tplc="2000000F" w:tentative="1">
+      <w:start w:val="1"/>
+      <w:numFmt w:val="decimal"/>
+      <w:lvlText w:val="%4."/>
+      <w:lvlJc w:val="left"/>
+      <w:pPr>
+        <w:ind w:left="2880" w:hanging="360"/>
+      </w:pPr>
+    </w:lvl>
+    <w:lvl w:ilvl="4" w:tplc="20000019" w:tentative="1">
+      <w:start w:val="1"/>
+      <w:numFmt w:val="lowerLetter"/>
+      <w:lvlText w:val="%5."/>
+      <w:lvlJc w:val="left"/>
+      <w:pPr>
+        <w:ind w:left="3600" w:hanging="360"/>
+      </w:pPr>
+    </w:lvl>
+    <w:lvl w:ilvl="5" w:tplc="2000001B" w:tentative="1">
+      <w:start w:val="1"/>
+      <w:numFmt w:val="lowerRoman"/>
+      <w:lvlText w:val="%6."/>
+      <w:lvlJc w:val="right"/>
+      <w:pPr>
+        <w:ind w:left="4320" w:hanging="180"/>
+      </w:pPr>
+    </w:lvl>
+    <w:lvl w:ilvl="6" w:tplc="2000000F" w:tentative="1">
+      <w:start w:val="1"/>
+      <w:numFmt w:val="decimal"/>
+      <w:lvlText w:val="%7."/>
+      <w:lvlJc w:val="left"/>
+      <w:pPr>
+        <w:ind w:left="5040" w:hanging="360"/>
+      </w:pPr>
+    </w:lvl>
+    <w:lvl w:ilvl="7" w:tplc="20000019" w:tentative="1">
+      <w:start w:val="1"/>
+      <w:numFmt w:val="lowerLetter"/>
+      <w:lvlText w:val="%8."/>
+      <w:lvlJc w:val="left"/>
+      <w:pPr>
+        <w:ind w:left="5760" w:hanging="360"/>
+      </w:pPr>
+    </w:lvl>
+    <w:lvl w:ilvl="8" w:tplc="2000001B" w:tentative="1">
+      <w:start w:val="1"/>
+      <w:numFmt w:val="lowerRoman"/>
+      <w:lvlText w:val="%9."/>
+      <w:lvlJc w:val="right"/>
+      <w:pPr>
+        <w:ind w:left="6480" w:hanging="180"/>
+      </w:pPr>
+    </w:lvl>
+  </w:abstractNum>
+  <w:num w:numId="1">
+    <w:abstractNumId w:val="0"/>
+  </w:num>
+</w:numbering>
 </file>
 
 <file path=word/styles.xml><?xml version="1.0" encoding="utf-8"?>
@@ -1422,6 +3969,17 @@
     <w:semiHidden/>
     <w:unhideWhenUsed/>
   </w:style>
+  <w:style w:type="paragraph" w:styleId="ListParagraph">
+    <w:name w:val="List Paragraph"/>
+    <w:basedOn w:val="Normal"/>
+    <w:uiPriority w:val="34"/>
+    <w:qFormat/>
+    <w:rsid w:val="00CC705D"/>
+    <w:pPr>
+      <w:ind w:left="720"/>
+      <w:contextualSpacing/>
+    </w:pPr>
+  </w:style>
 </w:styles>
 </file>
 

--- a/chapter 1.docx
+++ b/chapter 1.docx
@@ -170,7 +170,27 @@
           <w:szCs w:val="24"/>
           <w:lang w:val="en-US"/>
         </w:rPr>
-        <w:t>Sun bundled Java with HotJava, a browser that could run Java "applets" — small programs embedded in web pages.</w:t>
+        <w:t xml:space="preserve">Sun bundled Java with </w:t>
+      </w:r>
+      <w:proofErr w:type="spellStart"/>
+      <w:r>
+        <w:rPr>
+          <w:color w:val="000000" w:themeColor="text1"/>
+          <w:sz w:val="24"/>
+          <w:szCs w:val="24"/>
+          <w:lang w:val="en-US"/>
+        </w:rPr>
+        <w:t>HotJava</w:t>
+      </w:r>
+      <w:proofErr w:type="spellEnd"/>
+      <w:r>
+        <w:rPr>
+          <w:color w:val="000000" w:themeColor="text1"/>
+          <w:sz w:val="24"/>
+          <w:szCs w:val="24"/>
+          <w:lang w:val="en-US"/>
+        </w:rPr>
+        <w:t>, a browser that could run Java "applets" — small programs embedded in web pages.</w:t>
       </w:r>
     </w:p>
     <w:p>
@@ -265,26 +285,68 @@
           <w:szCs w:val="24"/>
           <w:lang w:val="en-US"/>
         </w:rPr>
-        <w:t>Applets drove massive hype — "write once, run anywhere" became a industry buzz-phrase (with the counter-joke "write once, debug everywhere" due to cross-platform inconsistencies).</w:t>
-      </w:r>
-    </w:p>
-    <w:p>
-      <w:pPr>
-        <w:rPr>
-          <w:color w:val="000000" w:themeColor="text1"/>
-          <w:sz w:val="24"/>
-          <w:szCs w:val="24"/>
-          <w:lang w:val="en-US"/>
-        </w:rPr>
-      </w:pPr>
-      <w:r>
-        <w:rPr>
-          <w:color w:val="000000" w:themeColor="text1"/>
-          <w:sz w:val="24"/>
-          <w:szCs w:val="24"/>
-          <w:lang w:val="en-US"/>
-        </w:rPr>
-        <w:t>Java 2 (J2SE 1.2), released December 1998, was a major rewrite that added Swing (GUI toolkit) and Collections framework, and split Java into three editions:</w:t>
+        <w:t xml:space="preserve">Applets drove massive hype — "write once, run anywhere" became </w:t>
+      </w:r>
+      <w:proofErr w:type="spellStart"/>
+      <w:proofErr w:type="gramStart"/>
+      <w:r>
+        <w:rPr>
+          <w:color w:val="000000" w:themeColor="text1"/>
+          <w:sz w:val="24"/>
+          <w:szCs w:val="24"/>
+          <w:lang w:val="en-US"/>
+        </w:rPr>
+        <w:t>a</w:t>
+      </w:r>
+      <w:proofErr w:type="spellEnd"/>
+      <w:proofErr w:type="gramEnd"/>
+      <w:r>
+        <w:rPr>
+          <w:color w:val="000000" w:themeColor="text1"/>
+          <w:sz w:val="24"/>
+          <w:szCs w:val="24"/>
+          <w:lang w:val="en-US"/>
+        </w:rPr>
+        <w:t xml:space="preserve"> industry buzz-phrase (with the counter-joke "write once, debug everywhere" due to cross-platform inconsistencies).</w:t>
+      </w:r>
+    </w:p>
+    <w:p>
+      <w:pPr>
+        <w:rPr>
+          <w:color w:val="000000" w:themeColor="text1"/>
+          <w:sz w:val="24"/>
+          <w:szCs w:val="24"/>
+          <w:lang w:val="en-US"/>
+        </w:rPr>
+      </w:pPr>
+      <w:r>
+        <w:rPr>
+          <w:color w:val="000000" w:themeColor="text1"/>
+          <w:sz w:val="24"/>
+          <w:szCs w:val="24"/>
+          <w:lang w:val="en-US"/>
+        </w:rPr>
+        <w:t xml:space="preserve">Java 2 (J2SE 1.2), released December 1998, was a major rewrite that added Swing (GUI toolkit) and </w:t>
+      </w:r>
+      <w:proofErr w:type="gramStart"/>
+      <w:r>
+        <w:rPr>
+          <w:color w:val="000000" w:themeColor="text1"/>
+          <w:sz w:val="24"/>
+          <w:szCs w:val="24"/>
+          <w:lang w:val="en-US"/>
+        </w:rPr>
+        <w:t>Collections</w:t>
+      </w:r>
+      <w:proofErr w:type="gramEnd"/>
+      <w:r>
+        <w:rPr>
+          <w:color w:val="000000" w:themeColor="text1"/>
+          <w:sz w:val="24"/>
+          <w:szCs w:val="24"/>
+          <w:lang w:val="en-US"/>
+        </w:rPr>
+        <w:t xml:space="preserve"> framework, and split Java into three editions:</w:t>
       </w:r>
     </w:p>
     <w:p>
@@ -418,7 +480,47 @@
           <w:szCs w:val="24"/>
           <w:lang w:val="en-US"/>
         </w:rPr>
-        <w:t>J2SE 5.0 "Tiger" (2004) was a landmark release: generics, annotations, autoboxing, enhanced for-loop, enums, varargs. Sun also switched the numbering scheme here (1.5 became "5.0").</w:t>
+        <w:t xml:space="preserve">J2SE 5.0 "Tiger" (2004) was a landmark release: generics, annotations, autoboxing, enhanced for-loop, </w:t>
+      </w:r>
+      <w:proofErr w:type="spellStart"/>
+      <w:r>
+        <w:rPr>
+          <w:color w:val="000000" w:themeColor="text1"/>
+          <w:sz w:val="24"/>
+          <w:szCs w:val="24"/>
+          <w:lang w:val="en-US"/>
+        </w:rPr>
+        <w:t>enums</w:t>
+      </w:r>
+      <w:proofErr w:type="spellEnd"/>
+      <w:r>
+        <w:rPr>
+          <w:color w:val="000000" w:themeColor="text1"/>
+          <w:sz w:val="24"/>
+          <w:szCs w:val="24"/>
+          <w:lang w:val="en-US"/>
+        </w:rPr>
+        <w:t xml:space="preserve">, </w:t>
+      </w:r>
+      <w:proofErr w:type="spellStart"/>
+      <w:r>
+        <w:rPr>
+          <w:color w:val="000000" w:themeColor="text1"/>
+          <w:sz w:val="24"/>
+          <w:szCs w:val="24"/>
+          <w:lang w:val="en-US"/>
+        </w:rPr>
+        <w:t>varargs</w:t>
+      </w:r>
+      <w:proofErr w:type="spellEnd"/>
+      <w:r>
+        <w:rPr>
+          <w:color w:val="000000" w:themeColor="text1"/>
+          <w:sz w:val="24"/>
+          <w:szCs w:val="24"/>
+          <w:lang w:val="en-US"/>
+        </w:rPr>
+        <w:t>. Sun also switched the numbering scheme here (1.5 became "5.0").</w:t>
       </w:r>
     </w:p>
     <w:p>
@@ -570,7 +672,29 @@
           <w:szCs w:val="24"/>
           <w:lang w:val="en-US"/>
         </w:rPr>
-        <w:t>Java SE 8 (2014) — arguably the most transformative release since 5.0: lambda expressions, the Streams API, a new Date/Time API (java.time), and default methods in interfaces. Java 8 remained the most widely used version for years due to its stability and staying power.</w:t>
+        <w:t>Java SE 8 (2014) — arguably the most transformative release since 5.0: lambda expressions, the Streams API, a new Date/Time API (</w:t>
+      </w:r>
+      <w:proofErr w:type="spellStart"/>
+      <w:proofErr w:type="gramStart"/>
+      <w:r>
+        <w:rPr>
+          <w:color w:val="000000" w:themeColor="text1"/>
+          <w:sz w:val="24"/>
+          <w:szCs w:val="24"/>
+          <w:lang w:val="en-US"/>
+        </w:rPr>
+        <w:t>java.time</w:t>
+      </w:r>
+      <w:proofErr w:type="spellEnd"/>
+      <w:proofErr w:type="gramEnd"/>
+      <w:r>
+        <w:rPr>
+          <w:color w:val="000000" w:themeColor="text1"/>
+          <w:sz w:val="24"/>
+          <w:szCs w:val="24"/>
+          <w:lang w:val="en-US"/>
+        </w:rPr>
+        <w:t>), and default methods in interfaces. Java 8 remained the most widely used version for years due to its stability and staying power.</w:t>
       </w:r>
     </w:p>
     <w:p>
@@ -647,7 +771,67 @@
           <w:lang w:val="en-US"/>
         </w:rPr>
         <w:lastRenderedPageBreak/>
-        <w:t>2019 licensing shakeup: Oracle changed Oracle JDK's commercial licensing to a paid subscription model for production use, prompting widespread migration to free alternatives like OpenJDK, Eclipse Temurin (Adoptium), Amazon Corretto, and Azul Zulu.</w:t>
+        <w:t xml:space="preserve">2019 licensing shakeup: Oracle changed Oracle JDK's commercial licensing to a paid subscription model for production use, prompting widespread migration to free alternatives like OpenJDK, Eclipse </w:t>
+      </w:r>
+      <w:proofErr w:type="spellStart"/>
+      <w:r>
+        <w:rPr>
+          <w:color w:val="000000" w:themeColor="text1"/>
+          <w:sz w:val="24"/>
+          <w:szCs w:val="24"/>
+          <w:lang w:val="en-US"/>
+        </w:rPr>
+        <w:t>Temurin</w:t>
+      </w:r>
+      <w:proofErr w:type="spellEnd"/>
+      <w:r>
+        <w:rPr>
+          <w:color w:val="000000" w:themeColor="text1"/>
+          <w:sz w:val="24"/>
+          <w:szCs w:val="24"/>
+          <w:lang w:val="en-US"/>
+        </w:rPr>
+        <w:t xml:space="preserve"> (</w:t>
+      </w:r>
+      <w:proofErr w:type="spellStart"/>
+      <w:r>
+        <w:rPr>
+          <w:color w:val="000000" w:themeColor="text1"/>
+          <w:sz w:val="24"/>
+          <w:szCs w:val="24"/>
+          <w:lang w:val="en-US"/>
+        </w:rPr>
+        <w:t>Adoptium</w:t>
+      </w:r>
+      <w:proofErr w:type="spellEnd"/>
+      <w:r>
+        <w:rPr>
+          <w:color w:val="000000" w:themeColor="text1"/>
+          <w:sz w:val="24"/>
+          <w:szCs w:val="24"/>
+          <w:lang w:val="en-US"/>
+        </w:rPr>
+        <w:t xml:space="preserve">), Amazon </w:t>
+      </w:r>
+      <w:proofErr w:type="spellStart"/>
+      <w:r>
+        <w:rPr>
+          <w:color w:val="000000" w:themeColor="text1"/>
+          <w:sz w:val="24"/>
+          <w:szCs w:val="24"/>
+          <w:lang w:val="en-US"/>
+        </w:rPr>
+        <w:t>Corretto</w:t>
+      </w:r>
+      <w:proofErr w:type="spellEnd"/>
+      <w:r>
+        <w:rPr>
+          <w:color w:val="000000" w:themeColor="text1"/>
+          <w:sz w:val="24"/>
+          <w:szCs w:val="24"/>
+          <w:lang w:val="en-US"/>
+        </w:rPr>
+        <w:t>, and Azul Zulu.</w:t>
       </w:r>
     </w:p>
     <w:p>
@@ -1108,7 +1292,27 @@
           <w:szCs w:val="32"/>
           <w:lang w:val="en-US"/>
         </w:rPr>
-        <w:t xml:space="preserve">3. boolean </w:t>
+        <w:t xml:space="preserve">3. </w:t>
+      </w:r>
+      <w:proofErr w:type="spellStart"/>
+      <w:r>
+        <w:rPr>
+          <w:color w:val="000000" w:themeColor="text1"/>
+          <w:sz w:val="32"/>
+          <w:szCs w:val="32"/>
+          <w:lang w:val="en-US"/>
+        </w:rPr>
+        <w:t>boolean</w:t>
+      </w:r>
+      <w:proofErr w:type="spellEnd"/>
+      <w:r>
+        <w:rPr>
+          <w:color w:val="000000" w:themeColor="text1"/>
+          <w:sz w:val="32"/>
+          <w:szCs w:val="32"/>
+          <w:lang w:val="en-US"/>
+        </w:rPr>
+        <w:t xml:space="preserve"> </w:t>
       </w:r>
       <w:r>
         <w:rPr>
@@ -1542,26 +1746,66 @@
           <w:szCs w:val="32"/>
           <w:lang w:val="en-US"/>
         </w:rPr>
-        <w:t xml:space="preserve"> Runs when if is false.</w:t>
-      </w:r>
-    </w:p>
-    <w:p>
-      <w:pPr>
-        <w:rPr>
-          <w:color w:val="000000" w:themeColor="text1"/>
-          <w:sz w:val="32"/>
-          <w:szCs w:val="32"/>
-          <w:lang w:val="en-US"/>
-        </w:rPr>
-      </w:pPr>
-      <w:r>
-        <w:rPr>
-          <w:color w:val="000000" w:themeColor="text1"/>
-          <w:sz w:val="32"/>
-          <w:szCs w:val="32"/>
-          <w:lang w:val="en-US"/>
-        </w:rPr>
-        <w:t>15. enum —</w:t>
+        <w:t xml:space="preserve"> Runs when </w:t>
+      </w:r>
+      <w:proofErr w:type="spellStart"/>
+      <w:r>
+        <w:rPr>
+          <w:color w:val="000000" w:themeColor="text1"/>
+          <w:sz w:val="32"/>
+          <w:szCs w:val="32"/>
+          <w:lang w:val="en-US"/>
+        </w:rPr>
+        <w:t>if</w:t>
+      </w:r>
+      <w:proofErr w:type="spellEnd"/>
+      <w:r>
+        <w:rPr>
+          <w:color w:val="000000" w:themeColor="text1"/>
+          <w:sz w:val="32"/>
+          <w:szCs w:val="32"/>
+          <w:lang w:val="en-US"/>
+        </w:rPr>
+        <w:t xml:space="preserve"> is false.</w:t>
+      </w:r>
+    </w:p>
+    <w:p>
+      <w:pPr>
+        <w:rPr>
+          <w:color w:val="000000" w:themeColor="text1"/>
+          <w:sz w:val="32"/>
+          <w:szCs w:val="32"/>
+          <w:lang w:val="en-US"/>
+        </w:rPr>
+      </w:pPr>
+      <w:r>
+        <w:rPr>
+          <w:color w:val="000000" w:themeColor="text1"/>
+          <w:sz w:val="32"/>
+          <w:szCs w:val="32"/>
+          <w:lang w:val="en-US"/>
+        </w:rPr>
+        <w:t xml:space="preserve">15. </w:t>
+      </w:r>
+      <w:proofErr w:type="spellStart"/>
+      <w:r>
+        <w:rPr>
+          <w:color w:val="000000" w:themeColor="text1"/>
+          <w:sz w:val="32"/>
+          <w:szCs w:val="32"/>
+          <w:lang w:val="en-US"/>
+        </w:rPr>
+        <w:t>enum</w:t>
+      </w:r>
+      <w:proofErr w:type="spellEnd"/>
+      <w:r>
+        <w:rPr>
+          <w:color w:val="000000" w:themeColor="text1"/>
+          <w:sz w:val="32"/>
+          <w:szCs w:val="32"/>
+          <w:lang w:val="en-US"/>
+        </w:rPr>
+        <w:t xml:space="preserve"> —</w:t>
       </w:r>
       <w:r>
         <w:rPr>
@@ -1895,7 +2139,27 @@
           <w:szCs w:val="32"/>
           <w:lang w:val="en-US"/>
         </w:rPr>
-        <w:t>24. instanceof —</w:t>
+        <w:t xml:space="preserve">24. </w:t>
+      </w:r>
+      <w:proofErr w:type="spellStart"/>
+      <w:r>
+        <w:rPr>
+          <w:color w:val="000000" w:themeColor="text1"/>
+          <w:sz w:val="32"/>
+          <w:szCs w:val="32"/>
+          <w:lang w:val="en-US"/>
+        </w:rPr>
+        <w:t>instanceof</w:t>
+      </w:r>
+      <w:proofErr w:type="spellEnd"/>
+      <w:r>
+        <w:rPr>
+          <w:color w:val="000000" w:themeColor="text1"/>
+          <w:sz w:val="32"/>
+          <w:szCs w:val="32"/>
+          <w:lang w:val="en-US"/>
+        </w:rPr>
+        <w:t xml:space="preserve"> —</w:t>
       </w:r>
       <w:r>
         <w:rPr>
@@ -3252,7 +3516,27 @@
           <w:lang w:val="en-US"/>
         </w:rPr>
         <w:lastRenderedPageBreak/>
-        <w:t>56. goto —</w:t>
+        <w:t xml:space="preserve">56. </w:t>
+      </w:r>
+      <w:proofErr w:type="spellStart"/>
+      <w:r>
+        <w:rPr>
+          <w:color w:val="000000" w:themeColor="text1"/>
+          <w:sz w:val="32"/>
+          <w:szCs w:val="32"/>
+          <w:lang w:val="en-US"/>
+        </w:rPr>
+        <w:t>goto</w:t>
+      </w:r>
+      <w:proofErr w:type="spellEnd"/>
+      <w:r>
+        <w:rPr>
+          <w:color w:val="000000" w:themeColor="text1"/>
+          <w:sz w:val="32"/>
+          <w:szCs w:val="32"/>
+          <w:lang w:val="en-US"/>
+        </w:rPr>
+        <w:t xml:space="preserve"> —</w:t>
       </w:r>
       <w:r>
         <w:rPr>
@@ -3289,7 +3573,27 @@
           <w:szCs w:val="32"/>
           <w:lang w:val="en-US"/>
         </w:rPr>
-        <w:t>57. strictfp —</w:t>
+        <w:t xml:space="preserve">57. </w:t>
+      </w:r>
+      <w:proofErr w:type="spellStart"/>
+      <w:r>
+        <w:rPr>
+          <w:color w:val="000000" w:themeColor="text1"/>
+          <w:sz w:val="32"/>
+          <w:szCs w:val="32"/>
+          <w:lang w:val="en-US"/>
+        </w:rPr>
+        <w:t>strictfp</w:t>
+      </w:r>
+      <w:proofErr w:type="spellEnd"/>
+      <w:r>
+        <w:rPr>
+          <w:color w:val="000000" w:themeColor="text1"/>
+          <w:sz w:val="32"/>
+          <w:szCs w:val="32"/>
+          <w:lang w:val="en-US"/>
+        </w:rPr>
+        <w:t xml:space="preserve"> —</w:t>
       </w:r>
       <w:r>
         <w:rPr>
@@ -3435,6 +3739,4506 @@
         </w:rPr>
         <w:t xml:space="preserve">= 57 </w:t>
       </w:r>
+    </w:p>
+    <w:p>
+      <w:pPr>
+        <w:rPr>
+          <w:color w:val="000000" w:themeColor="text1"/>
+          <w:sz w:val="32"/>
+          <w:szCs w:val="32"/>
+          <w:lang w:val="en-US"/>
+        </w:rPr>
+      </w:pPr>
+    </w:p>
+    <w:p>
+      <w:pPr>
+        <w:rPr>
+          <w:color w:val="000000" w:themeColor="text1"/>
+          <w:sz w:val="32"/>
+          <w:szCs w:val="32"/>
+          <w:lang w:val="en-US"/>
+        </w:rPr>
+      </w:pPr>
+    </w:p>
+    <w:p>
+      <w:pPr>
+        <w:rPr>
+          <w:color w:val="000000" w:themeColor="text1"/>
+          <w:sz w:val="32"/>
+          <w:szCs w:val="32"/>
+          <w:lang w:val="en-US"/>
+        </w:rPr>
+      </w:pPr>
+    </w:p>
+    <w:p>
+      <w:pPr>
+        <w:rPr>
+          <w:color w:val="000000" w:themeColor="text1"/>
+          <w:sz w:val="32"/>
+          <w:szCs w:val="32"/>
+          <w:lang w:val="en-US"/>
+        </w:rPr>
+      </w:pPr>
+    </w:p>
+    <w:p>
+      <w:pPr>
+        <w:rPr>
+          <w:color w:val="000000" w:themeColor="text1"/>
+          <w:sz w:val="32"/>
+          <w:szCs w:val="32"/>
+          <w:lang w:val="en-US"/>
+        </w:rPr>
+      </w:pPr>
+    </w:p>
+    <w:p>
+      <w:pPr>
+        <w:rPr>
+          <w:color w:val="000000" w:themeColor="text1"/>
+          <w:sz w:val="160"/>
+          <w:szCs w:val="160"/>
+          <w:u w:val="single"/>
+          <w:lang w:val="en-US"/>
+        </w:rPr>
+      </w:pPr>
+    </w:p>
+    <w:p>
+      <w:pPr>
+        <w:rPr>
+          <w:rFonts w:ascii="Nunito" w:hAnsi="Nunito"/>
+          <w:b/>
+          <w:bCs/>
+          <w:sz w:val="28"/>
+          <w:szCs w:val="28"/>
+        </w:rPr>
+      </w:pPr>
+      <w:r>
+        <w:rPr>
+          <w:rFonts w:ascii="Nunito" w:hAnsi="Nunito"/>
+          <w:b/>
+          <w:bCs/>
+          <w:sz w:val="28"/>
+          <w:szCs w:val="28"/>
+          <w:lang w:val="en-US"/>
+        </w:rPr>
+        <w:lastRenderedPageBreak/>
+        <w:t xml:space="preserve">                                   </w:t>
+      </w:r>
+      <w:r>
+        <w:rPr>
+          <w:rFonts w:ascii="Nunito" w:hAnsi="Nunito"/>
+          <w:b/>
+          <w:bCs/>
+          <w:sz w:val="28"/>
+          <w:szCs w:val="28"/>
+        </w:rPr>
+        <w:t>Chapter 1</w:t>
+      </w:r>
+    </w:p>
+    <w:p>
+      <w:pPr>
+        <w:rPr>
+          <w:rFonts w:ascii="Nunito" w:hAnsi="Nunito"/>
+          <w:b/>
+          <w:bCs/>
+          <w:sz w:val="28"/>
+          <w:szCs w:val="28"/>
+        </w:rPr>
+      </w:pPr>
+      <w:r>
+        <w:rPr>
+          <w:rFonts w:ascii="Nunito" w:hAnsi="Nunito"/>
+          <w:b/>
+          <w:bCs/>
+          <w:sz w:val="28"/>
+          <w:szCs w:val="28"/>
+        </w:rPr>
+        <w:t>Self-Review Exercises 1.1</w:t>
+      </w:r>
+    </w:p>
+    <w:p>
+      <w:pPr>
+        <w:rPr>
+          <w:rFonts w:ascii="Nunito" w:hAnsi="Nunito"/>
+          <w:b/>
+          <w:bCs/>
+          <w:sz w:val="28"/>
+          <w:szCs w:val="28"/>
+        </w:rPr>
+      </w:pPr>
+      <w:r>
+        <w:rPr>
+          <w:rFonts w:ascii="Nunito" w:hAnsi="Nunito"/>
+          <w:sz w:val="28"/>
+          <w:szCs w:val="28"/>
+        </w:rPr>
+        <w:t xml:space="preserve"> </w:t>
+      </w:r>
+      <w:r>
+        <w:rPr>
+          <w:rFonts w:ascii="Nunito" w:hAnsi="Nunito"/>
+          <w:b/>
+          <w:bCs/>
+          <w:sz w:val="28"/>
+          <w:szCs w:val="28"/>
+        </w:rPr>
+        <w:t>Fill in the blanks in each of the following statements:</w:t>
+      </w:r>
+    </w:p>
+    <w:p>
+      <w:pPr>
+        <w:rPr>
+          <w:rFonts w:ascii="Nunito" w:hAnsi="Nunito"/>
+          <w:sz w:val="28"/>
+          <w:szCs w:val="28"/>
+        </w:rPr>
+      </w:pPr>
+      <w:r>
+        <w:rPr>
+          <w:rFonts w:ascii="Nunito" w:hAnsi="Nunito"/>
+          <w:sz w:val="28"/>
+          <w:szCs w:val="28"/>
+        </w:rPr>
+        <w:t xml:space="preserve"> a) Computers process data under the control of sets of instructions called </w:t>
+      </w:r>
+      <w:r>
+        <w:rPr>
+          <w:rFonts w:ascii="Nunito" w:hAnsi="Nunito"/>
+          <w:sz w:val="28"/>
+          <w:szCs w:val="28"/>
+          <w:u w:val="single"/>
+          <w:lang w:val="en-US"/>
+        </w:rPr>
+        <w:t>program</w:t>
+      </w:r>
+      <w:r>
+        <w:rPr>
+          <w:rFonts w:ascii="Nunito" w:hAnsi="Nunito"/>
+          <w:sz w:val="28"/>
+          <w:szCs w:val="28"/>
+          <w:u w:val="single"/>
+        </w:rPr>
+        <w:t>.</w:t>
+      </w:r>
+      <w:r>
+        <w:rPr>
+          <w:rFonts w:ascii="Nunito" w:hAnsi="Nunito"/>
+          <w:sz w:val="28"/>
+          <w:szCs w:val="28"/>
+        </w:rPr>
+        <w:t xml:space="preserve"> </w:t>
+      </w:r>
+    </w:p>
+    <w:p>
+      <w:pPr>
+        <w:rPr>
+          <w:rFonts w:ascii="Nunito" w:hAnsi="Nunito"/>
+          <w:sz w:val="28"/>
+          <w:szCs w:val="28"/>
+          <w:u w:val="single"/>
+        </w:rPr>
+      </w:pPr>
+      <w:r>
+        <w:rPr>
+          <w:rFonts w:ascii="Nunito" w:hAnsi="Nunito"/>
+          <w:sz w:val="28"/>
+          <w:szCs w:val="28"/>
+        </w:rPr>
+        <w:t xml:space="preserve">b) The key logical units of the computer are the </w:t>
+      </w:r>
+      <w:r>
+        <w:rPr>
+          <w:rFonts w:ascii="Nunito" w:hAnsi="Nunito"/>
+          <w:sz w:val="28"/>
+          <w:szCs w:val="28"/>
+          <w:u w:val="single"/>
+          <w:lang w:val="en-US"/>
+        </w:rPr>
+        <w:t xml:space="preserve">input unit, output unit, memory unit, </w:t>
+      </w:r>
+      <w:r>
+        <w:rPr>
+          <w:rFonts w:ascii="Nunito" w:hAnsi="Nunito"/>
+          <w:sz w:val="28"/>
+          <w:szCs w:val="28"/>
+          <w:u w:val="single"/>
+          <w:lang w:val="en-US"/>
+        </w:rPr>
+        <w:t xml:space="preserve">arithmetic and logic </w:t>
+      </w:r>
+      <w:proofErr w:type="gramStart"/>
+      <w:r>
+        <w:rPr>
+          <w:rFonts w:ascii="Nunito" w:hAnsi="Nunito"/>
+          <w:sz w:val="28"/>
+          <w:szCs w:val="28"/>
+          <w:u w:val="single"/>
+          <w:lang w:val="en-US"/>
+        </w:rPr>
+        <w:t>unit(</w:t>
+      </w:r>
+      <w:proofErr w:type="gramEnd"/>
+      <w:r>
+        <w:rPr>
+          <w:rFonts w:ascii="Nunito" w:hAnsi="Nunito"/>
+          <w:sz w:val="28"/>
+          <w:szCs w:val="28"/>
+          <w:u w:val="single"/>
+          <w:lang w:val="en-US"/>
+        </w:rPr>
+        <w:t>ALU),central processing unit(CPU),</w:t>
+      </w:r>
+      <w:r>
+        <w:rPr>
+          <w:rFonts w:ascii="Nunito" w:hAnsi="Nunito"/>
+          <w:sz w:val="28"/>
+          <w:szCs w:val="28"/>
+          <w:u w:val="single"/>
+        </w:rPr>
+        <w:t xml:space="preserve">and </w:t>
+      </w:r>
+      <w:r>
+        <w:rPr>
+          <w:rFonts w:ascii="Nunito" w:hAnsi="Nunito"/>
+          <w:sz w:val="28"/>
+          <w:szCs w:val="28"/>
+          <w:u w:val="single"/>
+          <w:lang w:val="en-US"/>
+        </w:rPr>
+        <w:t>secondary storage unit</w:t>
+      </w:r>
+      <w:r>
+        <w:rPr>
+          <w:rFonts w:ascii="Nunito" w:hAnsi="Nunito"/>
+          <w:sz w:val="28"/>
+          <w:szCs w:val="28"/>
+          <w:u w:val="single"/>
+        </w:rPr>
+        <w:t xml:space="preserve">. </w:t>
+      </w:r>
+    </w:p>
+    <w:p>
+      <w:pPr>
+        <w:rPr>
+          <w:rFonts w:ascii="Nunito" w:hAnsi="Nunito"/>
+          <w:sz w:val="28"/>
+          <w:szCs w:val="28"/>
+          <w:u w:val="single"/>
+        </w:rPr>
+      </w:pPr>
+      <w:r>
+        <w:rPr>
+          <w:rFonts w:ascii="Nunito" w:hAnsi="Nunito"/>
+          <w:sz w:val="28"/>
+          <w:szCs w:val="28"/>
+        </w:rPr>
+        <w:t>c) The three types of languages they are</w:t>
+      </w:r>
+      <w:r>
+        <w:rPr>
+          <w:rFonts w:ascii="Nunito" w:hAnsi="Nunito"/>
+          <w:sz w:val="28"/>
+          <w:szCs w:val="28"/>
+          <w:lang w:val="en-US"/>
+        </w:rPr>
+        <w:t xml:space="preserve"> </w:t>
+      </w:r>
+      <w:r>
+        <w:rPr>
+          <w:rFonts w:ascii="Nunito" w:hAnsi="Nunito"/>
+          <w:sz w:val="28"/>
+          <w:szCs w:val="28"/>
+          <w:u w:val="single"/>
+          <w:lang w:val="en-US"/>
+        </w:rPr>
+        <w:t>machine language</w:t>
+      </w:r>
+      <w:r>
+        <w:rPr>
+          <w:rFonts w:ascii="Nunito" w:hAnsi="Nunito"/>
+          <w:sz w:val="28"/>
+          <w:szCs w:val="28"/>
+          <w:u w:val="single"/>
+        </w:rPr>
+        <w:t>,</w:t>
+      </w:r>
+      <w:r>
+        <w:rPr>
+          <w:rFonts w:ascii="Nunito" w:hAnsi="Nunito"/>
+          <w:sz w:val="28"/>
+          <w:szCs w:val="28"/>
+          <w:u w:val="single"/>
+          <w:lang w:val="en-US"/>
+        </w:rPr>
+        <w:t xml:space="preserve"> </w:t>
+      </w:r>
+      <w:r>
+        <w:rPr>
+          <w:rFonts w:ascii="Nunito" w:hAnsi="Nunito"/>
+          <w:sz w:val="28"/>
+          <w:szCs w:val="28"/>
+          <w:u w:val="single"/>
+          <w:lang w:val="en-US"/>
+        </w:rPr>
+        <w:t>assembly languages,</w:t>
+      </w:r>
+      <w:r>
+        <w:rPr>
+          <w:rFonts w:ascii="Nunito" w:hAnsi="Nunito"/>
+          <w:sz w:val="28"/>
+          <w:szCs w:val="28"/>
+          <w:u w:val="single"/>
+          <w:lang w:val="en-US"/>
+        </w:rPr>
+        <w:t xml:space="preserve"> </w:t>
+      </w:r>
+      <w:r>
+        <w:rPr>
+          <w:rFonts w:ascii="Nunito" w:hAnsi="Nunito"/>
+          <w:sz w:val="28"/>
+          <w:szCs w:val="28"/>
+          <w:u w:val="single"/>
+          <w:lang w:val="en-US"/>
+        </w:rPr>
+        <w:t xml:space="preserve">and </w:t>
+      </w:r>
+      <w:r>
+        <w:rPr>
+          <w:rFonts w:ascii="Nunito" w:hAnsi="Nunito"/>
+          <w:sz w:val="28"/>
+          <w:szCs w:val="28"/>
+          <w:u w:val="single"/>
+          <w:lang w:val="en-US"/>
+        </w:rPr>
+        <w:t>high-level</w:t>
+      </w:r>
+      <w:r>
+        <w:rPr>
+          <w:rFonts w:ascii="Nunito" w:hAnsi="Nunito"/>
+          <w:sz w:val="28"/>
+          <w:szCs w:val="28"/>
+          <w:u w:val="single"/>
+          <w:lang w:val="en-US"/>
+        </w:rPr>
+        <w:t xml:space="preserve"> languages</w:t>
+      </w:r>
+      <w:r>
+        <w:rPr>
+          <w:rFonts w:ascii="Nunito" w:hAnsi="Nunito"/>
+          <w:sz w:val="28"/>
+          <w:szCs w:val="28"/>
+          <w:u w:val="single"/>
+        </w:rPr>
+        <w:t xml:space="preserve">. </w:t>
+      </w:r>
+    </w:p>
+    <w:p>
+      <w:pPr>
+        <w:rPr>
+          <w:rFonts w:ascii="Nunito" w:hAnsi="Nunito"/>
+          <w:sz w:val="28"/>
+          <w:szCs w:val="28"/>
+        </w:rPr>
+      </w:pPr>
+      <w:r>
+        <w:rPr>
+          <w:rFonts w:ascii="Nunito" w:hAnsi="Nunito"/>
+          <w:sz w:val="28"/>
+          <w:szCs w:val="28"/>
+        </w:rPr>
+        <w:t>d) The programs that translate high-level language programs into machine language are call</w:t>
+      </w:r>
+      <w:r>
+        <w:rPr>
+          <w:rFonts w:ascii="Nunito" w:hAnsi="Nunito"/>
+          <w:sz w:val="28"/>
+          <w:szCs w:val="28"/>
+          <w:lang w:val="en-US"/>
+        </w:rPr>
+        <w:t xml:space="preserve">ed </w:t>
+      </w:r>
+      <w:r>
+        <w:rPr>
+          <w:rFonts w:ascii="Nunito" w:hAnsi="Nunito"/>
+          <w:sz w:val="28"/>
+          <w:szCs w:val="28"/>
+          <w:u w:val="single"/>
+          <w:lang w:val="en-US"/>
+        </w:rPr>
+        <w:t>compilers</w:t>
+      </w:r>
+      <w:r>
+        <w:rPr>
+          <w:rFonts w:ascii="Nunito" w:hAnsi="Nunito"/>
+          <w:sz w:val="28"/>
+          <w:szCs w:val="28"/>
+        </w:rPr>
+        <w:t xml:space="preserve">. </w:t>
+      </w:r>
+    </w:p>
+    <w:p>
+      <w:pPr>
+        <w:rPr>
+          <w:rFonts w:ascii="Nunito" w:hAnsi="Nunito"/>
+          <w:sz w:val="28"/>
+          <w:szCs w:val="28"/>
+        </w:rPr>
+      </w:pPr>
+      <w:r>
+        <w:rPr>
+          <w:rFonts w:ascii="Nunito" w:hAnsi="Nunito"/>
+          <w:sz w:val="28"/>
+          <w:szCs w:val="28"/>
+        </w:rPr>
+        <w:t xml:space="preserve">e) </w:t>
+      </w:r>
+      <w:r>
+        <w:rPr>
+          <w:rFonts w:ascii="Nunito" w:hAnsi="Nunito"/>
+          <w:sz w:val="28"/>
+          <w:szCs w:val="28"/>
+          <w:u w:val="single"/>
+          <w:lang w:val="en-US"/>
+        </w:rPr>
+        <w:t>Android</w:t>
+      </w:r>
+      <w:r>
+        <w:rPr>
+          <w:rFonts w:ascii="Nunito" w:hAnsi="Nunito"/>
+          <w:sz w:val="28"/>
+          <w:szCs w:val="28"/>
+          <w:lang w:val="en-US"/>
+        </w:rPr>
+        <w:t xml:space="preserve"> </w:t>
+      </w:r>
+      <w:r>
+        <w:rPr>
+          <w:rFonts w:ascii="Nunito" w:hAnsi="Nunito"/>
+          <w:sz w:val="28"/>
+          <w:szCs w:val="28"/>
+        </w:rPr>
+        <w:t xml:space="preserve">is an operating system for mobile devices based on the Linux kernel and Java. </w:t>
+      </w:r>
+    </w:p>
+    <w:p>
+      <w:pPr>
+        <w:rPr>
+          <w:rFonts w:ascii="Nunito" w:hAnsi="Nunito"/>
+          <w:sz w:val="28"/>
+          <w:szCs w:val="28"/>
+        </w:rPr>
+      </w:pPr>
+      <w:r>
+        <w:rPr>
+          <w:rFonts w:ascii="Nunito" w:hAnsi="Nunito"/>
+          <w:sz w:val="28"/>
+          <w:szCs w:val="28"/>
+        </w:rPr>
+        <w:t xml:space="preserve">f) </w:t>
+      </w:r>
+      <w:r>
+        <w:rPr>
+          <w:rFonts w:ascii="Nunito" w:hAnsi="Nunito"/>
+          <w:sz w:val="28"/>
+          <w:szCs w:val="28"/>
+          <w:u w:val="single"/>
+          <w:lang w:val="en-US"/>
+        </w:rPr>
+        <w:t>Open-source</w:t>
+      </w:r>
+      <w:r>
+        <w:rPr>
+          <w:rFonts w:ascii="Nunito" w:hAnsi="Nunito"/>
+          <w:sz w:val="28"/>
+          <w:szCs w:val="28"/>
+        </w:rPr>
+        <w:t xml:space="preserve"> software is generally feature complete, (supposedly) bug free and ready for use by the community. </w:t>
+      </w:r>
+    </w:p>
+    <w:p>
+      <w:pPr>
+        <w:rPr>
+          <w:rFonts w:ascii="Nunito" w:hAnsi="Nunito"/>
+          <w:sz w:val="28"/>
+          <w:szCs w:val="28"/>
+        </w:rPr>
+      </w:pPr>
+      <w:r>
+        <w:rPr>
+          <w:rFonts w:ascii="Nunito" w:hAnsi="Nunito"/>
+          <w:sz w:val="28"/>
+          <w:szCs w:val="28"/>
+        </w:rPr>
+        <w:t xml:space="preserve">g) The Wii Remote, as well as many smartphones, use a(n) </w:t>
+      </w:r>
+      <w:r>
+        <w:rPr>
+          <w:rFonts w:ascii="Nunito" w:hAnsi="Nunito"/>
+          <w:sz w:val="28"/>
+          <w:szCs w:val="28"/>
+          <w:u w:val="single"/>
+          <w:lang w:val="en-US"/>
+        </w:rPr>
+        <w:t>accelerometer</w:t>
+      </w:r>
+      <w:r>
+        <w:rPr>
+          <w:rFonts w:ascii="Nunito" w:hAnsi="Nunito"/>
+          <w:sz w:val="28"/>
+          <w:szCs w:val="28"/>
+          <w:lang w:val="en-US"/>
+        </w:rPr>
+        <w:t xml:space="preserve"> </w:t>
+      </w:r>
+      <w:r>
+        <w:rPr>
+          <w:rFonts w:ascii="Nunito" w:hAnsi="Nunito"/>
+          <w:sz w:val="28"/>
+          <w:szCs w:val="28"/>
+        </w:rPr>
+        <w:t xml:space="preserve">which allows the device to respond to motion. </w:t>
+      </w:r>
+    </w:p>
+    <w:p>
+      <w:pPr>
+        <w:rPr>
+          <w:rFonts w:ascii="Nunito" w:hAnsi="Nunito"/>
+          <w:sz w:val="28"/>
+          <w:szCs w:val="28"/>
+        </w:rPr>
+      </w:pPr>
+    </w:p>
+    <w:p>
+      <w:pPr>
+        <w:rPr>
+          <w:rFonts w:ascii="Nunito" w:hAnsi="Nunito"/>
+          <w:b/>
+          <w:bCs/>
+          <w:sz w:val="28"/>
+          <w:szCs w:val="28"/>
+        </w:rPr>
+      </w:pPr>
+      <w:r>
+        <w:rPr>
+          <w:rFonts w:ascii="Nunito" w:hAnsi="Nunito"/>
+          <w:b/>
+          <w:bCs/>
+          <w:sz w:val="28"/>
+          <w:szCs w:val="28"/>
+        </w:rPr>
+        <w:t>1.2 Fill in the blanks in each of the following sentences about the Java environment:</w:t>
+      </w:r>
+    </w:p>
+    <w:p>
+      <w:pPr>
+        <w:rPr>
+          <w:rFonts w:ascii="Nunito" w:hAnsi="Nunito"/>
+          <w:sz w:val="28"/>
+          <w:szCs w:val="28"/>
+        </w:rPr>
+      </w:pPr>
+      <w:r>
+        <w:rPr>
+          <w:rFonts w:ascii="Nunito" w:hAnsi="Nunito"/>
+          <w:sz w:val="28"/>
+          <w:szCs w:val="28"/>
+        </w:rPr>
+        <w:t xml:space="preserve"> a) The </w:t>
+      </w:r>
+      <w:r>
+        <w:rPr>
+          <w:rFonts w:ascii="Nunito" w:hAnsi="Nunito"/>
+          <w:sz w:val="28"/>
+          <w:szCs w:val="28"/>
+          <w:u w:val="single"/>
+          <w:lang w:val="en-US"/>
+        </w:rPr>
+        <w:t>java</w:t>
+      </w:r>
+      <w:r>
+        <w:rPr>
+          <w:rFonts w:ascii="Nunito" w:hAnsi="Nunito"/>
+          <w:sz w:val="28"/>
+          <w:szCs w:val="28"/>
+        </w:rPr>
+        <w:t xml:space="preserve"> command from the JDK executes a Java application. </w:t>
+      </w:r>
+    </w:p>
+    <w:p>
+      <w:pPr>
+        <w:rPr>
+          <w:rFonts w:ascii="Nunito" w:hAnsi="Nunito"/>
+          <w:sz w:val="28"/>
+          <w:szCs w:val="28"/>
+        </w:rPr>
+      </w:pPr>
+      <w:r>
+        <w:rPr>
+          <w:rFonts w:ascii="Nunito" w:hAnsi="Nunito"/>
+          <w:sz w:val="28"/>
+          <w:szCs w:val="28"/>
+        </w:rPr>
+        <w:t xml:space="preserve">b) The </w:t>
+      </w:r>
+      <w:proofErr w:type="spellStart"/>
+      <w:r>
+        <w:rPr>
+          <w:rFonts w:ascii="Nunito" w:hAnsi="Nunito"/>
+          <w:sz w:val="28"/>
+          <w:szCs w:val="28"/>
+          <w:u w:val="single"/>
+          <w:lang w:val="en-US"/>
+        </w:rPr>
+        <w:t>javac</w:t>
+      </w:r>
+      <w:proofErr w:type="spellEnd"/>
+      <w:r>
+        <w:rPr>
+          <w:rFonts w:ascii="Nunito" w:hAnsi="Nunito"/>
+          <w:sz w:val="28"/>
+          <w:szCs w:val="28"/>
+        </w:rPr>
+        <w:t xml:space="preserve"> command from the JDK compiles a Java program. </w:t>
+      </w:r>
+    </w:p>
+    <w:p>
+      <w:pPr>
+        <w:rPr>
+          <w:rFonts w:ascii="Nunito" w:hAnsi="Nunito"/>
+          <w:sz w:val="28"/>
+          <w:szCs w:val="28"/>
+        </w:rPr>
+      </w:pPr>
+      <w:r>
+        <w:rPr>
+          <w:rFonts w:ascii="Nunito" w:hAnsi="Nunito"/>
+          <w:sz w:val="28"/>
+          <w:szCs w:val="28"/>
+        </w:rPr>
+        <w:t xml:space="preserve">c) A Java source code file must end with the </w:t>
+      </w:r>
+      <w:r>
+        <w:rPr>
+          <w:rFonts w:ascii="Nunito" w:hAnsi="Nunito"/>
+          <w:sz w:val="28"/>
+          <w:szCs w:val="28"/>
+          <w:u w:val="single"/>
+          <w:lang w:val="en-US"/>
+        </w:rPr>
+        <w:t>.java</w:t>
+      </w:r>
+      <w:r>
+        <w:rPr>
+          <w:rFonts w:ascii="Nunito" w:hAnsi="Nunito"/>
+          <w:sz w:val="28"/>
+          <w:szCs w:val="28"/>
+        </w:rPr>
+        <w:t xml:space="preserve"> file extension. </w:t>
+      </w:r>
+    </w:p>
+    <w:p>
+      <w:pPr>
+        <w:rPr>
+          <w:rFonts w:ascii="Nunito" w:hAnsi="Nunito"/>
+          <w:sz w:val="28"/>
+          <w:szCs w:val="28"/>
+        </w:rPr>
+      </w:pPr>
+      <w:r>
+        <w:rPr>
+          <w:rFonts w:ascii="Nunito" w:hAnsi="Nunito"/>
+          <w:sz w:val="28"/>
+          <w:szCs w:val="28"/>
+        </w:rPr>
+        <w:t xml:space="preserve">d) When a Java program is compiled, the file produced by the compiler ends with the </w:t>
+      </w:r>
+      <w:r>
+        <w:rPr>
+          <w:rFonts w:ascii="Nunito" w:hAnsi="Nunito"/>
+          <w:sz w:val="28"/>
+          <w:szCs w:val="28"/>
+          <w:u w:val="single"/>
+          <w:lang w:val="en-US"/>
+        </w:rPr>
+        <w:t>.class</w:t>
+      </w:r>
+      <w:r>
+        <w:rPr>
+          <w:rFonts w:ascii="Nunito" w:hAnsi="Nunito"/>
+          <w:sz w:val="28"/>
+          <w:szCs w:val="28"/>
+        </w:rPr>
+        <w:t xml:space="preserve"> file extension. </w:t>
+      </w:r>
+    </w:p>
+    <w:p>
+      <w:pPr>
+        <w:rPr>
+          <w:rFonts w:ascii="Nunito" w:hAnsi="Nunito"/>
+          <w:sz w:val="28"/>
+          <w:szCs w:val="28"/>
+        </w:rPr>
+      </w:pPr>
+      <w:r>
+        <w:rPr>
+          <w:rFonts w:ascii="Nunito" w:hAnsi="Nunito"/>
+          <w:sz w:val="28"/>
+          <w:szCs w:val="28"/>
+        </w:rPr>
+        <w:lastRenderedPageBreak/>
+        <w:t xml:space="preserve">e) The file produced by the Java compiler contains </w:t>
+      </w:r>
+      <w:r>
+        <w:rPr>
+          <w:rFonts w:ascii="Nunito" w:hAnsi="Nunito"/>
+          <w:sz w:val="28"/>
+          <w:szCs w:val="28"/>
+          <w:u w:val="single"/>
+          <w:lang w:val="en-US"/>
+        </w:rPr>
+        <w:t>bytecodes</w:t>
+      </w:r>
+      <w:r>
+        <w:rPr>
+          <w:rFonts w:ascii="Nunito" w:hAnsi="Nunito"/>
+          <w:sz w:val="28"/>
+          <w:szCs w:val="28"/>
+        </w:rPr>
+        <w:t xml:space="preserve"> that are executed by the Java Virtual Machine. </w:t>
+      </w:r>
+    </w:p>
+    <w:p>
+      <w:pPr>
+        <w:rPr>
+          <w:rFonts w:ascii="Nunito" w:hAnsi="Nunito"/>
+          <w:sz w:val="28"/>
+          <w:szCs w:val="28"/>
+        </w:rPr>
+      </w:pPr>
+    </w:p>
+    <w:p>
+      <w:pPr>
+        <w:rPr>
+          <w:rFonts w:ascii="Nunito" w:hAnsi="Nunito"/>
+          <w:b/>
+          <w:bCs/>
+          <w:sz w:val="28"/>
+          <w:szCs w:val="28"/>
+        </w:rPr>
+      </w:pPr>
+      <w:r>
+        <w:rPr>
+          <w:rFonts w:ascii="Nunito" w:hAnsi="Nunito"/>
+          <w:b/>
+          <w:bCs/>
+          <w:sz w:val="28"/>
+          <w:szCs w:val="28"/>
+        </w:rPr>
+        <w:t xml:space="preserve">1.3 Fill in the blanks in each of the following statements </w:t>
+      </w:r>
+    </w:p>
+    <w:p>
+      <w:pPr>
+        <w:rPr>
+          <w:rFonts w:ascii="Nunito" w:hAnsi="Nunito"/>
+          <w:b/>
+          <w:bCs/>
+          <w:sz w:val="28"/>
+          <w:szCs w:val="28"/>
+        </w:rPr>
+      </w:pPr>
+    </w:p>
+    <w:p>
+      <w:pPr>
+        <w:rPr>
+          <w:rFonts w:ascii="Nunito" w:hAnsi="Nunito"/>
+          <w:sz w:val="28"/>
+          <w:szCs w:val="28"/>
+        </w:rPr>
+      </w:pPr>
+      <w:r>
+        <w:rPr>
+          <w:rFonts w:ascii="Nunito" w:hAnsi="Nunito"/>
+          <w:sz w:val="28"/>
+          <w:szCs w:val="28"/>
+        </w:rPr>
+        <w:t>a) Objects enable the design practice of</w:t>
+      </w:r>
+      <w:r>
+        <w:rPr>
+          <w:rFonts w:ascii="Nunito" w:hAnsi="Nunito"/>
+          <w:sz w:val="28"/>
+          <w:szCs w:val="28"/>
+          <w:lang w:val="en-US"/>
+        </w:rPr>
+        <w:t xml:space="preserve"> </w:t>
+      </w:r>
+      <w:r>
+        <w:rPr>
+          <w:rFonts w:ascii="Nunito" w:hAnsi="Nunito"/>
+          <w:sz w:val="28"/>
+          <w:szCs w:val="28"/>
+          <w:u w:val="single"/>
+          <w:lang w:val="en-US"/>
+        </w:rPr>
+        <w:t>information hiding</w:t>
+      </w:r>
+      <w:r>
+        <w:rPr>
+          <w:rFonts w:ascii="Nunito" w:hAnsi="Nunito"/>
+          <w:sz w:val="28"/>
+          <w:szCs w:val="28"/>
+          <w:lang w:val="en-US"/>
+        </w:rPr>
+        <w:t xml:space="preserve"> </w:t>
+      </w:r>
+      <w:r>
+        <w:rPr>
+          <w:rFonts w:ascii="Nunito" w:hAnsi="Nunito"/>
+          <w:sz w:val="28"/>
+          <w:szCs w:val="28"/>
+        </w:rPr>
+        <w:t xml:space="preserve">although they may know how to communicate with one another across well-defined interfaces, they normally are not allowed to know how other objects are implemented. </w:t>
+      </w:r>
+    </w:p>
+    <w:p>
+      <w:pPr>
+        <w:rPr>
+          <w:rFonts w:ascii="Nunito" w:hAnsi="Nunito"/>
+          <w:sz w:val="28"/>
+          <w:szCs w:val="28"/>
+        </w:rPr>
+      </w:pPr>
+      <w:r>
+        <w:rPr>
+          <w:rFonts w:ascii="Nunito" w:hAnsi="Nunito"/>
+          <w:sz w:val="28"/>
+          <w:szCs w:val="28"/>
+        </w:rPr>
+        <w:t xml:space="preserve">b) Java programmers concentrate on creating </w:t>
+      </w:r>
+      <w:r>
+        <w:rPr>
+          <w:rFonts w:ascii="Nunito" w:hAnsi="Nunito"/>
+          <w:sz w:val="28"/>
+          <w:szCs w:val="28"/>
+          <w:u w:val="single"/>
+          <w:lang w:val="en-US"/>
+        </w:rPr>
+        <w:t>classes</w:t>
+      </w:r>
+      <w:r>
+        <w:rPr>
+          <w:rFonts w:ascii="Nunito" w:hAnsi="Nunito"/>
+          <w:sz w:val="28"/>
+          <w:szCs w:val="28"/>
+        </w:rPr>
+        <w:t xml:space="preserve">, which contain fields and the set of methods that manipulate those fields and provide services to clients. </w:t>
+      </w:r>
+    </w:p>
+    <w:p>
+      <w:pPr>
+        <w:rPr>
+          <w:rFonts w:ascii="Nunito" w:hAnsi="Nunito"/>
+          <w:sz w:val="28"/>
+          <w:szCs w:val="28"/>
+          <w:u w:val="single"/>
+        </w:rPr>
+      </w:pPr>
+      <w:r>
+        <w:rPr>
+          <w:rFonts w:ascii="Nunito" w:hAnsi="Nunito"/>
+          <w:sz w:val="28"/>
+          <w:szCs w:val="28"/>
+        </w:rPr>
+        <w:t xml:space="preserve">c) The process of </w:t>
+      </w:r>
+      <w:r>
+        <w:rPr>
+          <w:rFonts w:ascii="Nunito" w:hAnsi="Nunito"/>
+          <w:sz w:val="28"/>
+          <w:szCs w:val="28"/>
+        </w:rPr>
+        <w:t>analysing</w:t>
+      </w:r>
+      <w:r>
+        <w:rPr>
+          <w:rFonts w:ascii="Nunito" w:hAnsi="Nunito"/>
+          <w:sz w:val="28"/>
+          <w:szCs w:val="28"/>
+        </w:rPr>
+        <w:t xml:space="preserve"> and designing a system from an object-oriented point of view is called </w:t>
+      </w:r>
+      <w:r>
+        <w:rPr>
+          <w:rFonts w:ascii="Nunito" w:hAnsi="Nunito"/>
+          <w:sz w:val="28"/>
+          <w:szCs w:val="28"/>
+          <w:u w:val="single"/>
+          <w:lang w:val="en-US"/>
+        </w:rPr>
+        <w:t>object-oriented analysis and design (OOAD)</w:t>
+      </w:r>
+      <w:r>
+        <w:rPr>
+          <w:rFonts w:ascii="Nunito" w:hAnsi="Nunito"/>
+          <w:sz w:val="28"/>
+          <w:szCs w:val="28"/>
+          <w:u w:val="single"/>
+        </w:rPr>
+        <w:t xml:space="preserve">. </w:t>
+      </w:r>
+    </w:p>
+    <w:p>
+      <w:pPr>
+        <w:rPr>
+          <w:rFonts w:ascii="Nunito" w:hAnsi="Nunito"/>
+          <w:sz w:val="28"/>
+          <w:szCs w:val="28"/>
+        </w:rPr>
+      </w:pPr>
+      <w:r>
+        <w:rPr>
+          <w:rFonts w:ascii="Nunito" w:hAnsi="Nunito"/>
+          <w:sz w:val="28"/>
+          <w:szCs w:val="28"/>
+        </w:rPr>
+        <w:t xml:space="preserve">d) A new class of objects can be created conveniently by </w:t>
+      </w:r>
+      <w:r>
+        <w:rPr>
+          <w:rFonts w:ascii="Nunito" w:hAnsi="Nunito"/>
+          <w:sz w:val="28"/>
+          <w:szCs w:val="28"/>
+          <w:u w:val="single"/>
+          <w:lang w:val="en-US"/>
+        </w:rPr>
+        <w:t xml:space="preserve">inheritance </w:t>
+      </w:r>
+      <w:r>
+        <w:rPr>
+          <w:rFonts w:ascii="Nunito" w:hAnsi="Nunito"/>
+          <w:sz w:val="28"/>
+          <w:szCs w:val="28"/>
+        </w:rPr>
+        <w:t xml:space="preserve">the new class (called the subclass) starts with the characteristics of an existing class (called the superclass), possibly customizing them and adding unique characteristics of its own. </w:t>
+      </w:r>
+    </w:p>
+    <w:p>
+      <w:pPr>
+        <w:spacing w:before="240"/>
+        <w:rPr>
+          <w:rFonts w:ascii="Nunito" w:hAnsi="Nunito"/>
+          <w:sz w:val="28"/>
+          <w:szCs w:val="28"/>
+        </w:rPr>
+      </w:pPr>
+      <w:r>
+        <w:rPr>
+          <w:rFonts w:ascii="Nunito" w:hAnsi="Nunito"/>
+          <w:sz w:val="28"/>
+          <w:szCs w:val="28"/>
+        </w:rPr>
+        <w:t xml:space="preserve">e) </w:t>
+      </w:r>
+      <w:r>
+        <w:rPr>
+          <w:rFonts w:ascii="Nunito" w:hAnsi="Nunito"/>
+          <w:sz w:val="28"/>
+          <w:szCs w:val="28"/>
+          <w:u w:val="single"/>
+          <w:lang w:val="en-US"/>
+        </w:rPr>
+        <w:t>The unified modeling language (UML)</w:t>
+      </w:r>
+      <w:r>
+        <w:rPr>
+          <w:rFonts w:ascii="Nunito" w:hAnsi="Nunito"/>
+          <w:sz w:val="28"/>
+          <w:szCs w:val="28"/>
+        </w:rPr>
+        <w:t xml:space="preserve"> is a graphical language that allows people who design software systems to use an industry-standard notation to represent them. </w:t>
+      </w:r>
+    </w:p>
+    <w:p>
+      <w:pPr>
+        <w:rPr>
+          <w:rFonts w:ascii="Nunito" w:hAnsi="Nunito"/>
+          <w:sz w:val="28"/>
+          <w:szCs w:val="28"/>
+        </w:rPr>
+      </w:pPr>
+      <w:r>
+        <w:rPr>
+          <w:rFonts w:ascii="Nunito" w:hAnsi="Nunito"/>
+          <w:sz w:val="28"/>
+          <w:szCs w:val="28"/>
+        </w:rPr>
+        <w:t xml:space="preserve">f) The size, shape, </w:t>
+      </w:r>
+      <w:r>
+        <w:rPr>
+          <w:rFonts w:ascii="Nunito" w:hAnsi="Nunito"/>
+          <w:sz w:val="28"/>
+          <w:szCs w:val="28"/>
+        </w:rPr>
+        <w:t>colour</w:t>
+      </w:r>
+      <w:r>
+        <w:rPr>
+          <w:rFonts w:ascii="Nunito" w:hAnsi="Nunito"/>
+          <w:sz w:val="28"/>
+          <w:szCs w:val="28"/>
+        </w:rPr>
+        <w:t xml:space="preserve"> and weight of an object are considered</w:t>
+      </w:r>
+      <w:r>
+        <w:rPr>
+          <w:rFonts w:ascii="Nunito" w:hAnsi="Nunito"/>
+          <w:sz w:val="28"/>
+          <w:szCs w:val="28"/>
+          <w:lang w:val="en-US"/>
+        </w:rPr>
+        <w:t xml:space="preserve"> </w:t>
+      </w:r>
+      <w:r>
+        <w:rPr>
+          <w:rFonts w:ascii="Nunito" w:hAnsi="Nunito"/>
+          <w:sz w:val="28"/>
+          <w:szCs w:val="28"/>
+          <w:u w:val="single"/>
+          <w:lang w:val="en-US"/>
+        </w:rPr>
+        <w:t xml:space="preserve">attributes </w:t>
+      </w:r>
+      <w:r>
+        <w:rPr>
+          <w:rFonts w:ascii="Nunito" w:hAnsi="Nunito"/>
+          <w:sz w:val="28"/>
+          <w:szCs w:val="28"/>
+        </w:rPr>
+        <w:t>of the object’s class.</w:t>
+      </w:r>
+    </w:p>
+    <w:p>
+      <w:pPr>
+        <w:rPr>
+          <w:rFonts w:ascii="Nunito" w:hAnsi="Nunito"/>
+          <w:b/>
+          <w:bCs/>
+          <w:sz w:val="28"/>
+          <w:szCs w:val="28"/>
+        </w:rPr>
+      </w:pPr>
+    </w:p>
+    <w:p>
+      <w:pPr>
+        <w:rPr>
+          <w:rFonts w:ascii="Nunito" w:hAnsi="Nunito"/>
+          <w:b/>
+          <w:bCs/>
+          <w:sz w:val="28"/>
+          <w:szCs w:val="28"/>
+        </w:rPr>
+      </w:pPr>
+      <w:r>
+        <w:rPr>
+          <w:rFonts w:ascii="Nunito" w:hAnsi="Nunito"/>
+          <w:b/>
+          <w:bCs/>
+          <w:sz w:val="28"/>
+          <w:szCs w:val="28"/>
+        </w:rPr>
+        <w:t xml:space="preserve">Exercises 1.4 Fill in the blanks in each of the following statements: </w:t>
+      </w:r>
+    </w:p>
+    <w:p>
+      <w:pPr>
+        <w:rPr>
+          <w:rFonts w:ascii="Nunito" w:hAnsi="Nunito"/>
+          <w:sz w:val="28"/>
+          <w:szCs w:val="28"/>
+        </w:rPr>
+      </w:pPr>
+      <w:r>
+        <w:rPr>
+          <w:rFonts w:ascii="Nunito" w:hAnsi="Nunito"/>
+          <w:sz w:val="28"/>
+          <w:szCs w:val="28"/>
+        </w:rPr>
+        <w:t xml:space="preserve">a) The logical unit that receives information from outside the computer for use by the computer is the </w:t>
+      </w:r>
+      <w:r>
+        <w:rPr>
+          <w:rFonts w:ascii="Nunito" w:hAnsi="Nunito"/>
+          <w:sz w:val="28"/>
+          <w:szCs w:val="28"/>
+          <w:u w:val="single"/>
+          <w:lang w:val="en-US"/>
+        </w:rPr>
+        <w:t>input unit</w:t>
+      </w:r>
+      <w:r>
+        <w:rPr>
+          <w:rFonts w:ascii="Nunito" w:hAnsi="Nunito"/>
+          <w:sz w:val="28"/>
+          <w:szCs w:val="28"/>
+        </w:rPr>
+        <w:t>.</w:t>
+      </w:r>
+      <w:r>
+        <w:rPr>
+          <w:rFonts w:ascii="Nunito" w:hAnsi="Nunito"/>
+          <w:sz w:val="28"/>
+          <w:szCs w:val="28"/>
+        </w:rPr>
+        <w:t xml:space="preserve"> </w:t>
+      </w:r>
+    </w:p>
+    <w:p>
+      <w:pPr>
+        <w:rPr>
+          <w:rFonts w:ascii="Nunito" w:hAnsi="Nunito"/>
+          <w:sz w:val="28"/>
+          <w:szCs w:val="28"/>
+        </w:rPr>
+      </w:pPr>
+      <w:r>
+        <w:rPr>
+          <w:rFonts w:ascii="Nunito" w:hAnsi="Nunito"/>
+          <w:sz w:val="28"/>
+          <w:szCs w:val="28"/>
+        </w:rPr>
+        <w:lastRenderedPageBreak/>
+        <w:t xml:space="preserve">b) The process of instructing the computer to solve a problem is called </w:t>
+      </w:r>
+      <w:r>
+        <w:rPr>
+          <w:rFonts w:ascii="Nunito" w:hAnsi="Nunito"/>
+          <w:sz w:val="28"/>
+          <w:szCs w:val="28"/>
+          <w:u w:val="single"/>
+          <w:lang w:val="en-US"/>
+        </w:rPr>
+        <w:t>programming.</w:t>
+      </w:r>
+      <w:r>
+        <w:rPr>
+          <w:rFonts w:ascii="Nunito" w:hAnsi="Nunito"/>
+          <w:sz w:val="28"/>
+          <w:szCs w:val="28"/>
+        </w:rPr>
+        <w:t xml:space="preserve"> </w:t>
+      </w:r>
+    </w:p>
+    <w:p>
+      <w:pPr>
+        <w:rPr>
+          <w:rFonts w:ascii="Nunito" w:hAnsi="Nunito"/>
+          <w:sz w:val="28"/>
+          <w:szCs w:val="28"/>
+        </w:rPr>
+      </w:pPr>
+      <w:r>
+        <w:rPr>
+          <w:rFonts w:ascii="Nunito" w:hAnsi="Nunito"/>
+          <w:sz w:val="28"/>
+          <w:szCs w:val="28"/>
+        </w:rPr>
+        <w:t xml:space="preserve">c) </w:t>
+      </w:r>
+      <w:r>
+        <w:rPr>
+          <w:rFonts w:ascii="Nunito" w:hAnsi="Nunito"/>
+          <w:sz w:val="28"/>
+          <w:szCs w:val="28"/>
+          <w:u w:val="single"/>
+          <w:lang w:val="en-US"/>
+        </w:rPr>
+        <w:t>assembly language</w:t>
+      </w:r>
+      <w:r>
+        <w:rPr>
+          <w:rFonts w:ascii="Nunito" w:hAnsi="Nunito"/>
+          <w:sz w:val="28"/>
+          <w:szCs w:val="28"/>
+        </w:rPr>
+        <w:t xml:space="preserve"> is a type of computer language that uses English-like abbreviations for machine-language instructions. </w:t>
+      </w:r>
+    </w:p>
+    <w:p>
+      <w:pPr>
+        <w:rPr>
+          <w:rFonts w:ascii="Nunito" w:hAnsi="Nunito"/>
+          <w:sz w:val="28"/>
+          <w:szCs w:val="28"/>
+        </w:rPr>
+      </w:pPr>
+      <w:r>
+        <w:rPr>
+          <w:rFonts w:ascii="Nunito" w:hAnsi="Nunito"/>
+          <w:sz w:val="28"/>
+          <w:szCs w:val="28"/>
+        </w:rPr>
+        <w:t xml:space="preserve">d) </w:t>
+      </w:r>
+      <w:r>
+        <w:rPr>
+          <w:rFonts w:ascii="Nunito" w:hAnsi="Nunito"/>
+          <w:sz w:val="28"/>
+          <w:szCs w:val="28"/>
+          <w:u w:val="single"/>
+          <w:lang w:val="en-US"/>
+        </w:rPr>
+        <w:t>Output unit</w:t>
+      </w:r>
+      <w:r>
+        <w:rPr>
+          <w:rFonts w:ascii="Nunito" w:hAnsi="Nunito"/>
+          <w:sz w:val="28"/>
+          <w:szCs w:val="28"/>
+        </w:rPr>
+        <w:t xml:space="preserve"> is a logical unit that sends information which has already been processed by the computer to various devices so that it may be used outside the computer. </w:t>
+      </w:r>
+    </w:p>
+    <w:p>
+      <w:pPr>
+        <w:rPr>
+          <w:rFonts w:ascii="Nunito" w:hAnsi="Nunito"/>
+          <w:sz w:val="28"/>
+          <w:szCs w:val="28"/>
+        </w:rPr>
+      </w:pPr>
+      <w:r>
+        <w:rPr>
+          <w:rFonts w:ascii="Nunito" w:hAnsi="Nunito"/>
+          <w:sz w:val="28"/>
+          <w:szCs w:val="28"/>
+        </w:rPr>
+        <w:t xml:space="preserve">e) </w:t>
+      </w:r>
+      <w:r>
+        <w:rPr>
+          <w:rFonts w:ascii="Nunito" w:hAnsi="Nunito"/>
+          <w:sz w:val="28"/>
+          <w:szCs w:val="28"/>
+          <w:u w:val="single"/>
+          <w:lang w:val="en-US"/>
+        </w:rPr>
+        <w:t xml:space="preserve">memory unit </w:t>
+      </w:r>
+      <w:r>
+        <w:rPr>
+          <w:rFonts w:ascii="Nunito" w:hAnsi="Nunito"/>
+          <w:sz w:val="28"/>
+          <w:szCs w:val="28"/>
+          <w:u w:val="single"/>
+        </w:rPr>
+        <w:t xml:space="preserve">and </w:t>
+      </w:r>
+      <w:r>
+        <w:rPr>
+          <w:rFonts w:ascii="Nunito" w:hAnsi="Nunito"/>
+          <w:sz w:val="28"/>
+          <w:szCs w:val="28"/>
+          <w:u w:val="single"/>
+          <w:lang w:val="en-US"/>
+        </w:rPr>
+        <w:t>secondary storage unit</w:t>
+      </w:r>
+      <w:r>
+        <w:rPr>
+          <w:rFonts w:ascii="Nunito" w:hAnsi="Nunito"/>
+          <w:sz w:val="28"/>
+          <w:szCs w:val="28"/>
+        </w:rPr>
+        <w:t xml:space="preserve"> are logical units of the computer that retain information. </w:t>
+      </w:r>
+    </w:p>
+    <w:p>
+      <w:pPr>
+        <w:rPr>
+          <w:rFonts w:ascii="Nunito" w:hAnsi="Nunito"/>
+          <w:sz w:val="28"/>
+          <w:szCs w:val="28"/>
+        </w:rPr>
+      </w:pPr>
+      <w:r>
+        <w:rPr>
+          <w:rFonts w:ascii="Nunito" w:hAnsi="Nunito"/>
+          <w:sz w:val="28"/>
+          <w:szCs w:val="28"/>
+        </w:rPr>
+        <w:t xml:space="preserve">f) </w:t>
+      </w:r>
+      <w:r>
+        <w:rPr>
+          <w:rFonts w:ascii="Nunito" w:hAnsi="Nunito"/>
+          <w:sz w:val="28"/>
+          <w:szCs w:val="28"/>
+          <w:u w:val="single"/>
+          <w:lang w:val="en-US"/>
+        </w:rPr>
+        <w:t>arithmetic and logic unit (ALU)</w:t>
+      </w:r>
+      <w:r>
+        <w:rPr>
+          <w:rFonts w:ascii="Nunito" w:hAnsi="Nunito"/>
+          <w:sz w:val="28"/>
+          <w:szCs w:val="28"/>
+        </w:rPr>
+        <w:t xml:space="preserve"> is a logical unit of the computer that performs calculations. </w:t>
+      </w:r>
+    </w:p>
+    <w:p>
+      <w:pPr>
+        <w:rPr>
+          <w:rFonts w:ascii="Nunito" w:hAnsi="Nunito"/>
+          <w:sz w:val="28"/>
+          <w:szCs w:val="28"/>
+        </w:rPr>
+      </w:pPr>
+      <w:r>
+        <w:rPr>
+          <w:rFonts w:ascii="Nunito" w:hAnsi="Nunito"/>
+          <w:sz w:val="28"/>
+          <w:szCs w:val="28"/>
+        </w:rPr>
+        <w:t xml:space="preserve">g) </w:t>
+      </w:r>
+      <w:r>
+        <w:rPr>
+          <w:rFonts w:ascii="Nunito" w:hAnsi="Nunito"/>
+          <w:sz w:val="28"/>
+          <w:szCs w:val="28"/>
+          <w:u w:val="single"/>
+          <w:lang w:val="en-US"/>
+        </w:rPr>
+        <w:t>ALU</w:t>
+      </w:r>
+      <w:r>
+        <w:rPr>
+          <w:rFonts w:ascii="Nunito" w:hAnsi="Nunito"/>
+          <w:sz w:val="28"/>
+          <w:szCs w:val="28"/>
+        </w:rPr>
+        <w:t xml:space="preserve"> is a logical unit of the computer that makes logical decisions. </w:t>
+      </w:r>
+    </w:p>
+    <w:p>
+      <w:pPr>
+        <w:rPr>
+          <w:rFonts w:ascii="Nunito" w:hAnsi="Nunito"/>
+          <w:sz w:val="28"/>
+          <w:szCs w:val="28"/>
+        </w:rPr>
+      </w:pPr>
+      <w:r>
+        <w:rPr>
+          <w:rFonts w:ascii="Nunito" w:hAnsi="Nunito"/>
+          <w:sz w:val="28"/>
+          <w:szCs w:val="28"/>
+        </w:rPr>
+        <w:t xml:space="preserve">h) </w:t>
+      </w:r>
+      <w:r>
+        <w:rPr>
+          <w:rFonts w:ascii="Nunito" w:hAnsi="Nunito"/>
+          <w:sz w:val="28"/>
+          <w:szCs w:val="28"/>
+          <w:u w:val="single"/>
+          <w:lang w:val="en-US"/>
+        </w:rPr>
+        <w:t>High-level</w:t>
+      </w:r>
+      <w:r>
+        <w:rPr>
+          <w:rFonts w:ascii="Nunito" w:hAnsi="Nunito"/>
+          <w:sz w:val="28"/>
+          <w:szCs w:val="28"/>
+        </w:rPr>
+        <w:t xml:space="preserve"> languages are most convenient to the programmer for writing programs quickly and easily. </w:t>
+      </w:r>
+    </w:p>
+    <w:p>
+      <w:pPr>
+        <w:rPr>
+          <w:rFonts w:ascii="Nunito" w:hAnsi="Nunito"/>
+          <w:sz w:val="28"/>
+          <w:szCs w:val="28"/>
+        </w:rPr>
+      </w:pPr>
+      <w:r>
+        <w:rPr>
+          <w:rFonts w:ascii="Nunito" w:hAnsi="Nunito"/>
+          <w:sz w:val="28"/>
+          <w:szCs w:val="28"/>
+        </w:rPr>
+        <w:t>i) The only language a computer can directly understand is that computer’s</w:t>
+      </w:r>
+      <w:r>
+        <w:rPr>
+          <w:rFonts w:ascii="Nunito" w:hAnsi="Nunito"/>
+          <w:sz w:val="28"/>
+          <w:szCs w:val="28"/>
+          <w:lang w:val="en-US"/>
+        </w:rPr>
+        <w:t xml:space="preserve"> </w:t>
+      </w:r>
+      <w:r>
+        <w:rPr>
+          <w:rFonts w:ascii="Nunito" w:hAnsi="Nunito"/>
+          <w:sz w:val="28"/>
+          <w:szCs w:val="28"/>
+          <w:u w:val="single"/>
+          <w:lang w:val="en-US"/>
+        </w:rPr>
+        <w:t>machine language</w:t>
+      </w:r>
+      <w:r>
+        <w:rPr>
+          <w:rFonts w:ascii="Nunito" w:hAnsi="Nunito"/>
+          <w:sz w:val="28"/>
+          <w:szCs w:val="28"/>
+        </w:rPr>
+        <w:t xml:space="preserve">. </w:t>
+      </w:r>
+    </w:p>
+    <w:p>
+      <w:pPr>
+        <w:rPr>
+          <w:rFonts w:ascii="Nunito" w:hAnsi="Nunito"/>
+          <w:sz w:val="28"/>
+          <w:szCs w:val="28"/>
+        </w:rPr>
+      </w:pPr>
+      <w:r>
+        <w:rPr>
+          <w:rFonts w:ascii="Nunito" w:hAnsi="Nunito"/>
+          <w:sz w:val="28"/>
+          <w:szCs w:val="28"/>
+        </w:rPr>
+        <w:t xml:space="preserve">j) </w:t>
+      </w:r>
+      <w:r>
+        <w:rPr>
+          <w:rFonts w:ascii="Nunito" w:hAnsi="Nunito"/>
+          <w:sz w:val="28"/>
+          <w:szCs w:val="28"/>
+          <w:u w:val="single"/>
+          <w:lang w:val="en-US"/>
+        </w:rPr>
+        <w:t>central processing unit</w:t>
+      </w:r>
+      <w:r>
+        <w:rPr>
+          <w:rFonts w:ascii="Nunito" w:hAnsi="Nunito"/>
+          <w:sz w:val="28"/>
+          <w:szCs w:val="28"/>
+        </w:rPr>
+        <w:t xml:space="preserve"> is a logical unit of the computer that coordinates the activities of all the other logical units. </w:t>
+      </w:r>
+    </w:p>
+    <w:p>
+      <w:pPr>
+        <w:rPr>
+          <w:rFonts w:ascii="Nunito" w:hAnsi="Nunito"/>
+          <w:sz w:val="28"/>
+          <w:szCs w:val="28"/>
+        </w:rPr>
+      </w:pPr>
+    </w:p>
+    <w:p>
+      <w:pPr>
+        <w:rPr>
+          <w:rFonts w:ascii="Nunito" w:hAnsi="Nunito"/>
+          <w:b/>
+          <w:bCs/>
+          <w:sz w:val="28"/>
+          <w:szCs w:val="28"/>
+        </w:rPr>
+      </w:pPr>
+      <w:r>
+        <w:rPr>
+          <w:rFonts w:ascii="Nunito" w:hAnsi="Nunito"/>
+          <w:b/>
+          <w:bCs/>
+          <w:sz w:val="28"/>
+          <w:szCs w:val="28"/>
+        </w:rPr>
+        <w:t xml:space="preserve">1.5 Fill in the blanks in each of the following statements: </w:t>
+      </w:r>
+    </w:p>
+    <w:p>
+      <w:pPr>
+        <w:rPr>
+          <w:rFonts w:ascii="Nunito" w:hAnsi="Nunito"/>
+          <w:sz w:val="28"/>
+          <w:szCs w:val="28"/>
+        </w:rPr>
+      </w:pPr>
+      <w:r>
+        <w:rPr>
+          <w:rFonts w:ascii="Nunito" w:hAnsi="Nunito"/>
+          <w:sz w:val="28"/>
+          <w:szCs w:val="28"/>
+        </w:rPr>
+        <w:t xml:space="preserve">a) The </w:t>
+      </w:r>
+      <w:r>
+        <w:rPr>
+          <w:rFonts w:ascii="Nunito" w:hAnsi="Nunito"/>
+          <w:sz w:val="28"/>
+          <w:szCs w:val="28"/>
+          <w:u w:val="single"/>
+          <w:lang w:val="en-US"/>
+        </w:rPr>
+        <w:t>java</w:t>
+      </w:r>
+      <w:r>
+        <w:rPr>
+          <w:rFonts w:ascii="Nunito" w:hAnsi="Nunito"/>
+          <w:sz w:val="28"/>
+          <w:szCs w:val="28"/>
+        </w:rPr>
+        <w:t xml:space="preserve"> programming language is now used to develop large-scale enterprise applications, to enhance the functionality of web servers, to provide applications for consumer devices and for many other purposes. b) </w:t>
+      </w:r>
+      <w:r>
+        <w:rPr>
+          <w:rFonts w:ascii="Nunito" w:hAnsi="Nunito"/>
+          <w:sz w:val="28"/>
+          <w:szCs w:val="28"/>
+          <w:u w:val="single"/>
+          <w:lang w:val="en-US"/>
+        </w:rPr>
+        <w:t>C</w:t>
+      </w:r>
+      <w:r>
+        <w:rPr>
+          <w:rFonts w:ascii="Nunito" w:hAnsi="Nunito"/>
+          <w:sz w:val="28"/>
+          <w:szCs w:val="28"/>
+          <w:u w:val="single"/>
+        </w:rPr>
+        <w:t xml:space="preserve"> </w:t>
+      </w:r>
+      <w:r>
+        <w:rPr>
+          <w:rFonts w:ascii="Nunito" w:hAnsi="Nunito"/>
+          <w:sz w:val="28"/>
+          <w:szCs w:val="28"/>
+        </w:rPr>
+        <w:t xml:space="preserve">initially became widely known as the development language of the UNIX operating system. </w:t>
+      </w:r>
+    </w:p>
+    <w:p>
+      <w:pPr>
+        <w:rPr>
+          <w:rFonts w:ascii="Nunito" w:hAnsi="Nunito"/>
+          <w:sz w:val="28"/>
+          <w:szCs w:val="28"/>
+        </w:rPr>
+      </w:pPr>
+      <w:r>
+        <w:rPr>
+          <w:rFonts w:ascii="Nunito" w:hAnsi="Nunito"/>
+          <w:sz w:val="28"/>
+          <w:szCs w:val="28"/>
+        </w:rPr>
+        <w:t xml:space="preserve">c) </w:t>
+      </w:r>
+      <w:r>
+        <w:rPr>
+          <w:rFonts w:ascii="Nunito" w:hAnsi="Nunito"/>
+          <w:sz w:val="28"/>
+          <w:szCs w:val="28"/>
+          <w:u w:val="single"/>
+        </w:rPr>
+        <w:t xml:space="preserve">The </w:t>
+      </w:r>
+      <w:r>
+        <w:rPr>
+          <w:rFonts w:ascii="Nunito" w:hAnsi="Nunito"/>
+          <w:sz w:val="28"/>
+          <w:szCs w:val="28"/>
+          <w:u w:val="single"/>
+          <w:lang w:val="en-US"/>
+        </w:rPr>
+        <w:t>TCP (Transmission Control Protocol)</w:t>
+      </w:r>
+      <w:r>
+        <w:rPr>
+          <w:rFonts w:ascii="Nunito" w:hAnsi="Nunito"/>
+          <w:sz w:val="28"/>
+          <w:szCs w:val="28"/>
+        </w:rPr>
+        <w:t xml:space="preserve"> ensures that messages, consisting of sequentially numbered pieces called bytes, were properly routed from sender to receiver, arrived intact and were assembled in the correct order. </w:t>
+      </w:r>
+    </w:p>
+    <w:p>
+      <w:pPr>
+        <w:rPr>
+          <w:rFonts w:ascii="Nunito" w:hAnsi="Nunito"/>
+          <w:sz w:val="28"/>
+          <w:szCs w:val="28"/>
+        </w:rPr>
+      </w:pPr>
+      <w:r>
+        <w:rPr>
+          <w:rFonts w:ascii="Nunito" w:hAnsi="Nunito"/>
+          <w:sz w:val="28"/>
+          <w:szCs w:val="28"/>
+        </w:rPr>
+        <w:lastRenderedPageBreak/>
+        <w:t xml:space="preserve">d) The </w:t>
+      </w:r>
+      <w:r>
+        <w:rPr>
+          <w:rFonts w:ascii="Nunito" w:hAnsi="Nunito"/>
+          <w:sz w:val="28"/>
+          <w:szCs w:val="28"/>
+          <w:u w:val="single"/>
+          <w:lang w:val="en-US"/>
+        </w:rPr>
+        <w:t>C++</w:t>
+      </w:r>
+      <w:r>
+        <w:rPr>
+          <w:rFonts w:ascii="Nunito" w:hAnsi="Nunito"/>
+          <w:sz w:val="28"/>
+          <w:szCs w:val="28"/>
+        </w:rPr>
+        <w:t xml:space="preserve"> programming</w:t>
+      </w:r>
+      <w:r>
+        <w:rPr>
+          <w:rFonts w:ascii="Nunito" w:hAnsi="Nunito"/>
+          <w:sz w:val="28"/>
+          <w:szCs w:val="28"/>
+        </w:rPr>
+        <w:t xml:space="preserve"> language was developed by Bjarne Stroustrup in the early 1980s at Bell Laboratories. </w:t>
+      </w:r>
+    </w:p>
+    <w:p>
+      <w:pPr>
+        <w:rPr>
+          <w:rFonts w:ascii="Nunito" w:hAnsi="Nunito"/>
+          <w:sz w:val="28"/>
+          <w:szCs w:val="28"/>
+        </w:rPr>
+      </w:pPr>
+      <w:r>
+        <w:rPr>
+          <w:rFonts w:ascii="Nunito" w:hAnsi="Nunito"/>
+          <w:sz w:val="28"/>
+          <w:szCs w:val="28"/>
+        </w:rPr>
+        <w:t xml:space="preserve">1.6 Fill in the blanks in each of the following statements: </w:t>
+      </w:r>
+    </w:p>
+    <w:p>
+      <w:pPr>
+        <w:rPr>
+          <w:rFonts w:ascii="Nunito" w:hAnsi="Nunito"/>
+          <w:sz w:val="28"/>
+          <w:szCs w:val="28"/>
+          <w:u w:val="single"/>
+        </w:rPr>
+      </w:pPr>
+      <w:r>
+        <w:rPr>
+          <w:rFonts w:ascii="Nunito" w:hAnsi="Nunito"/>
+          <w:sz w:val="28"/>
+          <w:szCs w:val="28"/>
+        </w:rPr>
+        <w:t>a) Java programs normally go through five phase</w:t>
+      </w:r>
+      <w:r>
+        <w:rPr>
+          <w:rFonts w:ascii="Nunito" w:hAnsi="Nunito"/>
+          <w:sz w:val="28"/>
+          <w:szCs w:val="28"/>
+          <w:lang w:val="en-US"/>
+        </w:rPr>
+        <w:t xml:space="preserve">s </w:t>
+      </w:r>
+      <w:r>
+        <w:rPr>
+          <w:rFonts w:ascii="Nunito" w:hAnsi="Nunito"/>
+          <w:sz w:val="28"/>
+          <w:szCs w:val="28"/>
+          <w:u w:val="single"/>
+          <w:lang w:val="en-US"/>
+        </w:rPr>
+        <w:t>edit</w:t>
+      </w:r>
+      <w:r>
+        <w:rPr>
+          <w:rFonts w:ascii="Nunito" w:hAnsi="Nunito"/>
+          <w:sz w:val="28"/>
+          <w:szCs w:val="28"/>
+          <w:u w:val="single"/>
+        </w:rPr>
+        <w:t xml:space="preserve">, </w:t>
+      </w:r>
+      <w:r>
+        <w:rPr>
+          <w:rFonts w:ascii="Nunito" w:hAnsi="Nunito"/>
+          <w:sz w:val="28"/>
+          <w:szCs w:val="28"/>
+          <w:u w:val="single"/>
+          <w:lang w:val="en-US"/>
+        </w:rPr>
+        <w:t>compile</w:t>
+      </w:r>
+      <w:r>
+        <w:rPr>
+          <w:rFonts w:ascii="Nunito" w:hAnsi="Nunito"/>
+          <w:sz w:val="28"/>
+          <w:szCs w:val="28"/>
+          <w:u w:val="single"/>
+        </w:rPr>
+        <w:t>,</w:t>
+      </w:r>
+      <w:r>
+        <w:rPr>
+          <w:rFonts w:ascii="Nunito" w:hAnsi="Nunito"/>
+          <w:sz w:val="28"/>
+          <w:szCs w:val="28"/>
+          <w:u w:val="single"/>
+          <w:lang w:val="en-US"/>
+        </w:rPr>
+        <w:t xml:space="preserve"> load</w:t>
+      </w:r>
+      <w:r>
+        <w:rPr>
+          <w:rFonts w:ascii="Nunito" w:hAnsi="Nunito"/>
+          <w:sz w:val="28"/>
+          <w:szCs w:val="28"/>
+          <w:u w:val="single"/>
+        </w:rPr>
+        <w:t>,</w:t>
+      </w:r>
+      <w:r>
+        <w:rPr>
+          <w:rFonts w:ascii="Nunito" w:hAnsi="Nunito"/>
+          <w:sz w:val="28"/>
+          <w:szCs w:val="28"/>
+          <w:u w:val="single"/>
+        </w:rPr>
+        <w:t xml:space="preserve"> </w:t>
+      </w:r>
+      <w:r>
+        <w:rPr>
+          <w:rFonts w:ascii="Nunito" w:hAnsi="Nunito"/>
+          <w:sz w:val="28"/>
+          <w:szCs w:val="28"/>
+          <w:u w:val="single"/>
+          <w:lang w:val="en-US"/>
+        </w:rPr>
+        <w:t>verify</w:t>
+      </w:r>
+      <w:r>
+        <w:rPr>
+          <w:rFonts w:ascii="Nunito" w:hAnsi="Nunito"/>
+          <w:sz w:val="28"/>
+          <w:szCs w:val="28"/>
+          <w:u w:val="single"/>
+        </w:rPr>
+        <w:t xml:space="preserve"> and </w:t>
+      </w:r>
+      <w:r>
+        <w:rPr>
+          <w:rFonts w:ascii="Nunito" w:hAnsi="Nunito"/>
+          <w:sz w:val="28"/>
+          <w:szCs w:val="28"/>
+          <w:u w:val="single"/>
+          <w:lang w:val="en-US"/>
+        </w:rPr>
+        <w:t>execute</w:t>
+      </w:r>
+      <w:r>
+        <w:rPr>
+          <w:rFonts w:ascii="Nunito" w:hAnsi="Nunito"/>
+          <w:sz w:val="28"/>
+          <w:szCs w:val="28"/>
+          <w:u w:val="single"/>
+        </w:rPr>
+        <w:t>.</w:t>
+      </w:r>
+      <w:r>
+        <w:rPr>
+          <w:rFonts w:ascii="Nunito" w:hAnsi="Nunito"/>
+          <w:sz w:val="28"/>
+          <w:szCs w:val="28"/>
+          <w:u w:val="single"/>
+        </w:rPr>
+        <w:t xml:space="preserve"> </w:t>
+      </w:r>
+    </w:p>
+    <w:p>
+      <w:pPr>
+        <w:rPr>
+          <w:rFonts w:ascii="Nunito" w:hAnsi="Nunito"/>
+          <w:sz w:val="28"/>
+          <w:szCs w:val="28"/>
+        </w:rPr>
+      </w:pPr>
+      <w:r>
+        <w:rPr>
+          <w:rFonts w:ascii="Nunito" w:hAnsi="Nunito"/>
+          <w:sz w:val="28"/>
+          <w:szCs w:val="28"/>
+        </w:rPr>
+        <w:t xml:space="preserve">b) </w:t>
+      </w:r>
+      <w:r>
+        <w:rPr>
+          <w:rFonts w:ascii="Nunito" w:hAnsi="Nunito"/>
+          <w:sz w:val="28"/>
+          <w:szCs w:val="28"/>
+        </w:rPr>
+        <w:t>A (</w:t>
+      </w:r>
+      <w:r>
+        <w:rPr>
+          <w:rFonts w:ascii="Nunito" w:hAnsi="Nunito"/>
+          <w:sz w:val="28"/>
+          <w:szCs w:val="28"/>
+        </w:rPr>
+        <w:t>n</w:t>
+      </w:r>
+      <w:r>
+        <w:rPr>
+          <w:rFonts w:ascii="Nunito" w:hAnsi="Nunito"/>
+          <w:sz w:val="28"/>
+          <w:szCs w:val="28"/>
+          <w:lang w:val="en-US"/>
+        </w:rPr>
+        <w:t>)</w:t>
+      </w:r>
+      <w:r>
+        <w:rPr>
+          <w:rFonts w:ascii="Nunito" w:hAnsi="Nunito"/>
+          <w:sz w:val="28"/>
+          <w:szCs w:val="28"/>
+          <w:u w:val="single"/>
+          <w:lang w:val="en-US"/>
+        </w:rPr>
+        <w:t xml:space="preserve"> </w:t>
+      </w:r>
+      <w:r>
+        <w:rPr>
+          <w:rFonts w:ascii="Nunito" w:hAnsi="Nunito"/>
+          <w:sz w:val="28"/>
+          <w:szCs w:val="28"/>
+          <w:u w:val="single"/>
+          <w:lang w:val="en-US"/>
+        </w:rPr>
+        <w:t>IDE (integrated development environment</w:t>
+      </w:r>
+      <w:r>
+        <w:rPr>
+          <w:rFonts w:ascii="Nunito" w:hAnsi="Nunito"/>
+          <w:sz w:val="28"/>
+          <w:szCs w:val="28"/>
+          <w:u w:val="single"/>
+          <w:lang w:val="en-US"/>
+        </w:rPr>
+        <w:t>)</w:t>
+      </w:r>
+      <w:r>
+        <w:rPr>
+          <w:rFonts w:ascii="Nunito" w:hAnsi="Nunito"/>
+          <w:sz w:val="28"/>
+          <w:szCs w:val="28"/>
+        </w:rPr>
+        <w:t xml:space="preserve"> provides</w:t>
+      </w:r>
+      <w:r>
+        <w:rPr>
+          <w:rFonts w:ascii="Nunito" w:hAnsi="Nunito"/>
+          <w:sz w:val="28"/>
+          <w:szCs w:val="28"/>
+        </w:rPr>
+        <w:t xml:space="preserve"> many tools that support the software development process, such as editors for writing and editing programs, debuggers for locating logic errors in programs, and many other features. </w:t>
+      </w:r>
+    </w:p>
+    <w:p>
+      <w:pPr>
+        <w:rPr>
+          <w:rFonts w:ascii="Nunito" w:hAnsi="Nunito"/>
+          <w:sz w:val="28"/>
+          <w:szCs w:val="28"/>
+        </w:rPr>
+      </w:pPr>
+      <w:r>
+        <w:rPr>
+          <w:rFonts w:ascii="Nunito" w:hAnsi="Nunito"/>
+          <w:sz w:val="28"/>
+          <w:szCs w:val="28"/>
+        </w:rPr>
+        <w:t xml:space="preserve">c) The command java invokes the </w:t>
+      </w:r>
+      <w:r>
+        <w:rPr>
+          <w:rFonts w:ascii="Nunito" w:hAnsi="Nunito"/>
+          <w:sz w:val="28"/>
+          <w:szCs w:val="28"/>
+          <w:u w:val="single"/>
+          <w:lang w:val="en-US"/>
+        </w:rPr>
+        <w:t>java virtual machine (JVM)</w:t>
+      </w:r>
+      <w:r>
+        <w:rPr>
+          <w:rFonts w:ascii="Nunito" w:hAnsi="Nunito"/>
+          <w:sz w:val="28"/>
+          <w:szCs w:val="28"/>
+        </w:rPr>
+        <w:t xml:space="preserve">, which executes Java programs. </w:t>
+      </w:r>
+    </w:p>
+    <w:p>
+      <w:pPr>
+        <w:rPr>
+          <w:rFonts w:ascii="Nunito" w:hAnsi="Nunito"/>
+          <w:sz w:val="28"/>
+          <w:szCs w:val="28"/>
+        </w:rPr>
+      </w:pPr>
+      <w:r>
+        <w:rPr>
+          <w:rFonts w:ascii="Nunito" w:hAnsi="Nunito"/>
+          <w:sz w:val="28"/>
+          <w:szCs w:val="28"/>
+        </w:rPr>
+        <w:t xml:space="preserve">d) A(n) </w:t>
+      </w:r>
+      <w:r>
+        <w:rPr>
+          <w:rFonts w:ascii="Nunito" w:hAnsi="Nunito"/>
+          <w:sz w:val="28"/>
+          <w:szCs w:val="28"/>
+          <w:u w:val="single"/>
+          <w:lang w:val="en-US"/>
+        </w:rPr>
+        <w:t>virtual machine</w:t>
+      </w:r>
+      <w:r>
+        <w:rPr>
+          <w:rFonts w:ascii="Nunito" w:hAnsi="Nunito"/>
+          <w:sz w:val="28"/>
+          <w:szCs w:val="28"/>
+          <w:u w:val="single"/>
+          <w:lang w:val="en-US"/>
+        </w:rPr>
+        <w:t xml:space="preserve"> </w:t>
+      </w:r>
+      <w:r>
+        <w:rPr>
+          <w:rFonts w:ascii="Nunito" w:hAnsi="Nunito"/>
+          <w:sz w:val="28"/>
+          <w:szCs w:val="28"/>
+          <w:u w:val="single"/>
+          <w:lang w:val="en-US"/>
+        </w:rPr>
+        <w:t>(VM)</w:t>
+      </w:r>
+      <w:r>
+        <w:rPr>
+          <w:rFonts w:ascii="Nunito" w:hAnsi="Nunito"/>
+          <w:sz w:val="28"/>
+          <w:szCs w:val="28"/>
+        </w:rPr>
+        <w:t xml:space="preserve"> is a software application that simulates a computer, but hides the underlying operating system and hardware from the programs that interact with it.</w:t>
+      </w:r>
+    </w:p>
+    <w:p>
+      <w:pPr>
+        <w:rPr>
+          <w:rFonts w:ascii="Nunito" w:hAnsi="Nunito"/>
+          <w:sz w:val="28"/>
+          <w:szCs w:val="28"/>
+        </w:rPr>
+      </w:pPr>
+      <w:r>
+        <w:rPr>
+          <w:rFonts w:ascii="Nunito" w:hAnsi="Nunito"/>
+          <w:sz w:val="28"/>
+          <w:szCs w:val="28"/>
+        </w:rPr>
+        <w:t xml:space="preserve"> e) </w:t>
+      </w:r>
+      <w:r>
+        <w:rPr>
+          <w:rFonts w:ascii="Nunito" w:hAnsi="Nunito"/>
+          <w:sz w:val="28"/>
+          <w:szCs w:val="28"/>
+          <w:u w:val="single"/>
+        </w:rPr>
+        <w:t xml:space="preserve">The </w:t>
+      </w:r>
+      <w:r>
+        <w:rPr>
+          <w:rFonts w:ascii="Nunito" w:hAnsi="Nunito"/>
+          <w:sz w:val="28"/>
+          <w:szCs w:val="28"/>
+          <w:u w:val="single"/>
+          <w:lang w:val="en-US"/>
+        </w:rPr>
+        <w:t>class loader</w:t>
+      </w:r>
+      <w:r>
+        <w:rPr>
+          <w:rFonts w:ascii="Nunito" w:hAnsi="Nunito"/>
+          <w:sz w:val="28"/>
+          <w:szCs w:val="28"/>
+        </w:rPr>
+        <w:t xml:space="preserve"> takes the .class files containing the program’s bytecodes and transfers them to primary memory. f) The examines bytecodes to ensure that they’re valid.</w:t>
+      </w:r>
+    </w:p>
+    <w:p>
+      <w:pPr>
+        <w:rPr>
+          <w:rFonts w:ascii="Nunito" w:hAnsi="Nunito"/>
+          <w:sz w:val="28"/>
+          <w:szCs w:val="28"/>
+        </w:rPr>
+      </w:pPr>
+      <w:r>
+        <w:rPr>
+          <w:rFonts w:ascii="Nunito" w:hAnsi="Nunito"/>
+          <w:sz w:val="28"/>
+          <w:szCs w:val="28"/>
+        </w:rPr>
+        <w:t xml:space="preserve">f) The </w:t>
+      </w:r>
+      <w:r>
+        <w:rPr>
+          <w:rFonts w:ascii="Nunito" w:hAnsi="Nunito"/>
+          <w:sz w:val="28"/>
+          <w:szCs w:val="28"/>
+          <w:u w:val="single"/>
+          <w:lang w:val="en-US"/>
+        </w:rPr>
+        <w:t>bytecode verifier</w:t>
+      </w:r>
+      <w:r>
+        <w:rPr>
+          <w:rFonts w:ascii="Nunito" w:hAnsi="Nunito"/>
+          <w:sz w:val="28"/>
+          <w:szCs w:val="28"/>
+        </w:rPr>
+        <w:t xml:space="preserve"> examines bytecodes to ensure that they’re valid.</w:t>
+      </w:r>
+    </w:p>
+    <w:p>
+      <w:pPr>
+        <w:rPr>
+          <w:rFonts w:ascii="Nunito" w:hAnsi="Nunito"/>
+          <w:sz w:val="28"/>
+          <w:szCs w:val="28"/>
+        </w:rPr>
+      </w:pPr>
+    </w:p>
+    <w:p>
+      <w:pPr>
+        <w:rPr>
+          <w:rFonts w:ascii="Nunito" w:hAnsi="Nunito"/>
+          <w:sz w:val="28"/>
+          <w:szCs w:val="28"/>
+        </w:rPr>
+      </w:pPr>
+      <w:r>
+        <w:rPr>
+          <w:rFonts w:ascii="Nunito" w:hAnsi="Nunito"/>
+          <w:sz w:val="28"/>
+          <w:szCs w:val="28"/>
+        </w:rPr>
+        <w:t>1.7 Explain the two compilation phases of Java programs.</w:t>
+      </w:r>
+    </w:p>
+    <w:p>
+      <w:pPr>
+        <w:rPr>
+          <w:rFonts w:ascii="Nunito" w:hAnsi="Nunito"/>
+          <w:sz w:val="28"/>
+          <w:szCs w:val="28"/>
+          <w:u w:val="single"/>
+          <w:lang w:val="en-US"/>
+        </w:rPr>
+      </w:pPr>
+      <w:r>
+        <w:rPr>
+          <w:rFonts w:ascii="Nunito" w:hAnsi="Nunito"/>
+          <w:sz w:val="28"/>
+          <w:szCs w:val="28"/>
+          <w:u w:val="single"/>
+          <w:lang w:val="en-US"/>
+        </w:rPr>
+        <w:t>Answer:</w:t>
+      </w:r>
+    </w:p>
+    <w:p>
+      <w:pPr>
+        <w:rPr>
+          <w:rFonts w:ascii="Nunito" w:hAnsi="Nunito"/>
+          <w:sz w:val="28"/>
+          <w:szCs w:val="28"/>
+          <w:lang w:val="en-US"/>
+        </w:rPr>
+      </w:pPr>
+      <w:r>
+        <w:rPr>
+          <w:rFonts w:ascii="Nunito" w:hAnsi="Nunito"/>
+          <w:sz w:val="28"/>
+          <w:szCs w:val="28"/>
+          <w:u w:val="single"/>
+          <w:lang w:val="en-US"/>
+        </w:rPr>
+        <w:t>Phase 1:</w:t>
+      </w:r>
+      <w:r>
+        <w:rPr>
+          <w:rFonts w:ascii="Nunito" w:hAnsi="Nunito"/>
+          <w:sz w:val="28"/>
+          <w:szCs w:val="28"/>
+          <w:lang w:val="en-US"/>
+        </w:rPr>
+        <w:t xml:space="preserve"> the compiler (</w:t>
+      </w:r>
+      <w:proofErr w:type="spellStart"/>
+      <w:r>
+        <w:rPr>
+          <w:rFonts w:ascii="Nunito" w:hAnsi="Nunito"/>
+          <w:sz w:val="28"/>
+          <w:szCs w:val="28"/>
+          <w:lang w:val="en-US"/>
+        </w:rPr>
+        <w:t>javac</w:t>
+      </w:r>
+      <w:proofErr w:type="spellEnd"/>
+      <w:r>
+        <w:rPr>
+          <w:rFonts w:ascii="Nunito" w:hAnsi="Nunito"/>
+          <w:sz w:val="28"/>
+          <w:szCs w:val="28"/>
+          <w:lang w:val="en-US"/>
+        </w:rPr>
+        <w:t>) translates the .java source into bytecodes, stored in a class file.</w:t>
+      </w:r>
+    </w:p>
+    <w:p>
+      <w:pPr>
+        <w:rPr>
+          <w:rFonts w:ascii="Nunito" w:hAnsi="Nunito"/>
+          <w:sz w:val="28"/>
+          <w:szCs w:val="28"/>
+          <w:lang w:val="en-US"/>
+        </w:rPr>
+      </w:pPr>
+      <w:r>
+        <w:rPr>
+          <w:rFonts w:ascii="Nunito" w:hAnsi="Nunito"/>
+          <w:sz w:val="28"/>
+          <w:szCs w:val="28"/>
+          <w:u w:val="single"/>
+          <w:lang w:val="en-US"/>
+        </w:rPr>
+        <w:t>Phase 2:</w:t>
+      </w:r>
+      <w:r>
+        <w:rPr>
+          <w:rFonts w:ascii="Nunito" w:hAnsi="Nunito"/>
+          <w:sz w:val="28"/>
+          <w:szCs w:val="28"/>
+          <w:lang w:val="en-US"/>
+        </w:rPr>
+        <w:t xml:space="preserve"> the JVM loads, verifies and executes the bytecodes, translating them to machine code for the host computer.</w:t>
+      </w:r>
+    </w:p>
+    <w:p>
+      <w:pPr>
+        <w:rPr>
+          <w:rFonts w:ascii="Nunito" w:hAnsi="Nunito"/>
+          <w:sz w:val="28"/>
+          <w:szCs w:val="28"/>
+        </w:rPr>
+      </w:pPr>
+      <w:r>
+        <w:rPr>
+          <w:rFonts w:ascii="Nunito" w:hAnsi="Nunito"/>
+          <w:sz w:val="28"/>
+          <w:szCs w:val="28"/>
+        </w:rPr>
+        <w:t xml:space="preserve">1.8 One of the world’s most common objects is a wrist watch. Discuss how each of the following terms and concepts applies to the notion of a watch: object, attributes, </w:t>
+      </w:r>
+      <w:r>
+        <w:rPr>
+          <w:rFonts w:ascii="Nunito" w:hAnsi="Nunito"/>
+          <w:sz w:val="28"/>
+          <w:szCs w:val="28"/>
+        </w:rPr>
+        <w:t>behaviours</w:t>
+      </w:r>
+      <w:r>
+        <w:rPr>
+          <w:rFonts w:ascii="Nunito" w:hAnsi="Nunito"/>
+          <w:sz w:val="28"/>
+          <w:szCs w:val="28"/>
+        </w:rPr>
+        <w:t xml:space="preserve">, class, inheritance (consider, for </w:t>
+      </w:r>
+      <w:r>
+        <w:rPr>
+          <w:rFonts w:ascii="Nunito" w:hAnsi="Nunito"/>
+          <w:sz w:val="28"/>
+          <w:szCs w:val="28"/>
+        </w:rPr>
+        <w:lastRenderedPageBreak/>
+        <w:t xml:space="preserve">example, an alarm clock), </w:t>
+      </w:r>
+      <w:r>
+        <w:rPr>
+          <w:rFonts w:ascii="Nunito" w:hAnsi="Nunito"/>
+          <w:sz w:val="28"/>
+          <w:szCs w:val="28"/>
+        </w:rPr>
+        <w:t>modelling</w:t>
+      </w:r>
+      <w:r>
+        <w:rPr>
+          <w:rFonts w:ascii="Nunito" w:hAnsi="Nunito"/>
+          <w:sz w:val="28"/>
+          <w:szCs w:val="28"/>
+        </w:rPr>
+        <w:t>, messages, encapsulation, interface and information hiding.</w:t>
+      </w:r>
+    </w:p>
+    <w:p>
+      <w:pPr>
+        <w:rPr>
+          <w:rFonts w:ascii="Nunito" w:hAnsi="Nunito"/>
+          <w:sz w:val="28"/>
+          <w:szCs w:val="28"/>
+          <w:u w:val="single"/>
+          <w:lang w:val="en-US"/>
+        </w:rPr>
+      </w:pPr>
+      <w:r>
+        <w:rPr>
+          <w:rFonts w:ascii="Nunito" w:hAnsi="Nunito"/>
+          <w:sz w:val="28"/>
+          <w:szCs w:val="28"/>
+          <w:u w:val="single"/>
+          <w:lang w:val="en-US"/>
+        </w:rPr>
+        <w:t>Answer:</w:t>
+      </w:r>
+    </w:p>
+    <w:p>
+      <w:pPr>
+        <w:pStyle w:val="ListParagraph"/>
+        <w:numPr>
+          <w:ilvl w:val="0"/>
+          <w:numId w:val="2"/>
+        </w:numPr>
+        <w:rPr>
+          <w:rFonts w:ascii="Nunito" w:hAnsi="Nunito"/>
+          <w:sz w:val="28"/>
+          <w:szCs w:val="28"/>
+          <w:lang w:val="en-US"/>
+        </w:rPr>
+      </w:pPr>
+      <w:r>
+        <w:rPr>
+          <w:rFonts w:ascii="Nunito" w:hAnsi="Nunito"/>
+          <w:sz w:val="28"/>
+          <w:szCs w:val="28"/>
+          <w:u w:val="single"/>
+          <w:lang w:val="en-US"/>
+        </w:rPr>
+        <w:t>Object:</w:t>
+      </w:r>
+      <w:r>
+        <w:rPr>
+          <w:rFonts w:ascii="Nunito" w:hAnsi="Nunito"/>
+          <w:sz w:val="28"/>
+          <w:szCs w:val="28"/>
+          <w:lang w:val="en-US"/>
+        </w:rPr>
+        <w:t xml:space="preserve"> </w:t>
+      </w:r>
+      <w:r>
+        <w:rPr>
+          <w:rFonts w:ascii="Nunito" w:hAnsi="Nunito"/>
+          <w:sz w:val="28"/>
+          <w:szCs w:val="28"/>
+          <w:lang w:val="en-US"/>
+        </w:rPr>
+        <w:t>my</w:t>
+      </w:r>
+      <w:r>
+        <w:rPr>
+          <w:rFonts w:ascii="Nunito" w:hAnsi="Nunito"/>
+          <w:sz w:val="28"/>
+          <w:szCs w:val="28"/>
+          <w:lang w:val="en-US"/>
+        </w:rPr>
+        <w:t xml:space="preserve"> wrist watch.</w:t>
+      </w:r>
+    </w:p>
+    <w:p>
+      <w:pPr>
+        <w:pStyle w:val="ListParagraph"/>
+        <w:numPr>
+          <w:ilvl w:val="0"/>
+          <w:numId w:val="2"/>
+        </w:numPr>
+        <w:rPr>
+          <w:rFonts w:ascii="Nunito" w:hAnsi="Nunito"/>
+          <w:sz w:val="28"/>
+          <w:szCs w:val="28"/>
+          <w:lang w:val="en-US"/>
+        </w:rPr>
+      </w:pPr>
+      <w:r>
+        <w:rPr>
+          <w:rFonts w:ascii="Nunito" w:hAnsi="Nunito"/>
+          <w:sz w:val="28"/>
+          <w:szCs w:val="28"/>
+          <w:u w:val="single"/>
+          <w:lang w:val="en-US"/>
+        </w:rPr>
+        <w:t>Class:</w:t>
+      </w:r>
+      <w:r>
+        <w:rPr>
+          <w:rFonts w:ascii="Nunito" w:hAnsi="Nunito"/>
+          <w:sz w:val="28"/>
+          <w:szCs w:val="28"/>
+          <w:lang w:val="en-US"/>
+        </w:rPr>
+        <w:t xml:space="preserve"> the blueprint or model that all watches of that type are built from.</w:t>
+      </w:r>
+    </w:p>
+    <w:p>
+      <w:pPr>
+        <w:pStyle w:val="ListParagraph"/>
+        <w:numPr>
+          <w:ilvl w:val="0"/>
+          <w:numId w:val="2"/>
+        </w:numPr>
+        <w:rPr>
+          <w:rFonts w:ascii="Nunito" w:hAnsi="Nunito"/>
+          <w:sz w:val="28"/>
+          <w:szCs w:val="28"/>
+          <w:lang w:val="en-US"/>
+        </w:rPr>
+      </w:pPr>
+      <w:r>
+        <w:rPr>
+          <w:rFonts w:ascii="Nunito" w:hAnsi="Nunito"/>
+          <w:sz w:val="28"/>
+          <w:szCs w:val="28"/>
+          <w:u w:val="single"/>
+          <w:lang w:val="en-US"/>
+        </w:rPr>
+        <w:t>Attributes:</w:t>
+      </w:r>
+      <w:r>
+        <w:rPr>
+          <w:rFonts w:ascii="Nunito" w:hAnsi="Nunito"/>
+          <w:sz w:val="28"/>
+          <w:szCs w:val="28"/>
+          <w:lang w:val="en-US"/>
+        </w:rPr>
+        <w:t xml:space="preserve"> time, date, alarm time, battery level.</w:t>
+      </w:r>
+    </w:p>
+    <w:p>
+      <w:pPr>
+        <w:pStyle w:val="ListParagraph"/>
+        <w:numPr>
+          <w:ilvl w:val="0"/>
+          <w:numId w:val="2"/>
+        </w:numPr>
+        <w:rPr>
+          <w:rFonts w:ascii="Nunito" w:hAnsi="Nunito"/>
+          <w:sz w:val="28"/>
+          <w:szCs w:val="28"/>
+          <w:lang w:val="en-US"/>
+        </w:rPr>
+      </w:pPr>
+      <w:r>
+        <w:rPr>
+          <w:rFonts w:ascii="Nunito" w:hAnsi="Nunito"/>
+          <w:sz w:val="28"/>
+          <w:szCs w:val="28"/>
+          <w:u w:val="single"/>
+          <w:lang w:val="en-US"/>
+        </w:rPr>
+        <w:t>Behaviors:</w:t>
+      </w:r>
+      <w:r>
+        <w:rPr>
+          <w:rFonts w:ascii="Nunito" w:hAnsi="Nunito"/>
+          <w:sz w:val="28"/>
+          <w:szCs w:val="28"/>
+          <w:lang w:val="en-US"/>
+        </w:rPr>
+        <w:t xml:space="preserve"> display time, set time, ring alarm.</w:t>
+      </w:r>
+    </w:p>
+    <w:p>
+      <w:pPr>
+        <w:pStyle w:val="ListParagraph"/>
+        <w:numPr>
+          <w:ilvl w:val="0"/>
+          <w:numId w:val="2"/>
+        </w:numPr>
+        <w:rPr>
+          <w:rFonts w:ascii="Nunito" w:hAnsi="Nunito"/>
+          <w:sz w:val="28"/>
+          <w:szCs w:val="28"/>
+          <w:lang w:val="en-US"/>
+        </w:rPr>
+      </w:pPr>
+      <w:r>
+        <w:rPr>
+          <w:rFonts w:ascii="Nunito" w:hAnsi="Nunito"/>
+          <w:sz w:val="28"/>
+          <w:szCs w:val="28"/>
+          <w:u w:val="single"/>
+          <w:lang w:val="en-US"/>
+        </w:rPr>
+        <w:t>Messages:</w:t>
+      </w:r>
+      <w:r>
+        <w:rPr>
+          <w:rFonts w:ascii="Nunito" w:hAnsi="Nunito"/>
+          <w:sz w:val="28"/>
+          <w:szCs w:val="28"/>
+          <w:lang w:val="en-US"/>
+        </w:rPr>
+        <w:t xml:space="preserve"> pressing a button or turning the crown, which asks the watch to do something.</w:t>
+      </w:r>
+    </w:p>
+    <w:p>
+      <w:pPr>
+        <w:pStyle w:val="ListParagraph"/>
+        <w:numPr>
+          <w:ilvl w:val="0"/>
+          <w:numId w:val="2"/>
+        </w:numPr>
+        <w:rPr>
+          <w:rFonts w:ascii="Nunito" w:hAnsi="Nunito"/>
+          <w:sz w:val="28"/>
+          <w:szCs w:val="28"/>
+          <w:lang w:val="en-US"/>
+        </w:rPr>
+      </w:pPr>
+      <w:r>
+        <w:rPr>
+          <w:rFonts w:ascii="Nunito" w:hAnsi="Nunito"/>
+          <w:sz w:val="28"/>
+          <w:szCs w:val="28"/>
+          <w:u w:val="single"/>
+          <w:lang w:val="en-US"/>
+        </w:rPr>
+        <w:t>Interface:</w:t>
+      </w:r>
+      <w:r>
+        <w:rPr>
+          <w:rFonts w:ascii="Nunito" w:hAnsi="Nunito"/>
+          <w:sz w:val="28"/>
+          <w:szCs w:val="28"/>
+          <w:lang w:val="en-US"/>
+        </w:rPr>
+        <w:t xml:space="preserve"> the buttons, crown and display.</w:t>
+      </w:r>
+    </w:p>
+    <w:p>
+      <w:pPr>
+        <w:pStyle w:val="ListParagraph"/>
+        <w:numPr>
+          <w:ilvl w:val="0"/>
+          <w:numId w:val="2"/>
+        </w:numPr>
+        <w:rPr>
+          <w:rFonts w:ascii="Nunito" w:hAnsi="Nunito"/>
+          <w:sz w:val="28"/>
+          <w:szCs w:val="28"/>
+          <w:lang w:val="en-US"/>
+        </w:rPr>
+      </w:pPr>
+      <w:r>
+        <w:rPr>
+          <w:rFonts w:ascii="Nunito" w:hAnsi="Nunito"/>
+          <w:sz w:val="28"/>
+          <w:szCs w:val="28"/>
+          <w:u w:val="single"/>
+          <w:lang w:val="en-US"/>
+        </w:rPr>
+        <w:t>Information hiding:</w:t>
+      </w:r>
+      <w:r>
+        <w:rPr>
+          <w:rFonts w:ascii="Nunito" w:hAnsi="Nunito"/>
+          <w:sz w:val="28"/>
+          <w:szCs w:val="28"/>
+          <w:lang w:val="en-US"/>
+        </w:rPr>
+        <w:t xml:space="preserve"> </w:t>
+      </w:r>
+      <w:r>
+        <w:rPr>
+          <w:rFonts w:ascii="Nunito" w:hAnsi="Nunito"/>
+          <w:sz w:val="28"/>
+          <w:szCs w:val="28"/>
+          <w:lang w:val="en-US"/>
+        </w:rPr>
+        <w:t>I</w:t>
+      </w:r>
+      <w:r>
+        <w:rPr>
+          <w:rFonts w:ascii="Nunito" w:hAnsi="Nunito"/>
+          <w:sz w:val="28"/>
+          <w:szCs w:val="28"/>
+          <w:lang w:val="en-US"/>
+        </w:rPr>
+        <w:t xml:space="preserve"> don't need to know how the gears or circuits work inside.</w:t>
+      </w:r>
+    </w:p>
+    <w:p>
+      <w:pPr>
+        <w:pStyle w:val="ListParagraph"/>
+        <w:numPr>
+          <w:ilvl w:val="0"/>
+          <w:numId w:val="2"/>
+        </w:numPr>
+        <w:rPr>
+          <w:rFonts w:ascii="Nunito" w:hAnsi="Nunito"/>
+          <w:sz w:val="28"/>
+          <w:szCs w:val="28"/>
+          <w:lang w:val="en-US"/>
+        </w:rPr>
+      </w:pPr>
+      <w:r>
+        <w:rPr>
+          <w:rFonts w:ascii="Nunito" w:hAnsi="Nunito"/>
+          <w:sz w:val="28"/>
+          <w:szCs w:val="28"/>
+          <w:u w:val="single"/>
+          <w:lang w:val="en-US"/>
+        </w:rPr>
+        <w:t>Encapsulation:</w:t>
+      </w:r>
+      <w:r>
+        <w:rPr>
+          <w:rFonts w:ascii="Nunito" w:hAnsi="Nunito"/>
+          <w:sz w:val="28"/>
+          <w:szCs w:val="28"/>
+          <w:lang w:val="en-US"/>
+        </w:rPr>
+        <w:t xml:space="preserve"> the data and mechanisms are bundled inside the case.</w:t>
+      </w:r>
+    </w:p>
+    <w:p>
+      <w:pPr>
+        <w:pStyle w:val="ListParagraph"/>
+        <w:numPr>
+          <w:ilvl w:val="0"/>
+          <w:numId w:val="2"/>
+        </w:numPr>
+        <w:rPr>
+          <w:rFonts w:ascii="Nunito" w:hAnsi="Nunito"/>
+          <w:sz w:val="28"/>
+          <w:szCs w:val="28"/>
+          <w:lang w:val="en-US"/>
+        </w:rPr>
+      </w:pPr>
+      <w:r>
+        <w:rPr>
+          <w:rFonts w:ascii="Nunito" w:hAnsi="Nunito"/>
+          <w:sz w:val="28"/>
+          <w:szCs w:val="28"/>
+          <w:u w:val="single"/>
+          <w:lang w:val="en-US"/>
+        </w:rPr>
+        <w:t>Inheritance:</w:t>
+      </w:r>
+      <w:r>
+        <w:rPr>
+          <w:rFonts w:ascii="Nunito" w:hAnsi="Nunito"/>
+          <w:sz w:val="28"/>
+          <w:szCs w:val="28"/>
+          <w:lang w:val="en-US"/>
+        </w:rPr>
+        <w:t xml:space="preserve"> a smartwatch class inherits from a basic watch class and adds features.</w:t>
+      </w:r>
+    </w:p>
+    <w:p>
+      <w:pPr>
+        <w:pStyle w:val="ListParagraph"/>
+        <w:numPr>
+          <w:ilvl w:val="0"/>
+          <w:numId w:val="2"/>
+        </w:numPr>
+        <w:rPr>
+          <w:rFonts w:ascii="Nunito" w:hAnsi="Nunito"/>
+          <w:sz w:val="28"/>
+          <w:szCs w:val="28"/>
+          <w:lang w:val="en-US"/>
+        </w:rPr>
+      </w:pPr>
+      <w:r>
+        <w:rPr>
+          <w:rFonts w:ascii="Nunito" w:hAnsi="Nunito"/>
+          <w:sz w:val="28"/>
+          <w:szCs w:val="28"/>
+          <w:u w:val="single"/>
+          <w:lang w:val="en-US"/>
+        </w:rPr>
+        <w:t>Modeling:</w:t>
+      </w:r>
+      <w:r>
+        <w:rPr>
+          <w:rFonts w:ascii="Nunito" w:hAnsi="Nunito"/>
+          <w:sz w:val="28"/>
+          <w:szCs w:val="28"/>
+          <w:lang w:val="en-US"/>
+        </w:rPr>
+        <w:t xml:space="preserve"> representing a real watch in software by its essential attributes and behaviors.</w:t>
+      </w:r>
+    </w:p>
+    <w:p>
+      <w:pPr>
+        <w:rPr>
+          <w:rFonts w:ascii="Nunito" w:hAnsi="Nunito"/>
+          <w:b/>
+          <w:bCs/>
+          <w:sz w:val="28"/>
+          <w:szCs w:val="28"/>
+        </w:rPr>
+      </w:pPr>
+      <w:r>
+        <w:rPr>
+          <w:rFonts w:ascii="Nunito" w:hAnsi="Nunito"/>
+          <w:b/>
+          <w:bCs/>
+          <w:sz w:val="28"/>
+          <w:szCs w:val="28"/>
+        </w:rPr>
+        <w:t>Making a Difference</w:t>
+      </w:r>
+    </w:p>
+    <w:p>
+      <w:pPr>
+        <w:rPr>
+          <w:rFonts w:ascii="Nunito" w:hAnsi="Nunito"/>
+          <w:b/>
+          <w:bCs/>
+          <w:i/>
+          <w:iCs/>
+          <w:sz w:val="28"/>
+          <w:szCs w:val="28"/>
+        </w:rPr>
+      </w:pPr>
+      <w:r>
+        <w:rPr>
+          <w:rFonts w:ascii="Nunito" w:hAnsi="Nunito"/>
+          <w:b/>
+          <w:bCs/>
+          <w:i/>
+          <w:iCs/>
+          <w:sz w:val="28"/>
+          <w:szCs w:val="28"/>
+        </w:rPr>
+        <w:t xml:space="preserve">1.9 (Test-Drive: Carbon Footprint Calculator) </w:t>
+      </w:r>
+    </w:p>
+    <w:p>
+      <w:pPr>
+        <w:rPr>
+          <w:rFonts w:ascii="Nunito" w:hAnsi="Nunito"/>
+          <w:sz w:val="28"/>
+          <w:szCs w:val="28"/>
+        </w:rPr>
+      </w:pPr>
+      <w:r>
+        <w:rPr>
+          <w:rFonts w:ascii="Nunito" w:hAnsi="Nunito"/>
+          <w:sz w:val="28"/>
+          <w:szCs w:val="28"/>
+        </w:rPr>
+        <w:t xml:space="preserve">Some scientists believe that carbon emissions, especially from the burning of fossil fuels, contribute significantly to global warming and that this can be combatted if individuals take steps to limit their use of carbon-based fuels. Organizations and individuals are increasingly concerned about their “carbon footprints.” Websites such as TerraPass http://www.terrapass.com/carbon-footprint-calculator/ and Carbon Footprint http://www.carbonfootprint.com/calculator.aspx provide carbon-footprint calculators. Test-drive these calculators to determine your carbon footprint. Exercises in later chapters will ask you to </w:t>
+      </w:r>
+      <w:r>
+        <w:rPr>
+          <w:rFonts w:ascii="Nunito" w:hAnsi="Nunito"/>
+          <w:sz w:val="28"/>
+          <w:szCs w:val="28"/>
+        </w:rPr>
+        <w:lastRenderedPageBreak/>
+        <w:t xml:space="preserve">program your own carbon-footprint calculator. To prepare for this, use the web to research the formulas for calculating carbon footprints. </w:t>
+      </w:r>
+    </w:p>
+    <w:p>
+      <w:pPr>
+        <w:rPr>
+          <w:rFonts w:ascii="Nunito" w:hAnsi="Nunito"/>
+          <w:sz w:val="28"/>
+          <w:szCs w:val="28"/>
+          <w:u w:val="single"/>
+          <w:lang w:val="en-US"/>
+        </w:rPr>
+      </w:pPr>
+      <w:r>
+        <w:rPr>
+          <w:rFonts w:ascii="Nunito" w:hAnsi="Nunito"/>
+          <w:sz w:val="28"/>
+          <w:szCs w:val="28"/>
+          <w:u w:val="single"/>
+          <w:lang w:val="en-US"/>
+        </w:rPr>
+        <w:t>Answer:</w:t>
+      </w:r>
+    </w:p>
+    <w:p>
+      <w:pPr>
+        <w:pStyle w:val="ListParagraph"/>
+        <w:numPr>
+          <w:ilvl w:val="0"/>
+          <w:numId w:val="3"/>
+        </w:numPr>
+        <w:rPr>
+          <w:rFonts w:ascii="Nunito" w:hAnsi="Nunito"/>
+          <w:sz w:val="28"/>
+          <w:szCs w:val="28"/>
+          <w:lang w:val="en-US"/>
+        </w:rPr>
+      </w:pPr>
+      <w:r>
+        <w:rPr>
+          <w:rFonts w:ascii="Nunito" w:hAnsi="Nunito"/>
+          <w:sz w:val="28"/>
+          <w:szCs w:val="28"/>
+          <w:u w:val="single"/>
+          <w:lang w:val="en-US"/>
+        </w:rPr>
+        <w:t>Gasoline:</w:t>
+      </w:r>
+      <w:r>
+        <w:rPr>
+          <w:rFonts w:ascii="Nunito" w:hAnsi="Nunito"/>
+          <w:sz w:val="28"/>
+          <w:szCs w:val="28"/>
+          <w:lang w:val="en-US"/>
+        </w:rPr>
+        <w:t xml:space="preserve"> (miles ÷ mpg) × about 8.9 kg CO</w:t>
+      </w:r>
+      <w:r>
+        <w:rPr>
+          <w:rFonts w:ascii="Times New Roman" w:hAnsi="Times New Roman" w:cs="Times New Roman"/>
+          <w:sz w:val="28"/>
+          <w:szCs w:val="28"/>
+          <w:lang w:val="en-US"/>
+        </w:rPr>
+        <w:t>₂</w:t>
+      </w:r>
+      <w:r>
+        <w:rPr>
+          <w:rFonts w:ascii="Nunito" w:hAnsi="Nunito"/>
+          <w:sz w:val="28"/>
+          <w:szCs w:val="28"/>
+          <w:lang w:val="en-US"/>
+        </w:rPr>
+        <w:t xml:space="preserve"> per gallon.</w:t>
+      </w:r>
+    </w:p>
+    <w:p>
+      <w:pPr>
+        <w:pStyle w:val="ListParagraph"/>
+        <w:numPr>
+          <w:ilvl w:val="0"/>
+          <w:numId w:val="3"/>
+        </w:numPr>
+        <w:rPr>
+          <w:rFonts w:ascii="Nunito" w:hAnsi="Nunito"/>
+          <w:sz w:val="28"/>
+          <w:szCs w:val="28"/>
+          <w:lang w:val="en-US"/>
+        </w:rPr>
+      </w:pPr>
+      <w:r>
+        <w:rPr>
+          <w:rFonts w:ascii="Nunito" w:hAnsi="Nunito"/>
+          <w:sz w:val="28"/>
+          <w:szCs w:val="28"/>
+          <w:u w:val="single"/>
+          <w:lang w:val="en-US"/>
+        </w:rPr>
+        <w:t>Electricity:</w:t>
+      </w:r>
+      <w:r>
+        <w:rPr>
+          <w:rFonts w:ascii="Nunito" w:hAnsi="Nunito"/>
+          <w:sz w:val="28"/>
+          <w:szCs w:val="28"/>
+          <w:lang w:val="en-US"/>
+        </w:rPr>
+        <w:t xml:space="preserve"> kWh × your grid's emission factor.</w:t>
+      </w:r>
+    </w:p>
+    <w:p>
+      <w:pPr>
+        <w:pStyle w:val="ListParagraph"/>
+        <w:numPr>
+          <w:ilvl w:val="0"/>
+          <w:numId w:val="3"/>
+        </w:numPr>
+        <w:rPr>
+          <w:rFonts w:ascii="Nunito" w:hAnsi="Nunito"/>
+          <w:sz w:val="28"/>
+          <w:szCs w:val="28"/>
+          <w:lang w:val="en-US"/>
+        </w:rPr>
+      </w:pPr>
+      <w:r>
+        <w:rPr>
+          <w:rFonts w:ascii="Nunito" w:hAnsi="Nunito"/>
+          <w:sz w:val="28"/>
+          <w:szCs w:val="28"/>
+          <w:u w:val="single"/>
+          <w:lang w:val="en-US"/>
+        </w:rPr>
+        <w:t>General form:</w:t>
+      </w:r>
+      <w:r>
+        <w:rPr>
+          <w:rFonts w:ascii="Nunito" w:hAnsi="Nunito"/>
+          <w:sz w:val="28"/>
+          <w:szCs w:val="28"/>
+          <w:lang w:val="en-US"/>
+        </w:rPr>
+        <w:t xml:space="preserve"> activity amount × emission factor, summed over all activities</w:t>
+      </w:r>
+    </w:p>
+    <w:p>
+      <w:pPr>
+        <w:rPr>
+          <w:rFonts w:ascii="Nunito" w:hAnsi="Nunito"/>
+          <w:sz w:val="28"/>
+          <w:szCs w:val="28"/>
+        </w:rPr>
+      </w:pPr>
+    </w:p>
+    <w:p>
+      <w:pPr>
+        <w:rPr>
+          <w:rFonts w:ascii="Nunito" w:hAnsi="Nunito"/>
+          <w:b/>
+          <w:bCs/>
+          <w:i/>
+          <w:iCs/>
+          <w:sz w:val="28"/>
+          <w:szCs w:val="28"/>
+        </w:rPr>
+      </w:pPr>
+      <w:r>
+        <w:rPr>
+          <w:rFonts w:ascii="Nunito" w:hAnsi="Nunito"/>
+          <w:b/>
+          <w:bCs/>
+          <w:i/>
+          <w:iCs/>
+          <w:sz w:val="28"/>
+          <w:szCs w:val="28"/>
+        </w:rPr>
+        <w:t xml:space="preserve">1.10 (Test-Drive: Body Mass Index Calculator) </w:t>
+      </w:r>
+    </w:p>
+    <w:p>
+      <w:pPr>
+        <w:rPr>
+          <w:rFonts w:ascii="Nunito" w:hAnsi="Nunito"/>
+          <w:sz w:val="28"/>
+          <w:szCs w:val="28"/>
+        </w:rPr>
+      </w:pPr>
+      <w:r>
+        <w:rPr>
+          <w:rFonts w:ascii="Nunito" w:hAnsi="Nunito"/>
+          <w:sz w:val="28"/>
+          <w:szCs w:val="28"/>
+        </w:rPr>
+        <w:t xml:space="preserve">Obesity causes significant increases in illnesses such as diabetes and heart disease. To determine whether a person is overweight or obese, you can use a measure called the body mass index (BMI). The United States Department of Health and Human Services provides a BMI calculator at http://www.nhlbi.nih.gov/guidelines/obesity/BMI/ bmicalc.htm. Use it to calculate your own BMI. A forthcoming exercise will ask you to program your own BMI calculator. To prepare for this, use the web to research the formulas for calculating BMI. </w:t>
+      </w:r>
+    </w:p>
+    <w:p>
+      <w:pPr>
+        <w:rPr>
+          <w:rFonts w:ascii="Nunito" w:hAnsi="Nunito"/>
+          <w:sz w:val="28"/>
+          <w:szCs w:val="28"/>
+          <w:u w:val="single"/>
+          <w:lang w:val="en-US"/>
+        </w:rPr>
+      </w:pPr>
+      <w:r>
+        <w:rPr>
+          <w:rFonts w:ascii="Nunito" w:hAnsi="Nunito"/>
+          <w:sz w:val="28"/>
+          <w:szCs w:val="28"/>
+          <w:u w:val="single"/>
+          <w:lang w:val="en-US"/>
+        </w:rPr>
+        <w:t>Answer:</w:t>
+      </w:r>
+    </w:p>
+    <w:p>
+      <w:pPr>
+        <w:pStyle w:val="ListParagraph"/>
+        <w:numPr>
+          <w:ilvl w:val="0"/>
+          <w:numId w:val="4"/>
+        </w:numPr>
+        <w:rPr>
+          <w:rFonts w:ascii="Nunito" w:hAnsi="Nunito"/>
+          <w:sz w:val="28"/>
+          <w:szCs w:val="28"/>
+          <w:lang w:val="en-US"/>
+        </w:rPr>
+      </w:pPr>
+      <w:r>
+        <w:rPr>
+          <w:rFonts w:ascii="Nunito" w:hAnsi="Nunito"/>
+          <w:sz w:val="28"/>
+          <w:szCs w:val="28"/>
+          <w:u w:val="single"/>
+          <w:lang w:val="en-US"/>
+        </w:rPr>
+        <w:t>Metric:</w:t>
+      </w:r>
+      <w:r>
+        <w:rPr>
+          <w:rFonts w:ascii="Nunito" w:hAnsi="Nunito"/>
+          <w:sz w:val="28"/>
+          <w:szCs w:val="28"/>
+          <w:lang w:val="en-US"/>
+        </w:rPr>
+        <w:t xml:space="preserve"> BMI = weight (kg) ÷ height (m)².</w:t>
+      </w:r>
+    </w:p>
+    <w:p>
+      <w:pPr>
+        <w:pStyle w:val="ListParagraph"/>
+        <w:numPr>
+          <w:ilvl w:val="0"/>
+          <w:numId w:val="4"/>
+        </w:numPr>
+        <w:rPr>
+          <w:rFonts w:ascii="Nunito" w:hAnsi="Nunito"/>
+          <w:sz w:val="28"/>
+          <w:szCs w:val="28"/>
+          <w:lang w:val="en-US"/>
+        </w:rPr>
+      </w:pPr>
+      <w:r>
+        <w:rPr>
+          <w:rFonts w:ascii="Nunito" w:hAnsi="Nunito"/>
+          <w:sz w:val="28"/>
+          <w:szCs w:val="28"/>
+          <w:u w:val="single"/>
+          <w:lang w:val="en-US"/>
+        </w:rPr>
+        <w:t>US units:</w:t>
+      </w:r>
+      <w:r>
+        <w:rPr>
+          <w:rFonts w:ascii="Nunito" w:hAnsi="Nunito"/>
+          <w:sz w:val="28"/>
+          <w:szCs w:val="28"/>
+          <w:lang w:val="en-US"/>
+        </w:rPr>
+        <w:t xml:space="preserve"> BMI = 703 × weight (</w:t>
+      </w:r>
+      <w:proofErr w:type="spellStart"/>
+      <w:r>
+        <w:rPr>
+          <w:rFonts w:ascii="Nunito" w:hAnsi="Nunito"/>
+          <w:sz w:val="28"/>
+          <w:szCs w:val="28"/>
+          <w:lang w:val="en-US"/>
+        </w:rPr>
+        <w:t>lb</w:t>
+      </w:r>
+      <w:proofErr w:type="spellEnd"/>
+      <w:r>
+        <w:rPr>
+          <w:rFonts w:ascii="Nunito" w:hAnsi="Nunito"/>
+          <w:sz w:val="28"/>
+          <w:szCs w:val="28"/>
+          <w:lang w:val="en-US"/>
+        </w:rPr>
+        <w:t>) ÷ height (in)².</w:t>
+      </w:r>
+    </w:p>
+    <w:p>
+      <w:pPr>
+        <w:pStyle w:val="ListParagraph"/>
+        <w:numPr>
+          <w:ilvl w:val="0"/>
+          <w:numId w:val="4"/>
+        </w:numPr>
+        <w:rPr>
+          <w:rFonts w:ascii="Nunito" w:hAnsi="Nunito"/>
+          <w:sz w:val="28"/>
+          <w:szCs w:val="28"/>
+          <w:lang w:val="en-US"/>
+        </w:rPr>
+      </w:pPr>
+      <w:r>
+        <w:rPr>
+          <w:rFonts w:ascii="Nunito" w:hAnsi="Nunito"/>
+          <w:sz w:val="28"/>
+          <w:szCs w:val="28"/>
+          <w:u w:val="single"/>
+          <w:lang w:val="en-US"/>
+        </w:rPr>
+        <w:t>Categories:</w:t>
+      </w:r>
+      <w:r>
+        <w:rPr>
+          <w:rFonts w:ascii="Nunito" w:hAnsi="Nunito"/>
+          <w:sz w:val="28"/>
+          <w:szCs w:val="28"/>
+          <w:lang w:val="en-US"/>
+        </w:rPr>
+        <w:t xml:space="preserve"> under 18.5 is underweight, 18.5–24.9 is normal, 25–29.9 is overweight, and 30 or more is obese.</w:t>
+      </w:r>
+    </w:p>
+    <w:p>
+      <w:pPr>
+        <w:rPr>
+          <w:rFonts w:ascii="Nunito" w:hAnsi="Nunito"/>
+          <w:sz w:val="28"/>
+          <w:szCs w:val="28"/>
+        </w:rPr>
+      </w:pPr>
+    </w:p>
+    <w:p>
+      <w:pPr>
+        <w:rPr>
+          <w:rFonts w:ascii="Nunito" w:hAnsi="Nunito"/>
+          <w:b/>
+          <w:bCs/>
+          <w:i/>
+          <w:iCs/>
+          <w:sz w:val="28"/>
+          <w:szCs w:val="28"/>
+        </w:rPr>
+      </w:pPr>
+      <w:r>
+        <w:rPr>
+          <w:rFonts w:ascii="Nunito" w:hAnsi="Nunito"/>
+          <w:b/>
+          <w:bCs/>
+          <w:i/>
+          <w:iCs/>
+          <w:sz w:val="28"/>
+          <w:szCs w:val="28"/>
+        </w:rPr>
+        <w:t xml:space="preserve">1.11 (Attributes of Hybrid Vehicles) </w:t>
+      </w:r>
+    </w:p>
+    <w:p>
+      <w:pPr>
+        <w:rPr>
+          <w:rFonts w:ascii="Nunito" w:hAnsi="Nunito"/>
+          <w:sz w:val="28"/>
+          <w:szCs w:val="28"/>
+        </w:rPr>
+      </w:pPr>
+      <w:r>
+        <w:rPr>
+          <w:rFonts w:ascii="Nunito" w:hAnsi="Nunito"/>
+          <w:sz w:val="28"/>
+          <w:szCs w:val="28"/>
+        </w:rPr>
+        <w:t xml:space="preserve">Hybrid vehicles are becoming increasingly popular, because they often get much better mileage than purely gasoline-powered vehicles. Browse the web and study the features of four or five of today’s popular hybrid cars, then list as many of their hybrid-related attributes as you can. Some common attributes include city-miles-per-gallon and </w:t>
+      </w:r>
+      <w:r>
+        <w:rPr>
+          <w:rFonts w:ascii="Nunito" w:hAnsi="Nunito"/>
+          <w:sz w:val="28"/>
+          <w:szCs w:val="28"/>
+        </w:rPr>
+        <w:lastRenderedPageBreak/>
+        <w:t xml:space="preserve">highway-miles-per-gallon. Also list the attributes of the batteries (type, weight, etc.). </w:t>
+      </w:r>
+    </w:p>
+    <w:p>
+      <w:pPr>
+        <w:rPr>
+          <w:rFonts w:ascii="Nunito" w:hAnsi="Nunito"/>
+          <w:sz w:val="28"/>
+          <w:szCs w:val="28"/>
+          <w:u w:val="single"/>
+          <w:lang w:val="en-US"/>
+        </w:rPr>
+      </w:pPr>
+      <w:r>
+        <w:rPr>
+          <w:rFonts w:ascii="Nunito" w:hAnsi="Nunito"/>
+          <w:sz w:val="28"/>
+          <w:szCs w:val="28"/>
+          <w:u w:val="single"/>
+          <w:lang w:val="en-US"/>
+        </w:rPr>
+        <w:t>Answer:</w:t>
+      </w:r>
+    </w:p>
+    <w:p>
+      <w:pPr>
+        <w:pStyle w:val="ListParagraph"/>
+        <w:numPr>
+          <w:ilvl w:val="0"/>
+          <w:numId w:val="6"/>
+        </w:numPr>
+        <w:rPr>
+          <w:rFonts w:ascii="Nunito" w:hAnsi="Nunito"/>
+          <w:sz w:val="28"/>
+          <w:szCs w:val="28"/>
+          <w:u w:val="single"/>
+          <w:lang w:val="en-US"/>
+        </w:rPr>
+      </w:pPr>
+      <w:r>
+        <w:rPr>
+          <w:rFonts w:ascii="Nunito" w:hAnsi="Nunito"/>
+          <w:sz w:val="28"/>
+          <w:szCs w:val="28"/>
+          <w:u w:val="single"/>
+          <w:lang w:val="en-US"/>
+        </w:rPr>
+        <w:t>Toyota Prius</w:t>
+      </w:r>
+      <w:r>
+        <w:rPr>
+          <w:rFonts w:ascii="Nunito" w:hAnsi="Nunito"/>
+          <w:sz w:val="28"/>
+          <w:szCs w:val="28"/>
+          <w:u w:val="single"/>
+          <w:lang w:val="en-US"/>
+        </w:rPr>
+        <w:t>:</w:t>
+      </w:r>
+    </w:p>
+    <w:p>
+      <w:pPr>
+        <w:rPr>
+          <w:rFonts w:ascii="Nunito" w:hAnsi="Nunito"/>
+          <w:sz w:val="28"/>
+          <w:szCs w:val="28"/>
+          <w:lang w:val="en-US"/>
+        </w:rPr>
+      </w:pPr>
+      <w:r>
+        <w:rPr>
+          <w:rFonts w:ascii="Nunito" w:hAnsi="Nunito"/>
+          <w:sz w:val="28"/>
+          <w:szCs w:val="28"/>
+          <w:lang w:val="en-US"/>
+        </w:rPr>
+        <w:t>City/highway MPG: 57/56, with a 2.0L 4-cylinder engine and a starting price of $28,550 (sonic</w:t>
+      </w:r>
+      <w:r>
+        <w:rPr>
+          <w:rFonts w:ascii="Nunito" w:hAnsi="Nunito"/>
+          <w:sz w:val="28"/>
+          <w:szCs w:val="28"/>
+          <w:lang w:val="en-US"/>
+        </w:rPr>
+        <w:t xml:space="preserve"> </w:t>
+      </w:r>
+      <w:r>
+        <w:rPr>
+          <w:rFonts w:ascii="Nunito" w:hAnsi="Nunito"/>
+          <w:sz w:val="28"/>
+          <w:szCs w:val="28"/>
+          <w:lang w:val="en-US"/>
+        </w:rPr>
+        <w:t>automotive)</w:t>
+      </w:r>
+    </w:p>
+    <w:p>
+      <w:pPr>
+        <w:rPr>
+          <w:rFonts w:ascii="Nunito" w:hAnsi="Nunito"/>
+          <w:sz w:val="28"/>
+          <w:szCs w:val="28"/>
+          <w:lang w:val="en-US"/>
+        </w:rPr>
+      </w:pPr>
+      <w:r>
+        <w:rPr>
+          <w:rFonts w:ascii="Nunito" w:hAnsi="Nunito"/>
+          <w:sz w:val="28"/>
+          <w:szCs w:val="28"/>
+          <w:lang w:val="en-US"/>
+        </w:rPr>
+        <w:t>Engine power is 150 hp, and the hybrid system's combined power is 194 hp (sonic</w:t>
+      </w:r>
+      <w:r>
+        <w:rPr>
+          <w:rFonts w:ascii="Nunito" w:hAnsi="Nunito"/>
+          <w:sz w:val="28"/>
+          <w:szCs w:val="28"/>
+          <w:lang w:val="en-US"/>
+        </w:rPr>
+        <w:t xml:space="preserve"> </w:t>
+      </w:r>
+      <w:r>
+        <w:rPr>
+          <w:rFonts w:ascii="Nunito" w:hAnsi="Nunito"/>
+          <w:sz w:val="28"/>
+          <w:szCs w:val="28"/>
+          <w:lang w:val="en-US"/>
+        </w:rPr>
+        <w:t>automotive)</w:t>
+      </w:r>
+    </w:p>
+    <w:p>
+      <w:pPr>
+        <w:rPr>
+          <w:rFonts w:ascii="Nunito" w:hAnsi="Nunito"/>
+          <w:sz w:val="28"/>
+          <w:szCs w:val="28"/>
+          <w:lang w:val="en-US"/>
+        </w:rPr>
+      </w:pPr>
+      <w:r>
+        <w:rPr>
+          <w:rFonts w:ascii="Nunito" w:hAnsi="Nunito"/>
+          <w:sz w:val="28"/>
+          <w:szCs w:val="28"/>
+          <w:u w:val="single"/>
+          <w:lang w:val="en-US"/>
+        </w:rPr>
+        <w:t>Battery:</w:t>
+      </w:r>
+      <w:r>
+        <w:rPr>
+          <w:rFonts w:ascii="Nunito" w:hAnsi="Nunito"/>
+          <w:sz w:val="28"/>
+          <w:szCs w:val="28"/>
+          <w:lang w:val="en-US"/>
+        </w:rPr>
+        <w:t xml:space="preserve"> lithium-ion, 222 volts, 60 cells, 4.1 Ah, with a 120-month/150,000-mile warranty (mountain</w:t>
+      </w:r>
+      <w:r>
+        <w:rPr>
+          <w:rFonts w:ascii="Nunito" w:hAnsi="Nunito"/>
+          <w:sz w:val="28"/>
+          <w:szCs w:val="28"/>
+          <w:lang w:val="en-US"/>
+        </w:rPr>
+        <w:t>-</w:t>
+      </w:r>
+      <w:r>
+        <w:rPr>
+          <w:rFonts w:ascii="Nunito" w:hAnsi="Nunito"/>
+          <w:sz w:val="28"/>
+          <w:szCs w:val="28"/>
+          <w:lang w:val="en-US"/>
+        </w:rPr>
+        <w:t>states</w:t>
+      </w:r>
+      <w:r>
+        <w:rPr>
+          <w:rFonts w:ascii="Nunito" w:hAnsi="Nunito"/>
+          <w:sz w:val="28"/>
+          <w:szCs w:val="28"/>
+          <w:lang w:val="en-US"/>
+        </w:rPr>
+        <w:t>-</w:t>
+      </w:r>
+      <w:r>
+        <w:rPr>
+          <w:rFonts w:ascii="Nunito" w:hAnsi="Nunito"/>
+          <w:sz w:val="28"/>
+          <w:szCs w:val="28"/>
+          <w:lang w:val="en-US"/>
+        </w:rPr>
+        <w:t>Toyota</w:t>
+      </w:r>
+      <w:r>
+        <w:rPr>
+          <w:rFonts w:ascii="Nunito" w:hAnsi="Nunito"/>
+          <w:sz w:val="28"/>
+          <w:szCs w:val="28"/>
+          <w:lang w:val="en-US"/>
+        </w:rPr>
+        <w:t>)</w:t>
+      </w:r>
+    </w:p>
+    <w:p>
+      <w:pPr>
+        <w:rPr>
+          <w:rFonts w:ascii="Nunito" w:hAnsi="Nunito"/>
+          <w:sz w:val="28"/>
+          <w:szCs w:val="28"/>
+          <w:u w:val="single"/>
+          <w:lang w:val="en-US"/>
+        </w:rPr>
+      </w:pPr>
+      <w:r>
+        <w:rPr>
+          <w:rFonts w:ascii="Nunito" w:hAnsi="Nunito"/>
+          <w:sz w:val="28"/>
+          <w:szCs w:val="28"/>
+          <w:lang w:val="en-US"/>
+        </w:rPr>
+        <w:t xml:space="preserve">2. </w:t>
+      </w:r>
+      <w:r>
+        <w:rPr>
+          <w:rFonts w:ascii="Nunito" w:hAnsi="Nunito"/>
+          <w:sz w:val="28"/>
+          <w:szCs w:val="28"/>
+          <w:u w:val="single"/>
+          <w:lang w:val="en-US"/>
+        </w:rPr>
+        <w:t>Toyota Camry Hybrid</w:t>
+      </w:r>
+      <w:r>
+        <w:rPr>
+          <w:rFonts w:ascii="Nunito" w:hAnsi="Nunito"/>
+          <w:sz w:val="28"/>
+          <w:szCs w:val="28"/>
+          <w:u w:val="single"/>
+          <w:lang w:val="en-US"/>
+        </w:rPr>
+        <w:t>:</w:t>
+      </w:r>
+    </w:p>
+    <w:p>
+      <w:pPr>
+        <w:rPr>
+          <w:rFonts w:ascii="Nunito" w:hAnsi="Nunito"/>
+          <w:sz w:val="28"/>
+          <w:szCs w:val="28"/>
+          <w:lang w:val="en-US"/>
+        </w:rPr>
+      </w:pPr>
+      <w:r>
+        <w:rPr>
+          <w:rFonts w:ascii="Nunito" w:hAnsi="Nunito"/>
+          <w:sz w:val="28"/>
+          <w:szCs w:val="28"/>
+          <w:u w:val="single"/>
+          <w:lang w:val="en-US"/>
+        </w:rPr>
+        <w:t>City/highway MPG:</w:t>
+      </w:r>
+      <w:r>
+        <w:rPr>
+          <w:rFonts w:ascii="Nunito" w:hAnsi="Nunito"/>
+          <w:sz w:val="28"/>
+          <w:szCs w:val="28"/>
+          <w:lang w:val="en-US"/>
+        </w:rPr>
+        <w:t xml:space="preserve"> 53/50, with a 2.5L 4-cylinder engine and a starting price of $29,000 (sonic</w:t>
+      </w:r>
+      <w:r>
+        <w:rPr>
+          <w:rFonts w:ascii="Nunito" w:hAnsi="Nunito"/>
+          <w:sz w:val="28"/>
+          <w:szCs w:val="28"/>
+          <w:lang w:val="en-US"/>
+        </w:rPr>
+        <w:t>-</w:t>
+      </w:r>
+      <w:r>
+        <w:rPr>
+          <w:rFonts w:ascii="Nunito" w:hAnsi="Nunito"/>
+          <w:sz w:val="28"/>
+          <w:szCs w:val="28"/>
+          <w:lang w:val="en-US"/>
+        </w:rPr>
+        <w:t>automotive)</w:t>
+      </w:r>
+    </w:p>
+    <w:p>
+      <w:pPr>
+        <w:rPr>
+          <w:rFonts w:ascii="Nunito" w:hAnsi="Nunito"/>
+          <w:sz w:val="28"/>
+          <w:szCs w:val="28"/>
+          <w:lang w:val="en-US"/>
+        </w:rPr>
+      </w:pPr>
+      <w:r>
+        <w:rPr>
+          <w:rFonts w:ascii="Nunito" w:hAnsi="Nunito"/>
+          <w:sz w:val="28"/>
+          <w:szCs w:val="28"/>
+          <w:u w:val="single"/>
+          <w:lang w:val="en-US"/>
+        </w:rPr>
+        <w:t>5 seats;</w:t>
+      </w:r>
+      <w:r>
+        <w:rPr>
+          <w:rFonts w:ascii="Nunito" w:hAnsi="Nunito"/>
+          <w:sz w:val="28"/>
+          <w:szCs w:val="28"/>
+          <w:lang w:val="en-US"/>
+        </w:rPr>
+        <w:t xml:space="preserve"> the engine makes 184 hp and the hybrid system makes 225 hp combined (north</w:t>
+      </w:r>
+      <w:r>
+        <w:rPr>
+          <w:rFonts w:ascii="Nunito" w:hAnsi="Nunito"/>
+          <w:sz w:val="28"/>
+          <w:szCs w:val="28"/>
+          <w:lang w:val="en-US"/>
+        </w:rPr>
+        <w:t>-</w:t>
+      </w:r>
+      <w:r>
+        <w:rPr>
+          <w:rFonts w:ascii="Nunito" w:hAnsi="Nunito"/>
+          <w:sz w:val="28"/>
+          <w:szCs w:val="28"/>
+          <w:lang w:val="en-US"/>
+        </w:rPr>
+        <w:t>park</w:t>
+      </w:r>
+      <w:r>
+        <w:rPr>
+          <w:rFonts w:ascii="Nunito" w:hAnsi="Nunito"/>
+          <w:sz w:val="28"/>
+          <w:szCs w:val="28"/>
+          <w:lang w:val="en-US"/>
+        </w:rPr>
+        <w:t>-</w:t>
+      </w:r>
+      <w:r>
+        <w:rPr>
+          <w:rFonts w:ascii="Nunito" w:hAnsi="Nunito"/>
+          <w:sz w:val="28"/>
+          <w:szCs w:val="28"/>
+          <w:lang w:val="en-US"/>
+        </w:rPr>
+        <w:t>Toyota</w:t>
+      </w:r>
+      <w:r>
+        <w:rPr>
+          <w:rFonts w:ascii="Nunito" w:hAnsi="Nunito"/>
+          <w:sz w:val="28"/>
+          <w:szCs w:val="28"/>
+          <w:lang w:val="en-US"/>
+        </w:rPr>
+        <w:t>)</w:t>
+      </w:r>
+    </w:p>
+    <w:p>
+      <w:pPr>
+        <w:rPr>
+          <w:rFonts w:ascii="Nunito" w:hAnsi="Nunito"/>
+          <w:sz w:val="28"/>
+          <w:szCs w:val="28"/>
+          <w:lang w:val="en-US"/>
+        </w:rPr>
+      </w:pPr>
+      <w:r>
+        <w:rPr>
+          <w:rFonts w:ascii="Nunito" w:hAnsi="Nunito"/>
+          <w:sz w:val="28"/>
+          <w:szCs w:val="28"/>
+          <w:u w:val="single"/>
+          <w:lang w:val="en-US"/>
+        </w:rPr>
+        <w:t>Battery:</w:t>
+      </w:r>
+      <w:r>
+        <w:rPr>
+          <w:rFonts w:ascii="Nunito" w:hAnsi="Nunito"/>
+          <w:sz w:val="28"/>
+          <w:szCs w:val="28"/>
+          <w:lang w:val="en-US"/>
+        </w:rPr>
+        <w:t xml:space="preserve"> lithium-ion, 252 volts, 68 cells, 4.0 Ah, with a 120-month/150,000-mile </w:t>
+      </w:r>
+      <w:r>
+        <w:rPr>
+          <w:rFonts w:ascii="Nunito" w:hAnsi="Nunito"/>
+          <w:sz w:val="28"/>
+          <w:szCs w:val="28"/>
+          <w:lang w:val="en-US"/>
+        </w:rPr>
+        <w:t>warranty (</w:t>
+      </w:r>
+      <w:r>
+        <w:rPr>
+          <w:rFonts w:ascii="Nunito" w:hAnsi="Nunito"/>
+          <w:sz w:val="28"/>
+          <w:szCs w:val="28"/>
+          <w:lang w:val="en-US"/>
+        </w:rPr>
+        <w:t>north</w:t>
+      </w:r>
+      <w:r>
+        <w:rPr>
+          <w:rFonts w:ascii="Nunito" w:hAnsi="Nunito"/>
+          <w:sz w:val="28"/>
+          <w:szCs w:val="28"/>
+          <w:lang w:val="en-US"/>
+        </w:rPr>
+        <w:t>-</w:t>
+      </w:r>
+      <w:r>
+        <w:rPr>
+          <w:rFonts w:ascii="Nunito" w:hAnsi="Nunito"/>
+          <w:sz w:val="28"/>
+          <w:szCs w:val="28"/>
+          <w:lang w:val="en-US"/>
+        </w:rPr>
+        <w:t>park</w:t>
+      </w:r>
+      <w:r>
+        <w:rPr>
+          <w:rFonts w:ascii="Nunito" w:hAnsi="Nunito"/>
+          <w:sz w:val="28"/>
+          <w:szCs w:val="28"/>
+          <w:lang w:val="en-US"/>
+        </w:rPr>
+        <w:t>-</w:t>
+      </w:r>
+      <w:r>
+        <w:rPr>
+          <w:rFonts w:ascii="Nunito" w:hAnsi="Nunito"/>
+          <w:sz w:val="28"/>
+          <w:szCs w:val="28"/>
+          <w:lang w:val="en-US"/>
+        </w:rPr>
+        <w:t>Toyota</w:t>
+      </w:r>
+      <w:r>
+        <w:rPr>
+          <w:rFonts w:ascii="Nunito" w:hAnsi="Nunito"/>
+          <w:sz w:val="28"/>
+          <w:szCs w:val="28"/>
+          <w:lang w:val="en-US"/>
+        </w:rPr>
+        <w:t>)</w:t>
+      </w:r>
+    </w:p>
+    <w:p>
+      <w:pPr>
+        <w:rPr>
+          <w:rFonts w:ascii="Nunito" w:hAnsi="Nunito"/>
+          <w:sz w:val="28"/>
+          <w:szCs w:val="28"/>
+          <w:u w:val="single"/>
+          <w:lang w:val="en-US"/>
+        </w:rPr>
+      </w:pPr>
+      <w:r>
+        <w:rPr>
+          <w:rFonts w:ascii="Nunito" w:hAnsi="Nunito"/>
+          <w:sz w:val="28"/>
+          <w:szCs w:val="28"/>
+          <w:lang w:val="en-US"/>
+        </w:rPr>
+        <w:t xml:space="preserve">3. </w:t>
+      </w:r>
+      <w:r>
+        <w:rPr>
+          <w:rFonts w:ascii="Nunito" w:hAnsi="Nunito"/>
+          <w:sz w:val="28"/>
+          <w:szCs w:val="28"/>
+          <w:u w:val="single"/>
+          <w:lang w:val="en-US"/>
+        </w:rPr>
+        <w:t>Honda Accord Hybrid</w:t>
+      </w:r>
+      <w:r>
+        <w:rPr>
+          <w:rFonts w:ascii="Nunito" w:hAnsi="Nunito"/>
+          <w:sz w:val="28"/>
+          <w:szCs w:val="28"/>
+          <w:u w:val="single"/>
+          <w:lang w:val="en-US"/>
+        </w:rPr>
+        <w:t>:</w:t>
+      </w:r>
+    </w:p>
+    <w:p>
+      <w:pPr>
+        <w:rPr>
+          <w:rFonts w:ascii="Nunito" w:hAnsi="Nunito"/>
+          <w:sz w:val="28"/>
+          <w:szCs w:val="28"/>
+          <w:lang w:val="en-US"/>
+        </w:rPr>
+      </w:pPr>
+      <w:r>
+        <w:rPr>
+          <w:rFonts w:ascii="Nunito" w:hAnsi="Nunito"/>
+          <w:sz w:val="28"/>
+          <w:szCs w:val="28"/>
+          <w:u w:val="single"/>
+          <w:lang w:val="en-US"/>
+        </w:rPr>
+        <w:t>City/highway MPG:</w:t>
+      </w:r>
+      <w:r>
+        <w:rPr>
+          <w:rFonts w:ascii="Nunito" w:hAnsi="Nunito"/>
+          <w:sz w:val="28"/>
+          <w:szCs w:val="28"/>
+          <w:lang w:val="en-US"/>
+        </w:rPr>
+        <w:t xml:space="preserve"> 51/44 for the EX-L trim (the Sport trim gets 46/41), with a 2.0L 4-cylinder engine and a starting price of $</w:t>
+      </w:r>
+      <w:r>
+        <w:rPr>
+          <w:rFonts w:ascii="Nunito" w:hAnsi="Nunito"/>
+          <w:sz w:val="28"/>
+          <w:szCs w:val="28"/>
+          <w:lang w:val="en-US"/>
+        </w:rPr>
+        <w:t>33,795 (</w:t>
+      </w:r>
+      <w:r>
+        <w:rPr>
+          <w:rFonts w:ascii="Nunito" w:hAnsi="Nunito"/>
+          <w:sz w:val="28"/>
+          <w:szCs w:val="28"/>
+          <w:lang w:val="en-US"/>
+        </w:rPr>
+        <w:t>berk</w:t>
+      </w:r>
+      <w:r>
+        <w:rPr>
+          <w:rFonts w:ascii="Nunito" w:hAnsi="Nunito"/>
+          <w:sz w:val="28"/>
+          <w:szCs w:val="28"/>
+          <w:lang w:val="en-US"/>
+        </w:rPr>
+        <w:t>-</w:t>
+      </w:r>
+      <w:proofErr w:type="spellStart"/>
+      <w:r>
+        <w:rPr>
+          <w:rFonts w:ascii="Nunito" w:hAnsi="Nunito"/>
+          <w:sz w:val="28"/>
+          <w:szCs w:val="28"/>
+          <w:lang w:val="en-US"/>
+        </w:rPr>
+        <w:t>shirehath</w:t>
+      </w:r>
+      <w:proofErr w:type="spellEnd"/>
+      <w:r>
+        <w:rPr>
+          <w:rFonts w:ascii="Nunito" w:hAnsi="Nunito"/>
+          <w:sz w:val="28"/>
+          <w:szCs w:val="28"/>
+          <w:lang w:val="en-US"/>
+        </w:rPr>
+        <w:t>-</w:t>
+      </w:r>
+      <w:r>
+        <w:rPr>
+          <w:rFonts w:ascii="Nunito" w:hAnsi="Nunito"/>
+          <w:sz w:val="28"/>
+          <w:szCs w:val="28"/>
+          <w:lang w:val="en-US"/>
+        </w:rPr>
+        <w:t>away</w:t>
+      </w:r>
+      <w:r>
+        <w:rPr>
+          <w:rFonts w:ascii="Nunito" w:hAnsi="Nunito"/>
+          <w:sz w:val="28"/>
+          <w:szCs w:val="28"/>
+          <w:lang w:val="en-US"/>
+        </w:rPr>
+        <w:t>-</w:t>
+      </w:r>
+      <w:r>
+        <w:rPr>
+          <w:rFonts w:ascii="Nunito" w:hAnsi="Nunito"/>
+          <w:sz w:val="28"/>
+          <w:szCs w:val="28"/>
+          <w:lang w:val="en-US"/>
+        </w:rPr>
+        <w:t>automotive)</w:t>
+      </w:r>
+    </w:p>
+    <w:p>
+      <w:pPr>
+        <w:rPr>
+          <w:rFonts w:ascii="Nunito" w:hAnsi="Nunito"/>
+          <w:sz w:val="28"/>
+          <w:szCs w:val="28"/>
+          <w:lang w:val="en-US"/>
+        </w:rPr>
+      </w:pPr>
+      <w:r>
+        <w:rPr>
+          <w:rFonts w:ascii="Nunito" w:hAnsi="Nunito"/>
+          <w:sz w:val="28"/>
+          <w:szCs w:val="28"/>
+          <w:lang w:val="en-US"/>
+        </w:rPr>
+        <w:t xml:space="preserve">5 seats; the hybrid system makes 204 hp </w:t>
+      </w:r>
+      <w:r>
+        <w:rPr>
+          <w:rFonts w:ascii="Nunito" w:hAnsi="Nunito"/>
+          <w:sz w:val="28"/>
+          <w:szCs w:val="28"/>
+          <w:lang w:val="en-US"/>
+        </w:rPr>
+        <w:t>combined (</w:t>
+      </w:r>
+      <w:r>
+        <w:rPr>
+          <w:rFonts w:ascii="Nunito" w:hAnsi="Nunito"/>
+          <w:sz w:val="28"/>
+          <w:szCs w:val="28"/>
+          <w:lang w:val="en-US"/>
+        </w:rPr>
+        <w:t>auto</w:t>
+      </w:r>
+      <w:r>
+        <w:rPr>
+          <w:rFonts w:ascii="Nunito" w:hAnsi="Nunito"/>
+          <w:sz w:val="28"/>
+          <w:szCs w:val="28"/>
+          <w:lang w:val="en-US"/>
+        </w:rPr>
+        <w:t>-</w:t>
+      </w:r>
+      <w:r>
+        <w:rPr>
+          <w:rFonts w:ascii="Nunito" w:hAnsi="Nunito"/>
+          <w:sz w:val="28"/>
+          <w:szCs w:val="28"/>
+          <w:lang w:val="en-US"/>
+        </w:rPr>
+        <w:t>park</w:t>
+      </w:r>
+      <w:r>
+        <w:rPr>
+          <w:rFonts w:ascii="Nunito" w:hAnsi="Nunito"/>
+          <w:sz w:val="28"/>
+          <w:szCs w:val="28"/>
+          <w:lang w:val="en-US"/>
+        </w:rPr>
+        <w:t>-</w:t>
+      </w:r>
+      <w:r>
+        <w:rPr>
+          <w:rFonts w:ascii="Nunito" w:hAnsi="Nunito"/>
+          <w:sz w:val="28"/>
+          <w:szCs w:val="28"/>
+          <w:lang w:val="en-US"/>
+        </w:rPr>
+        <w:t>Honda</w:t>
+      </w:r>
+      <w:r>
+        <w:rPr>
+          <w:rFonts w:ascii="Nunito" w:hAnsi="Nunito"/>
+          <w:sz w:val="28"/>
+          <w:szCs w:val="28"/>
+          <w:lang w:val="en-US"/>
+        </w:rPr>
+        <w:t>)</w:t>
+      </w:r>
+    </w:p>
+    <w:p>
+      <w:pPr>
+        <w:rPr>
+          <w:rFonts w:ascii="Nunito" w:hAnsi="Nunito"/>
+          <w:sz w:val="28"/>
+          <w:szCs w:val="28"/>
+          <w:lang w:val="en-US"/>
+        </w:rPr>
+      </w:pPr>
+      <w:r>
+        <w:rPr>
+          <w:rFonts w:ascii="Nunito" w:hAnsi="Nunito"/>
+          <w:sz w:val="28"/>
+          <w:szCs w:val="28"/>
+          <w:u w:val="single"/>
+          <w:lang w:val="en-US"/>
+        </w:rPr>
+        <w:t>Battery:</w:t>
+      </w:r>
+      <w:r>
+        <w:rPr>
+          <w:rFonts w:ascii="Nunito" w:hAnsi="Nunito"/>
+          <w:sz w:val="28"/>
+          <w:szCs w:val="28"/>
+          <w:lang w:val="en-US"/>
+        </w:rPr>
+        <w:t xml:space="preserve"> lithium-ion, 72 </w:t>
+      </w:r>
+      <w:r>
+        <w:rPr>
+          <w:rFonts w:ascii="Nunito" w:hAnsi="Nunito"/>
+          <w:sz w:val="28"/>
+          <w:szCs w:val="28"/>
+          <w:lang w:val="en-US"/>
+        </w:rPr>
+        <w:t>cells (</w:t>
+      </w:r>
+      <w:r>
+        <w:rPr>
+          <w:rFonts w:ascii="Nunito" w:hAnsi="Nunito"/>
+          <w:sz w:val="28"/>
+          <w:szCs w:val="28"/>
+          <w:lang w:val="en-US"/>
+        </w:rPr>
+        <w:t>berk</w:t>
+      </w:r>
+      <w:r>
+        <w:rPr>
+          <w:rFonts w:ascii="Nunito" w:hAnsi="Nunito"/>
+          <w:sz w:val="28"/>
+          <w:szCs w:val="28"/>
+          <w:lang w:val="en-US"/>
+        </w:rPr>
+        <w:t>-</w:t>
+      </w:r>
+      <w:proofErr w:type="spellStart"/>
+      <w:r>
+        <w:rPr>
+          <w:rFonts w:ascii="Nunito" w:hAnsi="Nunito"/>
+          <w:sz w:val="28"/>
+          <w:szCs w:val="28"/>
+          <w:lang w:val="en-US"/>
+        </w:rPr>
+        <w:t>shirehath</w:t>
+      </w:r>
+      <w:proofErr w:type="spellEnd"/>
+      <w:r>
+        <w:rPr>
+          <w:rFonts w:ascii="Nunito" w:hAnsi="Nunito"/>
+          <w:sz w:val="28"/>
+          <w:szCs w:val="28"/>
+          <w:lang w:val="en-US"/>
+        </w:rPr>
+        <w:t>-</w:t>
+      </w:r>
+      <w:r>
+        <w:rPr>
+          <w:rFonts w:ascii="Nunito" w:hAnsi="Nunito"/>
+          <w:sz w:val="28"/>
+          <w:szCs w:val="28"/>
+          <w:lang w:val="en-US"/>
+        </w:rPr>
+        <w:t>away</w:t>
+      </w:r>
+      <w:r>
+        <w:rPr>
+          <w:rFonts w:ascii="Nunito" w:hAnsi="Nunito"/>
+          <w:sz w:val="28"/>
+          <w:szCs w:val="28"/>
+          <w:lang w:val="en-US"/>
+        </w:rPr>
+        <w:t>-</w:t>
+      </w:r>
+      <w:r>
+        <w:rPr>
+          <w:rFonts w:ascii="Nunito" w:hAnsi="Nunito"/>
+          <w:sz w:val="28"/>
+          <w:szCs w:val="28"/>
+          <w:lang w:val="en-US"/>
+        </w:rPr>
+        <w:t>automotive)</w:t>
+      </w:r>
+    </w:p>
+    <w:p>
+      <w:pPr>
+        <w:rPr>
+          <w:rFonts w:ascii="Nunito" w:hAnsi="Nunito"/>
+          <w:sz w:val="28"/>
+          <w:szCs w:val="28"/>
+          <w:lang w:val="en-US"/>
+        </w:rPr>
+      </w:pPr>
+      <w:r>
+        <w:rPr>
+          <w:rFonts w:ascii="Nunito" w:hAnsi="Nunito"/>
+          <w:sz w:val="28"/>
+          <w:szCs w:val="28"/>
+          <w:lang w:val="en-US"/>
+        </w:rPr>
+        <w:t xml:space="preserve">4. </w:t>
+      </w:r>
+      <w:r>
+        <w:rPr>
+          <w:rFonts w:ascii="Nunito" w:hAnsi="Nunito"/>
+          <w:sz w:val="28"/>
+          <w:szCs w:val="28"/>
+          <w:u w:val="single"/>
+          <w:lang w:val="en-US"/>
+        </w:rPr>
+        <w:t>Ford Maverick Hybrid (pickup)</w:t>
+      </w:r>
+      <w:r>
+        <w:rPr>
+          <w:rFonts w:ascii="Nunito" w:hAnsi="Nunito"/>
+          <w:sz w:val="28"/>
+          <w:szCs w:val="28"/>
+          <w:u w:val="single"/>
+          <w:lang w:val="en-US"/>
+        </w:rPr>
+        <w:t>:</w:t>
+      </w:r>
+    </w:p>
+    <w:p>
+      <w:pPr>
+        <w:rPr>
+          <w:rFonts w:ascii="Nunito" w:hAnsi="Nunito"/>
+          <w:sz w:val="28"/>
+          <w:szCs w:val="28"/>
+          <w:lang w:val="en-US"/>
+        </w:rPr>
+      </w:pPr>
+      <w:r>
+        <w:rPr>
+          <w:rFonts w:ascii="Nunito" w:hAnsi="Nunito"/>
+          <w:sz w:val="28"/>
+          <w:szCs w:val="28"/>
+          <w:u w:val="single"/>
+          <w:lang w:val="en-US"/>
+        </w:rPr>
+        <w:t xml:space="preserve">City/highway MPG: </w:t>
+      </w:r>
+      <w:r>
+        <w:rPr>
+          <w:rFonts w:ascii="Nunito" w:hAnsi="Nunito"/>
+          <w:sz w:val="28"/>
+          <w:szCs w:val="28"/>
+          <w:lang w:val="en-US"/>
+        </w:rPr>
+        <w:t>42/35 (XL and XLT trims), with a starting price of $</w:t>
+      </w:r>
+      <w:r>
+        <w:rPr>
+          <w:rFonts w:ascii="Nunito" w:hAnsi="Nunito"/>
+          <w:sz w:val="28"/>
+          <w:szCs w:val="28"/>
+          <w:lang w:val="en-US"/>
+        </w:rPr>
+        <w:t>28,145 (</w:t>
+      </w:r>
+      <w:r>
+        <w:rPr>
+          <w:rFonts w:ascii="Nunito" w:hAnsi="Nunito"/>
+          <w:sz w:val="28"/>
+          <w:szCs w:val="28"/>
+          <w:lang w:val="en-US"/>
+        </w:rPr>
+        <w:t>sonic automotive</w:t>
+      </w:r>
+      <w:r>
+        <w:rPr>
+          <w:rFonts w:ascii="Nunito" w:hAnsi="Nunito"/>
+          <w:sz w:val="28"/>
+          <w:szCs w:val="28"/>
+          <w:lang w:val="en-US"/>
+        </w:rPr>
+        <w:t>)</w:t>
+      </w:r>
+    </w:p>
+    <w:p>
+      <w:pPr>
+        <w:rPr>
+          <w:rFonts w:ascii="Nunito" w:hAnsi="Nunito"/>
+          <w:sz w:val="28"/>
+          <w:szCs w:val="28"/>
+          <w:lang w:val="en-US"/>
+        </w:rPr>
+      </w:pPr>
+      <w:r>
+        <w:rPr>
+          <w:rFonts w:ascii="Nunito" w:hAnsi="Nunito"/>
+          <w:sz w:val="28"/>
+          <w:szCs w:val="28"/>
+          <w:lang w:val="en-US"/>
+        </w:rPr>
+        <w:t xml:space="preserve">The hybrid system makes 191 hp </w:t>
+      </w:r>
+      <w:r>
+        <w:rPr>
+          <w:rFonts w:ascii="Nunito" w:hAnsi="Nunito"/>
+          <w:sz w:val="28"/>
+          <w:szCs w:val="28"/>
+          <w:lang w:val="en-US"/>
+        </w:rPr>
+        <w:t>combined (sonic automotive</w:t>
+      </w:r>
+      <w:r>
+        <w:rPr>
+          <w:rFonts w:ascii="Nunito" w:hAnsi="Nunito"/>
+          <w:sz w:val="28"/>
+          <w:szCs w:val="28"/>
+          <w:lang w:val="en-US"/>
+        </w:rPr>
+        <w:t>)</w:t>
+      </w:r>
+    </w:p>
+    <w:p>
+      <w:pPr>
+        <w:rPr>
+          <w:rFonts w:ascii="Nunito" w:hAnsi="Nunito"/>
+          <w:sz w:val="28"/>
+          <w:szCs w:val="28"/>
+          <w:lang w:val="en-US"/>
+        </w:rPr>
+      </w:pPr>
+      <w:r>
+        <w:rPr>
+          <w:rFonts w:ascii="Nunito" w:hAnsi="Nunito"/>
+          <w:sz w:val="28"/>
+          <w:szCs w:val="28"/>
+          <w:lang w:val="en-US"/>
+        </w:rPr>
+        <w:lastRenderedPageBreak/>
+        <w:t>5 seats</w:t>
+      </w:r>
+    </w:p>
+    <w:p>
+      <w:pPr>
+        <w:rPr>
+          <w:rFonts w:ascii="Nunito" w:hAnsi="Nunito"/>
+          <w:sz w:val="28"/>
+          <w:szCs w:val="28"/>
+          <w:lang w:val="en-US"/>
+        </w:rPr>
+      </w:pPr>
+      <w:r>
+        <w:rPr>
+          <w:rFonts w:ascii="Nunito" w:hAnsi="Nunito"/>
+          <w:sz w:val="28"/>
+          <w:szCs w:val="28"/>
+          <w:u w:val="single"/>
+          <w:lang w:val="en-US"/>
+        </w:rPr>
+        <w:t>Battery:</w:t>
+      </w:r>
+      <w:r>
+        <w:rPr>
+          <w:rFonts w:ascii="Nunito" w:hAnsi="Nunito"/>
+          <w:sz w:val="28"/>
+          <w:szCs w:val="28"/>
+          <w:lang w:val="en-US"/>
+        </w:rPr>
+        <w:t xml:space="preserve"> lithium-ion, with a high-voltage electrical system warranty of 96 months/100,000 </w:t>
+      </w:r>
+      <w:r>
+        <w:rPr>
+          <w:rFonts w:ascii="Nunito" w:hAnsi="Nunito"/>
+          <w:sz w:val="28"/>
+          <w:szCs w:val="28"/>
+          <w:lang w:val="en-US"/>
+        </w:rPr>
+        <w:t>miles (</w:t>
+      </w:r>
+      <w:proofErr w:type="spellStart"/>
+      <w:r>
+        <w:rPr>
+          <w:rFonts w:ascii="Nunito" w:hAnsi="Nunito"/>
+          <w:sz w:val="28"/>
+          <w:szCs w:val="28"/>
+          <w:lang w:val="en-US"/>
+        </w:rPr>
+        <w:t>sth</w:t>
+      </w:r>
+      <w:proofErr w:type="spellEnd"/>
+      <w:r>
+        <w:rPr>
+          <w:rFonts w:ascii="Nunito" w:hAnsi="Nunito"/>
+          <w:sz w:val="28"/>
+          <w:szCs w:val="28"/>
+          <w:lang w:val="en-US"/>
+        </w:rPr>
+        <w:t>-</w:t>
+      </w:r>
+      <w:r>
+        <w:rPr>
+          <w:rFonts w:ascii="Nunito" w:hAnsi="Nunito"/>
+          <w:sz w:val="28"/>
+          <w:szCs w:val="28"/>
+          <w:lang w:val="en-US"/>
+        </w:rPr>
+        <w:t>motors)</w:t>
+      </w:r>
+    </w:p>
+    <w:p>
+      <w:pPr>
+        <w:rPr>
+          <w:rFonts w:ascii="Nunito" w:hAnsi="Nunito"/>
+          <w:sz w:val="28"/>
+          <w:szCs w:val="28"/>
+          <w:lang w:val="en-US"/>
+        </w:rPr>
+      </w:pPr>
+      <w:r>
+        <w:rPr>
+          <w:rFonts w:ascii="Nunito" w:hAnsi="Nunito"/>
+          <w:sz w:val="28"/>
+          <w:szCs w:val="28"/>
+          <w:lang w:val="en-US"/>
+        </w:rPr>
+        <w:t>Battery attributes (summary)</w:t>
+      </w:r>
+    </w:p>
+    <w:p>
+      <w:pPr>
+        <w:rPr>
+          <w:rFonts w:ascii="Nunito" w:hAnsi="Nunito"/>
+          <w:sz w:val="28"/>
+          <w:szCs w:val="28"/>
+          <w:lang w:val="en-US"/>
+        </w:rPr>
+      </w:pPr>
+      <w:r>
+        <w:rPr>
+          <w:rFonts w:ascii="Nunito" w:hAnsi="Nunito"/>
+          <w:sz w:val="28"/>
+          <w:szCs w:val="28"/>
+          <w:u w:val="single"/>
+          <w:lang w:val="en-US"/>
+        </w:rPr>
+        <w:t>Type:</w:t>
+      </w:r>
+      <w:r>
+        <w:rPr>
+          <w:rFonts w:ascii="Nunito" w:hAnsi="Nunito"/>
+          <w:sz w:val="28"/>
+          <w:szCs w:val="28"/>
+          <w:lang w:val="en-US"/>
+        </w:rPr>
+        <w:t xml:space="preserve"> all </w:t>
+      </w:r>
+      <w:r>
+        <w:rPr>
+          <w:rFonts w:ascii="Nunito" w:hAnsi="Nunito"/>
+          <w:sz w:val="28"/>
+          <w:szCs w:val="28"/>
+          <w:lang w:val="en-US"/>
+        </w:rPr>
+        <w:t>four-use</w:t>
+      </w:r>
+      <w:r>
+        <w:rPr>
+          <w:rFonts w:ascii="Nunito" w:hAnsi="Nunito"/>
+          <w:sz w:val="28"/>
+          <w:szCs w:val="28"/>
+          <w:lang w:val="en-US"/>
+        </w:rPr>
+        <w:t xml:space="preserve"> lithium-ion.</w:t>
+      </w:r>
+    </w:p>
+    <w:p>
+      <w:pPr>
+        <w:rPr>
+          <w:rFonts w:ascii="Nunito" w:hAnsi="Nunito"/>
+          <w:sz w:val="28"/>
+          <w:szCs w:val="28"/>
+          <w:lang w:val="en-US"/>
+        </w:rPr>
+      </w:pPr>
+      <w:r>
+        <w:rPr>
+          <w:rFonts w:ascii="Nunito" w:hAnsi="Nunito"/>
+          <w:sz w:val="28"/>
+          <w:szCs w:val="28"/>
+          <w:u w:val="single"/>
+          <w:lang w:val="en-US"/>
+        </w:rPr>
+        <w:t>Voltage:</w:t>
+      </w:r>
+      <w:r>
+        <w:rPr>
+          <w:rFonts w:ascii="Nunito" w:hAnsi="Nunito"/>
+          <w:sz w:val="28"/>
+          <w:szCs w:val="28"/>
+          <w:lang w:val="en-US"/>
+        </w:rPr>
+        <w:t xml:space="preserve"> 222 V (Prius) and 252 V (Camry).</w:t>
+      </w:r>
+    </w:p>
+    <w:p>
+      <w:pPr>
+        <w:rPr>
+          <w:rFonts w:ascii="Nunito" w:hAnsi="Nunito"/>
+          <w:sz w:val="28"/>
+          <w:szCs w:val="28"/>
+          <w:lang w:val="en-US"/>
+        </w:rPr>
+      </w:pPr>
+      <w:r>
+        <w:rPr>
+          <w:rFonts w:ascii="Nunito" w:hAnsi="Nunito"/>
+          <w:sz w:val="28"/>
+          <w:szCs w:val="28"/>
+          <w:u w:val="single"/>
+          <w:lang w:val="en-US"/>
+        </w:rPr>
+        <w:t>Cells:</w:t>
+      </w:r>
+      <w:r>
+        <w:rPr>
+          <w:rFonts w:ascii="Nunito" w:hAnsi="Nunito"/>
+          <w:sz w:val="28"/>
+          <w:szCs w:val="28"/>
+          <w:lang w:val="en-US"/>
+        </w:rPr>
+        <w:t xml:space="preserve"> 60 (Prius), 68 (Camry), 72 (Accord).</w:t>
+      </w:r>
+    </w:p>
+    <w:p>
+      <w:pPr>
+        <w:rPr>
+          <w:rFonts w:ascii="Nunito" w:hAnsi="Nunito"/>
+          <w:sz w:val="28"/>
+          <w:szCs w:val="28"/>
+          <w:lang w:val="en-US"/>
+        </w:rPr>
+      </w:pPr>
+      <w:r>
+        <w:rPr>
+          <w:rFonts w:ascii="Nunito" w:hAnsi="Nunito"/>
+          <w:sz w:val="28"/>
+          <w:szCs w:val="28"/>
+          <w:u w:val="single"/>
+          <w:lang w:val="en-US"/>
+        </w:rPr>
+        <w:t>Warranty:</w:t>
+      </w:r>
+      <w:r>
+        <w:rPr>
+          <w:rFonts w:ascii="Nunito" w:hAnsi="Nunito"/>
+          <w:sz w:val="28"/>
+          <w:szCs w:val="28"/>
+          <w:lang w:val="en-US"/>
+        </w:rPr>
+        <w:t xml:space="preserve"> about 8 to 10 years.</w:t>
+      </w:r>
+    </w:p>
+    <w:p>
+      <w:pPr>
+        <w:rPr>
+          <w:rFonts w:ascii="Nunito" w:hAnsi="Nunito"/>
+          <w:sz w:val="28"/>
+          <w:szCs w:val="28"/>
+        </w:rPr>
+      </w:pPr>
+    </w:p>
+    <w:p>
+      <w:pPr>
+        <w:rPr>
+          <w:rFonts w:ascii="Nunito" w:hAnsi="Nunito"/>
+          <w:b/>
+          <w:bCs/>
+          <w:i/>
+          <w:iCs/>
+          <w:sz w:val="28"/>
+          <w:szCs w:val="28"/>
+        </w:rPr>
+      </w:pPr>
+      <w:r>
+        <w:rPr>
+          <w:rFonts w:ascii="Nunito" w:hAnsi="Nunito"/>
+          <w:b/>
+          <w:bCs/>
+          <w:i/>
+          <w:iCs/>
+          <w:sz w:val="28"/>
+          <w:szCs w:val="28"/>
+        </w:rPr>
+        <w:t xml:space="preserve">1.12 (Gender Neutrality) </w:t>
+      </w:r>
+    </w:p>
+    <w:p>
+      <w:pPr>
+        <w:rPr>
+          <w:rFonts w:ascii="Nunito" w:hAnsi="Nunito"/>
+          <w:sz w:val="28"/>
+          <w:szCs w:val="28"/>
+        </w:rPr>
+      </w:pPr>
+      <w:r>
+        <w:rPr>
+          <w:rFonts w:ascii="Nunito" w:hAnsi="Nunito"/>
+          <w:sz w:val="28"/>
+          <w:szCs w:val="28"/>
+        </w:rPr>
+        <w:t>Many people want to eliminate sexism in all forms of communication. You’ve been asked to create a program that can process a paragraph of text and replace gender-specific words with gender-neutral ones. Assuming that you’ve been given a list of gender-specific words and their gender-neutral replacements (e.g., replace both “wife” and “husband” with “spouse,” “man” and “woman” with “person,” “daughter” and “son” with “child”), explain the procedure you’d use to read through a paragraph of text and manually perform these replacements. How might your procedure generate a strange term like “woperchild?” You’ll soon learn that a more formal term for “procedure” is “algorithm,” and that an algorithm specifies the steps to be performed and the order in which to perform them. We’ll show how to develop algorithms then convert them to Java programs which can be run on computers.</w:t>
+      </w:r>
+    </w:p>
+    <w:p>
+      <w:pPr>
+        <w:rPr>
+          <w:rFonts w:ascii="Nunito" w:hAnsi="Nunito"/>
+          <w:sz w:val="28"/>
+          <w:szCs w:val="28"/>
+          <w:u w:val="single"/>
+          <w:lang w:val="en-US"/>
+        </w:rPr>
+      </w:pPr>
+      <w:r>
+        <w:rPr>
+          <w:rFonts w:ascii="Nunito" w:hAnsi="Nunito"/>
+          <w:sz w:val="28"/>
+          <w:szCs w:val="28"/>
+          <w:u w:val="single"/>
+          <w:lang w:val="en-US"/>
+        </w:rPr>
+        <w:t>Answer:</w:t>
+      </w:r>
+    </w:p>
+    <w:p>
+      <w:pPr>
+        <w:pStyle w:val="ListParagraph"/>
+        <w:numPr>
+          <w:ilvl w:val="0"/>
+          <w:numId w:val="7"/>
+        </w:numPr>
+        <w:rPr>
+          <w:rFonts w:ascii="Nunito" w:hAnsi="Nunito"/>
+          <w:sz w:val="28"/>
+          <w:szCs w:val="28"/>
+          <w:lang w:val="en-US"/>
+        </w:rPr>
+      </w:pPr>
+      <w:r>
+        <w:rPr>
+          <w:rFonts w:ascii="Nunito" w:hAnsi="Nunito"/>
+          <w:sz w:val="28"/>
+          <w:szCs w:val="28"/>
+          <w:lang w:val="en-US"/>
+        </w:rPr>
+        <w:t>Read the paragraph one word at a time.</w:t>
+      </w:r>
+    </w:p>
+    <w:p>
+      <w:pPr>
+        <w:pStyle w:val="ListParagraph"/>
+        <w:numPr>
+          <w:ilvl w:val="0"/>
+          <w:numId w:val="7"/>
+        </w:numPr>
+        <w:rPr>
+          <w:rFonts w:ascii="Nunito" w:hAnsi="Nunito"/>
+          <w:sz w:val="28"/>
+          <w:szCs w:val="28"/>
+          <w:lang w:val="en-US"/>
+        </w:rPr>
+      </w:pPr>
+      <w:r>
+        <w:rPr>
+          <w:rFonts w:ascii="Nunito" w:hAnsi="Nunito"/>
+          <w:sz w:val="28"/>
+          <w:szCs w:val="28"/>
+          <w:lang w:val="en-US"/>
+        </w:rPr>
+        <w:t>Check if the word is on the list of gender-specific words (wife, husband, man, woman, son, daughter).</w:t>
+      </w:r>
+    </w:p>
+    <w:p>
+      <w:pPr>
+        <w:pStyle w:val="ListParagraph"/>
+        <w:numPr>
+          <w:ilvl w:val="0"/>
+          <w:numId w:val="7"/>
+        </w:numPr>
+        <w:rPr>
+          <w:rFonts w:ascii="Nunito" w:hAnsi="Nunito"/>
+          <w:sz w:val="28"/>
+          <w:szCs w:val="28"/>
+          <w:lang w:val="en-US"/>
+        </w:rPr>
+      </w:pPr>
+      <w:r>
+        <w:rPr>
+          <w:rFonts w:ascii="Nunito" w:hAnsi="Nunito"/>
+          <w:sz w:val="28"/>
+          <w:szCs w:val="28"/>
+          <w:lang w:val="en-US"/>
+        </w:rPr>
+        <w:lastRenderedPageBreak/>
+        <w:t>If it is, replace it with the gender-neutral word: wife and husband become spouse, man and woman become person, and son and daughter become child.</w:t>
+      </w:r>
+    </w:p>
+    <w:p>
+      <w:pPr>
+        <w:pStyle w:val="ListParagraph"/>
+        <w:numPr>
+          <w:ilvl w:val="0"/>
+          <w:numId w:val="7"/>
+        </w:numPr>
+        <w:rPr>
+          <w:rFonts w:ascii="Nunito" w:hAnsi="Nunito"/>
+          <w:sz w:val="28"/>
+          <w:szCs w:val="28"/>
+          <w:lang w:val="en-US"/>
+        </w:rPr>
+      </w:pPr>
+      <w:r>
+        <w:rPr>
+          <w:rFonts w:ascii="Nunito" w:hAnsi="Nunito"/>
+          <w:sz w:val="28"/>
+          <w:szCs w:val="28"/>
+          <w:lang w:val="en-US"/>
+        </w:rPr>
+        <w:t>If it is not on the list, leave the word as it is.</w:t>
+      </w:r>
+    </w:p>
+    <w:p>
+      <w:pPr>
+        <w:pStyle w:val="ListParagraph"/>
+        <w:numPr>
+          <w:ilvl w:val="0"/>
+          <w:numId w:val="7"/>
+        </w:numPr>
+        <w:rPr>
+          <w:rFonts w:ascii="Nunito" w:hAnsi="Nunito"/>
+          <w:sz w:val="28"/>
+          <w:szCs w:val="28"/>
+          <w:lang w:val="en-US"/>
+        </w:rPr>
+      </w:pPr>
+      <w:r>
+        <w:rPr>
+          <w:rFonts w:ascii="Nunito" w:hAnsi="Nunito"/>
+          <w:sz w:val="28"/>
+          <w:szCs w:val="28"/>
+          <w:lang w:val="en-US"/>
+        </w:rPr>
+        <w:t>Go to the next word and repeat until the end of the paragraph.</w:t>
+      </w:r>
+    </w:p>
+    <w:p>
+      <w:pPr>
+        <w:rPr>
+          <w:color w:val="000000" w:themeColor="text1"/>
+          <w:sz w:val="36"/>
+          <w:szCs w:val="36"/>
+          <w:lang w:val="en-US"/>
+        </w:rPr>
+      </w:pPr>
     </w:p>
     <w:sectPr>
       <w:pgSz w:w="11906" w:h="16838"/>
@@ -3449,12 +8253,351 @@
 <file path=word/numbering.xml><?xml version="1.0" encoding="utf-8"?>
 <w:numbering xmlns:wpc="http://schemas.microsoft.com/office/word/2010/wordprocessingCanvas" xmlns:cx="http://schemas.microsoft.com/office/drawing/2014/chartex" xmlns:cx1="http://schemas.microsoft.com/office/drawing/2015/9/8/chartex" xmlns:cx2="http://schemas.microsoft.com/office/drawing/2015/10/21/chartex" xmlns:cx3="http://schemas.microsoft.com/office/drawing/2016/5/9/chartex" xmlns:cx4="http://schemas.microsoft.com/office/drawing/2016/5/10/chartex" xmlns:cx5="http://schemas.microsoft.com/office/drawing/2016/5/11/chartex" xmlns:cx6="http://schemas.microsoft.com/office/drawing/2016/5/12/chartex" xmlns:cx7="http://schemas.microsoft.com/office/drawing/2016/5/13/chartex" xmlns:cx8="http://schemas.microsoft.com/office/drawing/2016/5/14/chartex" xmlns:mc="http://schemas.openxmlformats.org/markup-compatibility/2006" xmlns:aink="http://schemas.microsoft.com/office/drawing/2016/ink" xmlns:am3d="http://schemas.microsoft.com/office/drawing/2017/model3d" xmlns:o="urn:schemas-microsoft-com:office:office" xmlns:r="http://schemas.openxmlformats.org/officeDocument/2006/relationships" xmlns:m="http://schemas.openxmlformats.org/officeDocument/2006/math" xmlns:v="urn:schemas-microsoft-com:vml" xmlns:wp14="http://schemas.microsoft.com/office/word/2010/wordprocessingDrawing" xmlns:wp="http://schemas.openxmlformats.org/drawingml/2006/wordprocessingDrawing" xmlns:w10="urn:schemas-microsoft-com:office:word" xmlns:w="http://schemas.openxmlformats.org/wordprocessingml/2006/main" xmlns:w14="http://schemas.microsoft.com/office/word/2010/wordml" xmlns:w15="http://schemas.microsoft.com/office/word/2012/wordml" xmlns:w16cex="http://schemas.microsoft.com/office/word/2018/wordml/cex" xmlns:w16cid="http://schemas.microsoft.com/office/word/2016/wordml/cid" xmlns:w16="http://schemas.microsoft.com/office/word/2018/wordml" xmlns:w16sdtdh="http://schemas.microsoft.com/office/word/2020/wordml/sdtdatahash" xmlns:w16se="http://schemas.microsoft.com/office/word/2015/wordml/symex" xmlns:wpg="http://schemas.microsoft.com/office/word/2010/wordprocessingGroup" xmlns:wpi="http://schemas.microsoft.com/office/word/2010/wordprocessingInk" xmlns:wne="http://schemas.microsoft.com/office/word/2006/wordml" xmlns:wps="http://schemas.microsoft.com/office/word/2010/wordprocessingShape" mc:Ignorable="w14 w15 w16se w16cid w16 w16cex w16sdtdh wp14">
   <w:abstractNum w:abstractNumId="0" w15:restartNumberingAfterBreak="0">
-    <w:nsid w:val="4DED36CD"/>
+    <w:nsid w:val="185B1C2B"/>
     <w:multiLevelType w:val="hybridMultilevel"/>
-    <w:tmpl w:val="D8D64162"/>
-    <w:lvl w:ilvl="0" w:tplc="20000015">
+    <w:tmpl w:val="8C3A1A4C"/>
+    <w:lvl w:ilvl="0" w:tplc="20000001">
       <w:start w:val="1"/>
-      <w:numFmt w:val="upperLetter"/>
+      <w:numFmt w:val="bullet"/>
+      <w:lvlText w:val=""/>
+      <w:lvlJc w:val="left"/>
+      <w:pPr>
+        <w:ind w:left="720" w:hanging="360"/>
+      </w:pPr>
+      <w:rPr>
+        <w:rFonts w:ascii="Symbol" w:hAnsi="Symbol" w:hint="default"/>
+      </w:rPr>
+    </w:lvl>
+    <w:lvl w:ilvl="1" w:tplc="20000003" w:tentative="1">
+      <w:start w:val="1"/>
+      <w:numFmt w:val="bullet"/>
+      <w:lvlText w:val="o"/>
+      <w:lvlJc w:val="left"/>
+      <w:pPr>
+        <w:ind w:left="1440" w:hanging="360"/>
+      </w:pPr>
+      <w:rPr>
+        <w:rFonts w:ascii="Courier New" w:hAnsi="Courier New" w:cs="Courier New" w:hint="default"/>
+      </w:rPr>
+    </w:lvl>
+    <w:lvl w:ilvl="2" w:tplc="20000005" w:tentative="1">
+      <w:start w:val="1"/>
+      <w:numFmt w:val="bullet"/>
+      <w:lvlText w:val=""/>
+      <w:lvlJc w:val="left"/>
+      <w:pPr>
+        <w:ind w:left="2160" w:hanging="360"/>
+      </w:pPr>
+      <w:rPr>
+        <w:rFonts w:ascii="Wingdings" w:hAnsi="Wingdings" w:hint="default"/>
+      </w:rPr>
+    </w:lvl>
+    <w:lvl w:ilvl="3" w:tplc="20000001" w:tentative="1">
+      <w:start w:val="1"/>
+      <w:numFmt w:val="bullet"/>
+      <w:lvlText w:val=""/>
+      <w:lvlJc w:val="left"/>
+      <w:pPr>
+        <w:ind w:left="2880" w:hanging="360"/>
+      </w:pPr>
+      <w:rPr>
+        <w:rFonts w:ascii="Symbol" w:hAnsi="Symbol" w:hint="default"/>
+      </w:rPr>
+    </w:lvl>
+    <w:lvl w:ilvl="4" w:tplc="20000003" w:tentative="1">
+      <w:start w:val="1"/>
+      <w:numFmt w:val="bullet"/>
+      <w:lvlText w:val="o"/>
+      <w:lvlJc w:val="left"/>
+      <w:pPr>
+        <w:ind w:left="3600" w:hanging="360"/>
+      </w:pPr>
+      <w:rPr>
+        <w:rFonts w:ascii="Courier New" w:hAnsi="Courier New" w:cs="Courier New" w:hint="default"/>
+      </w:rPr>
+    </w:lvl>
+    <w:lvl w:ilvl="5" w:tplc="20000005" w:tentative="1">
+      <w:start w:val="1"/>
+      <w:numFmt w:val="bullet"/>
+      <w:lvlText w:val=""/>
+      <w:lvlJc w:val="left"/>
+      <w:pPr>
+        <w:ind w:left="4320" w:hanging="360"/>
+      </w:pPr>
+      <w:rPr>
+        <w:rFonts w:ascii="Wingdings" w:hAnsi="Wingdings" w:hint="default"/>
+      </w:rPr>
+    </w:lvl>
+    <w:lvl w:ilvl="6" w:tplc="20000001" w:tentative="1">
+      <w:start w:val="1"/>
+      <w:numFmt w:val="bullet"/>
+      <w:lvlText w:val=""/>
+      <w:lvlJc w:val="left"/>
+      <w:pPr>
+        <w:ind w:left="5040" w:hanging="360"/>
+      </w:pPr>
+      <w:rPr>
+        <w:rFonts w:ascii="Symbol" w:hAnsi="Symbol" w:hint="default"/>
+      </w:rPr>
+    </w:lvl>
+    <w:lvl w:ilvl="7" w:tplc="20000003" w:tentative="1">
+      <w:start w:val="1"/>
+      <w:numFmt w:val="bullet"/>
+      <w:lvlText w:val="o"/>
+      <w:lvlJc w:val="left"/>
+      <w:pPr>
+        <w:ind w:left="5760" w:hanging="360"/>
+      </w:pPr>
+      <w:rPr>
+        <w:rFonts w:ascii="Courier New" w:hAnsi="Courier New" w:cs="Courier New" w:hint="default"/>
+      </w:rPr>
+    </w:lvl>
+    <w:lvl w:ilvl="8" w:tplc="20000005" w:tentative="1">
+      <w:start w:val="1"/>
+      <w:numFmt w:val="bullet"/>
+      <w:lvlText w:val=""/>
+      <w:lvlJc w:val="left"/>
+      <w:pPr>
+        <w:ind w:left="6480" w:hanging="360"/>
+      </w:pPr>
+      <w:rPr>
+        <w:rFonts w:ascii="Wingdings" w:hAnsi="Wingdings" w:hint="default"/>
+      </w:rPr>
+    </w:lvl>
+  </w:abstractNum>
+  <w:abstractNum w:abstractNumId="1" w15:restartNumberingAfterBreak="0">
+    <w:nsid w:val="1BA258E6"/>
+    <w:multiLevelType w:val="hybridMultilevel"/>
+    <w:tmpl w:val="637CF2EE"/>
+    <w:lvl w:ilvl="0" w:tplc="20000001">
+      <w:start w:val="1"/>
+      <w:numFmt w:val="bullet"/>
+      <w:lvlText w:val=""/>
+      <w:lvlJc w:val="left"/>
+      <w:pPr>
+        <w:ind w:left="720" w:hanging="360"/>
+      </w:pPr>
+      <w:rPr>
+        <w:rFonts w:ascii="Symbol" w:hAnsi="Symbol" w:hint="default"/>
+      </w:rPr>
+    </w:lvl>
+    <w:lvl w:ilvl="1" w:tplc="20000003" w:tentative="1">
+      <w:start w:val="1"/>
+      <w:numFmt w:val="bullet"/>
+      <w:lvlText w:val="o"/>
+      <w:lvlJc w:val="left"/>
+      <w:pPr>
+        <w:ind w:left="1440" w:hanging="360"/>
+      </w:pPr>
+      <w:rPr>
+        <w:rFonts w:ascii="Courier New" w:hAnsi="Courier New" w:cs="Courier New" w:hint="default"/>
+      </w:rPr>
+    </w:lvl>
+    <w:lvl w:ilvl="2" w:tplc="20000005" w:tentative="1">
+      <w:start w:val="1"/>
+      <w:numFmt w:val="bullet"/>
+      <w:lvlText w:val=""/>
+      <w:lvlJc w:val="left"/>
+      <w:pPr>
+        <w:ind w:left="2160" w:hanging="360"/>
+      </w:pPr>
+      <w:rPr>
+        <w:rFonts w:ascii="Wingdings" w:hAnsi="Wingdings" w:hint="default"/>
+      </w:rPr>
+    </w:lvl>
+    <w:lvl w:ilvl="3" w:tplc="20000001" w:tentative="1">
+      <w:start w:val="1"/>
+      <w:numFmt w:val="bullet"/>
+      <w:lvlText w:val=""/>
+      <w:lvlJc w:val="left"/>
+      <w:pPr>
+        <w:ind w:left="2880" w:hanging="360"/>
+      </w:pPr>
+      <w:rPr>
+        <w:rFonts w:ascii="Symbol" w:hAnsi="Symbol" w:hint="default"/>
+      </w:rPr>
+    </w:lvl>
+    <w:lvl w:ilvl="4" w:tplc="20000003" w:tentative="1">
+      <w:start w:val="1"/>
+      <w:numFmt w:val="bullet"/>
+      <w:lvlText w:val="o"/>
+      <w:lvlJc w:val="left"/>
+      <w:pPr>
+        <w:ind w:left="3600" w:hanging="360"/>
+      </w:pPr>
+      <w:rPr>
+        <w:rFonts w:ascii="Courier New" w:hAnsi="Courier New" w:cs="Courier New" w:hint="default"/>
+      </w:rPr>
+    </w:lvl>
+    <w:lvl w:ilvl="5" w:tplc="20000005" w:tentative="1">
+      <w:start w:val="1"/>
+      <w:numFmt w:val="bullet"/>
+      <w:lvlText w:val=""/>
+      <w:lvlJc w:val="left"/>
+      <w:pPr>
+        <w:ind w:left="4320" w:hanging="360"/>
+      </w:pPr>
+      <w:rPr>
+        <w:rFonts w:ascii="Wingdings" w:hAnsi="Wingdings" w:hint="default"/>
+      </w:rPr>
+    </w:lvl>
+    <w:lvl w:ilvl="6" w:tplc="20000001" w:tentative="1">
+      <w:start w:val="1"/>
+      <w:numFmt w:val="bullet"/>
+      <w:lvlText w:val=""/>
+      <w:lvlJc w:val="left"/>
+      <w:pPr>
+        <w:ind w:left="5040" w:hanging="360"/>
+      </w:pPr>
+      <w:rPr>
+        <w:rFonts w:ascii="Symbol" w:hAnsi="Symbol" w:hint="default"/>
+      </w:rPr>
+    </w:lvl>
+    <w:lvl w:ilvl="7" w:tplc="20000003" w:tentative="1">
+      <w:start w:val="1"/>
+      <w:numFmt w:val="bullet"/>
+      <w:lvlText w:val="o"/>
+      <w:lvlJc w:val="left"/>
+      <w:pPr>
+        <w:ind w:left="5760" w:hanging="360"/>
+      </w:pPr>
+      <w:rPr>
+        <w:rFonts w:ascii="Courier New" w:hAnsi="Courier New" w:cs="Courier New" w:hint="default"/>
+      </w:rPr>
+    </w:lvl>
+    <w:lvl w:ilvl="8" w:tplc="20000005" w:tentative="1">
+      <w:start w:val="1"/>
+      <w:numFmt w:val="bullet"/>
+      <w:lvlText w:val=""/>
+      <w:lvlJc w:val="left"/>
+      <w:pPr>
+        <w:ind w:left="6480" w:hanging="360"/>
+      </w:pPr>
+      <w:rPr>
+        <w:rFonts w:ascii="Wingdings" w:hAnsi="Wingdings" w:hint="default"/>
+      </w:rPr>
+    </w:lvl>
+  </w:abstractNum>
+  <w:abstractNum w:abstractNumId="2" w15:restartNumberingAfterBreak="0">
+    <w:nsid w:val="1E5D136E"/>
+    <w:multiLevelType w:val="hybridMultilevel"/>
+    <w:tmpl w:val="32C4097A"/>
+    <w:lvl w:ilvl="0" w:tplc="20000001">
+      <w:start w:val="1"/>
+      <w:numFmt w:val="bullet"/>
+      <w:lvlText w:val=""/>
+      <w:lvlJc w:val="left"/>
+      <w:pPr>
+        <w:ind w:left="720" w:hanging="360"/>
+      </w:pPr>
+      <w:rPr>
+        <w:rFonts w:ascii="Symbol" w:hAnsi="Symbol" w:hint="default"/>
+      </w:rPr>
+    </w:lvl>
+    <w:lvl w:ilvl="1" w:tplc="20000003" w:tentative="1">
+      <w:start w:val="1"/>
+      <w:numFmt w:val="bullet"/>
+      <w:lvlText w:val="o"/>
+      <w:lvlJc w:val="left"/>
+      <w:pPr>
+        <w:ind w:left="1440" w:hanging="360"/>
+      </w:pPr>
+      <w:rPr>
+        <w:rFonts w:ascii="Courier New" w:hAnsi="Courier New" w:cs="Courier New" w:hint="default"/>
+      </w:rPr>
+    </w:lvl>
+    <w:lvl w:ilvl="2" w:tplc="20000005" w:tentative="1">
+      <w:start w:val="1"/>
+      <w:numFmt w:val="bullet"/>
+      <w:lvlText w:val=""/>
+      <w:lvlJc w:val="left"/>
+      <w:pPr>
+        <w:ind w:left="2160" w:hanging="360"/>
+      </w:pPr>
+      <w:rPr>
+        <w:rFonts w:ascii="Wingdings" w:hAnsi="Wingdings" w:hint="default"/>
+      </w:rPr>
+    </w:lvl>
+    <w:lvl w:ilvl="3" w:tplc="20000001" w:tentative="1">
+      <w:start w:val="1"/>
+      <w:numFmt w:val="bullet"/>
+      <w:lvlText w:val=""/>
+      <w:lvlJc w:val="left"/>
+      <w:pPr>
+        <w:ind w:left="2880" w:hanging="360"/>
+      </w:pPr>
+      <w:rPr>
+        <w:rFonts w:ascii="Symbol" w:hAnsi="Symbol" w:hint="default"/>
+      </w:rPr>
+    </w:lvl>
+    <w:lvl w:ilvl="4" w:tplc="20000003" w:tentative="1">
+      <w:start w:val="1"/>
+      <w:numFmt w:val="bullet"/>
+      <w:lvlText w:val="o"/>
+      <w:lvlJc w:val="left"/>
+      <w:pPr>
+        <w:ind w:left="3600" w:hanging="360"/>
+      </w:pPr>
+      <w:rPr>
+        <w:rFonts w:ascii="Courier New" w:hAnsi="Courier New" w:cs="Courier New" w:hint="default"/>
+      </w:rPr>
+    </w:lvl>
+    <w:lvl w:ilvl="5" w:tplc="20000005" w:tentative="1">
+      <w:start w:val="1"/>
+      <w:numFmt w:val="bullet"/>
+      <w:lvlText w:val=""/>
+      <w:lvlJc w:val="left"/>
+      <w:pPr>
+        <w:ind w:left="4320" w:hanging="360"/>
+      </w:pPr>
+      <w:rPr>
+        <w:rFonts w:ascii="Wingdings" w:hAnsi="Wingdings" w:hint="default"/>
+      </w:rPr>
+    </w:lvl>
+    <w:lvl w:ilvl="6" w:tplc="20000001" w:tentative="1">
+      <w:start w:val="1"/>
+      <w:numFmt w:val="bullet"/>
+      <w:lvlText w:val=""/>
+      <w:lvlJc w:val="left"/>
+      <w:pPr>
+        <w:ind w:left="5040" w:hanging="360"/>
+      </w:pPr>
+      <w:rPr>
+        <w:rFonts w:ascii="Symbol" w:hAnsi="Symbol" w:hint="default"/>
+      </w:rPr>
+    </w:lvl>
+    <w:lvl w:ilvl="7" w:tplc="20000003" w:tentative="1">
+      <w:start w:val="1"/>
+      <w:numFmt w:val="bullet"/>
+      <w:lvlText w:val="o"/>
+      <w:lvlJc w:val="left"/>
+      <w:pPr>
+        <w:ind w:left="5760" w:hanging="360"/>
+      </w:pPr>
+      <w:rPr>
+        <w:rFonts w:ascii="Courier New" w:hAnsi="Courier New" w:cs="Courier New" w:hint="default"/>
+      </w:rPr>
+    </w:lvl>
+    <w:lvl w:ilvl="8" w:tplc="20000005" w:tentative="1">
+      <w:start w:val="1"/>
+      <w:numFmt w:val="bullet"/>
+      <w:lvlText w:val=""/>
+      <w:lvlJc w:val="left"/>
+      <w:pPr>
+        <w:ind w:left="6480" w:hanging="360"/>
+      </w:pPr>
+      <w:rPr>
+        <w:rFonts w:ascii="Wingdings" w:hAnsi="Wingdings" w:hint="default"/>
+      </w:rPr>
+    </w:lvl>
+  </w:abstractNum>
+  <w:abstractNum w:abstractNumId="3" w15:restartNumberingAfterBreak="0">
+    <w:nsid w:val="2D4850F9"/>
+    <w:multiLevelType w:val="hybridMultilevel"/>
+    <w:tmpl w:val="2D5804AE"/>
+    <w:lvl w:ilvl="0" w:tplc="2000000F">
+      <w:start w:val="1"/>
+      <w:numFmt w:val="decimal"/>
       <w:lvlText w:val="%1."/>
       <w:lvlJc w:val="left"/>
       <w:pPr>
@@ -3537,8 +8680,317 @@
       </w:pPr>
     </w:lvl>
   </w:abstractNum>
+  <w:abstractNum w:abstractNumId="4" w15:restartNumberingAfterBreak="0">
+    <w:nsid w:val="472E04C9"/>
+    <w:multiLevelType w:val="hybridMultilevel"/>
+    <w:tmpl w:val="84563F24"/>
+    <w:lvl w:ilvl="0" w:tplc="20000001">
+      <w:start w:val="1"/>
+      <w:numFmt w:val="bullet"/>
+      <w:lvlText w:val=""/>
+      <w:lvlJc w:val="left"/>
+      <w:pPr>
+        <w:ind w:left="720" w:hanging="360"/>
+      </w:pPr>
+      <w:rPr>
+        <w:rFonts w:ascii="Symbol" w:hAnsi="Symbol" w:hint="default"/>
+      </w:rPr>
+    </w:lvl>
+    <w:lvl w:ilvl="1" w:tplc="20000003" w:tentative="1">
+      <w:start w:val="1"/>
+      <w:numFmt w:val="bullet"/>
+      <w:lvlText w:val="o"/>
+      <w:lvlJc w:val="left"/>
+      <w:pPr>
+        <w:ind w:left="1440" w:hanging="360"/>
+      </w:pPr>
+      <w:rPr>
+        <w:rFonts w:ascii="Courier New" w:hAnsi="Courier New" w:cs="Courier New" w:hint="default"/>
+      </w:rPr>
+    </w:lvl>
+    <w:lvl w:ilvl="2" w:tplc="20000005" w:tentative="1">
+      <w:start w:val="1"/>
+      <w:numFmt w:val="bullet"/>
+      <w:lvlText w:val=""/>
+      <w:lvlJc w:val="left"/>
+      <w:pPr>
+        <w:ind w:left="2160" w:hanging="360"/>
+      </w:pPr>
+      <w:rPr>
+        <w:rFonts w:ascii="Wingdings" w:hAnsi="Wingdings" w:hint="default"/>
+      </w:rPr>
+    </w:lvl>
+    <w:lvl w:ilvl="3" w:tplc="20000001" w:tentative="1">
+      <w:start w:val="1"/>
+      <w:numFmt w:val="bullet"/>
+      <w:lvlText w:val=""/>
+      <w:lvlJc w:val="left"/>
+      <w:pPr>
+        <w:ind w:left="2880" w:hanging="360"/>
+      </w:pPr>
+      <w:rPr>
+        <w:rFonts w:ascii="Symbol" w:hAnsi="Symbol" w:hint="default"/>
+      </w:rPr>
+    </w:lvl>
+    <w:lvl w:ilvl="4" w:tplc="20000003" w:tentative="1">
+      <w:start w:val="1"/>
+      <w:numFmt w:val="bullet"/>
+      <w:lvlText w:val="o"/>
+      <w:lvlJc w:val="left"/>
+      <w:pPr>
+        <w:ind w:left="3600" w:hanging="360"/>
+      </w:pPr>
+      <w:rPr>
+        <w:rFonts w:ascii="Courier New" w:hAnsi="Courier New" w:cs="Courier New" w:hint="default"/>
+      </w:rPr>
+    </w:lvl>
+    <w:lvl w:ilvl="5" w:tplc="20000005" w:tentative="1">
+      <w:start w:val="1"/>
+      <w:numFmt w:val="bullet"/>
+      <w:lvlText w:val=""/>
+      <w:lvlJc w:val="left"/>
+      <w:pPr>
+        <w:ind w:left="4320" w:hanging="360"/>
+      </w:pPr>
+      <w:rPr>
+        <w:rFonts w:ascii="Wingdings" w:hAnsi="Wingdings" w:hint="default"/>
+      </w:rPr>
+    </w:lvl>
+    <w:lvl w:ilvl="6" w:tplc="20000001" w:tentative="1">
+      <w:start w:val="1"/>
+      <w:numFmt w:val="bullet"/>
+      <w:lvlText w:val=""/>
+      <w:lvlJc w:val="left"/>
+      <w:pPr>
+        <w:ind w:left="5040" w:hanging="360"/>
+      </w:pPr>
+      <w:rPr>
+        <w:rFonts w:ascii="Symbol" w:hAnsi="Symbol" w:hint="default"/>
+      </w:rPr>
+    </w:lvl>
+    <w:lvl w:ilvl="7" w:tplc="20000003" w:tentative="1">
+      <w:start w:val="1"/>
+      <w:numFmt w:val="bullet"/>
+      <w:lvlText w:val="o"/>
+      <w:lvlJc w:val="left"/>
+      <w:pPr>
+        <w:ind w:left="5760" w:hanging="360"/>
+      </w:pPr>
+      <w:rPr>
+        <w:rFonts w:ascii="Courier New" w:hAnsi="Courier New" w:cs="Courier New" w:hint="default"/>
+      </w:rPr>
+    </w:lvl>
+    <w:lvl w:ilvl="8" w:tplc="20000005" w:tentative="1">
+      <w:start w:val="1"/>
+      <w:numFmt w:val="bullet"/>
+      <w:lvlText w:val=""/>
+      <w:lvlJc w:val="left"/>
+      <w:pPr>
+        <w:ind w:left="6480" w:hanging="360"/>
+      </w:pPr>
+      <w:rPr>
+        <w:rFonts w:ascii="Wingdings" w:hAnsi="Wingdings" w:hint="default"/>
+      </w:rPr>
+    </w:lvl>
+  </w:abstractNum>
+  <w:abstractNum w:abstractNumId="5" w15:restartNumberingAfterBreak="0">
+    <w:nsid w:val="4DED36CD"/>
+    <w:multiLevelType w:val="hybridMultilevel"/>
+    <w:tmpl w:val="D8D64162"/>
+    <w:lvl w:ilvl="0" w:tplc="20000015">
+      <w:start w:val="1"/>
+      <w:numFmt w:val="upperLetter"/>
+      <w:lvlText w:val="%1."/>
+      <w:lvlJc w:val="left"/>
+      <w:pPr>
+        <w:ind w:left="720" w:hanging="360"/>
+      </w:pPr>
+      <w:rPr>
+        <w:rFonts w:hint="default"/>
+      </w:rPr>
+    </w:lvl>
+    <w:lvl w:ilvl="1" w:tplc="20000019" w:tentative="1">
+      <w:start w:val="1"/>
+      <w:numFmt w:val="lowerLetter"/>
+      <w:lvlText w:val="%2."/>
+      <w:lvlJc w:val="left"/>
+      <w:pPr>
+        <w:ind w:left="1440" w:hanging="360"/>
+      </w:pPr>
+    </w:lvl>
+    <w:lvl w:ilvl="2" w:tplc="2000001B" w:tentative="1">
+      <w:start w:val="1"/>
+      <w:numFmt w:val="lowerRoman"/>
+      <w:lvlText w:val="%3."/>
+      <w:lvlJc w:val="right"/>
+      <w:pPr>
+        <w:ind w:left="2160" w:hanging="180"/>
+      </w:pPr>
+    </w:lvl>
+    <w:lvl w:ilvl="3" w:tplc="2000000F" w:tentative="1">
+      <w:start w:val="1"/>
+      <w:numFmt w:val="decimal"/>
+      <w:lvlText w:val="%4."/>
+      <w:lvlJc w:val="left"/>
+      <w:pPr>
+        <w:ind w:left="2880" w:hanging="360"/>
+      </w:pPr>
+    </w:lvl>
+    <w:lvl w:ilvl="4" w:tplc="20000019" w:tentative="1">
+      <w:start w:val="1"/>
+      <w:numFmt w:val="lowerLetter"/>
+      <w:lvlText w:val="%5."/>
+      <w:lvlJc w:val="left"/>
+      <w:pPr>
+        <w:ind w:left="3600" w:hanging="360"/>
+      </w:pPr>
+    </w:lvl>
+    <w:lvl w:ilvl="5" w:tplc="2000001B" w:tentative="1">
+      <w:start w:val="1"/>
+      <w:numFmt w:val="lowerRoman"/>
+      <w:lvlText w:val="%6."/>
+      <w:lvlJc w:val="right"/>
+      <w:pPr>
+        <w:ind w:left="4320" w:hanging="180"/>
+      </w:pPr>
+    </w:lvl>
+    <w:lvl w:ilvl="6" w:tplc="2000000F" w:tentative="1">
+      <w:start w:val="1"/>
+      <w:numFmt w:val="decimal"/>
+      <w:lvlText w:val="%7."/>
+      <w:lvlJc w:val="left"/>
+      <w:pPr>
+        <w:ind w:left="5040" w:hanging="360"/>
+      </w:pPr>
+    </w:lvl>
+    <w:lvl w:ilvl="7" w:tplc="20000019" w:tentative="1">
+      <w:start w:val="1"/>
+      <w:numFmt w:val="lowerLetter"/>
+      <w:lvlText w:val="%8."/>
+      <w:lvlJc w:val="left"/>
+      <w:pPr>
+        <w:ind w:left="5760" w:hanging="360"/>
+      </w:pPr>
+    </w:lvl>
+    <w:lvl w:ilvl="8" w:tplc="2000001B" w:tentative="1">
+      <w:start w:val="1"/>
+      <w:numFmt w:val="lowerRoman"/>
+      <w:lvlText w:val="%9."/>
+      <w:lvlJc w:val="right"/>
+      <w:pPr>
+        <w:ind w:left="6480" w:hanging="180"/>
+      </w:pPr>
+    </w:lvl>
+  </w:abstractNum>
+  <w:abstractNum w:abstractNumId="6" w15:restartNumberingAfterBreak="0">
+    <w:nsid w:val="798E16CF"/>
+    <w:multiLevelType w:val="hybridMultilevel"/>
+    <w:tmpl w:val="45867ACA"/>
+    <w:lvl w:ilvl="0" w:tplc="09D216D4">
+      <w:start w:val="1"/>
+      <w:numFmt w:val="decimal"/>
+      <w:lvlText w:val="%1"/>
+      <w:lvlJc w:val="left"/>
+      <w:pPr>
+        <w:ind w:left="720" w:hanging="360"/>
+      </w:pPr>
+      <w:rPr>
+        <w:rFonts w:hint="default"/>
+      </w:rPr>
+    </w:lvl>
+    <w:lvl w:ilvl="1" w:tplc="20000019" w:tentative="1">
+      <w:start w:val="1"/>
+      <w:numFmt w:val="lowerLetter"/>
+      <w:lvlText w:val="%2."/>
+      <w:lvlJc w:val="left"/>
+      <w:pPr>
+        <w:ind w:left="1440" w:hanging="360"/>
+      </w:pPr>
+    </w:lvl>
+    <w:lvl w:ilvl="2" w:tplc="2000001B" w:tentative="1">
+      <w:start w:val="1"/>
+      <w:numFmt w:val="lowerRoman"/>
+      <w:lvlText w:val="%3."/>
+      <w:lvlJc w:val="right"/>
+      <w:pPr>
+        <w:ind w:left="2160" w:hanging="180"/>
+      </w:pPr>
+    </w:lvl>
+    <w:lvl w:ilvl="3" w:tplc="2000000F" w:tentative="1">
+      <w:start w:val="1"/>
+      <w:numFmt w:val="decimal"/>
+      <w:lvlText w:val="%4."/>
+      <w:lvlJc w:val="left"/>
+      <w:pPr>
+        <w:ind w:left="2880" w:hanging="360"/>
+      </w:pPr>
+    </w:lvl>
+    <w:lvl w:ilvl="4" w:tplc="20000019" w:tentative="1">
+      <w:start w:val="1"/>
+      <w:numFmt w:val="lowerLetter"/>
+      <w:lvlText w:val="%5."/>
+      <w:lvlJc w:val="left"/>
+      <w:pPr>
+        <w:ind w:left="3600" w:hanging="360"/>
+      </w:pPr>
+    </w:lvl>
+    <w:lvl w:ilvl="5" w:tplc="2000001B" w:tentative="1">
+      <w:start w:val="1"/>
+      <w:numFmt w:val="lowerRoman"/>
+      <w:lvlText w:val="%6."/>
+      <w:lvlJc w:val="right"/>
+      <w:pPr>
+        <w:ind w:left="4320" w:hanging="180"/>
+      </w:pPr>
+    </w:lvl>
+    <w:lvl w:ilvl="6" w:tplc="2000000F" w:tentative="1">
+      <w:start w:val="1"/>
+      <w:numFmt w:val="decimal"/>
+      <w:lvlText w:val="%7."/>
+      <w:lvlJc w:val="left"/>
+      <w:pPr>
+        <w:ind w:left="5040" w:hanging="360"/>
+      </w:pPr>
+    </w:lvl>
+    <w:lvl w:ilvl="7" w:tplc="20000019" w:tentative="1">
+      <w:start w:val="1"/>
+      <w:numFmt w:val="lowerLetter"/>
+      <w:lvlText w:val="%8."/>
+      <w:lvlJc w:val="left"/>
+      <w:pPr>
+        <w:ind w:left="5760" w:hanging="360"/>
+      </w:pPr>
+    </w:lvl>
+    <w:lvl w:ilvl="8" w:tplc="2000001B" w:tentative="1">
+      <w:start w:val="1"/>
+      <w:numFmt w:val="lowerRoman"/>
+      <w:lvlText w:val="%9."/>
+      <w:lvlJc w:val="right"/>
+      <w:pPr>
+        <w:ind w:left="6480" w:hanging="180"/>
+      </w:pPr>
+    </w:lvl>
+  </w:abstractNum>
   <w:num w:numId="1">
+    <w:abstractNumId w:val="5"/>
+  </w:num>
+  <w:num w:numId="2">
+    <w:abstractNumId w:val="1"/>
+  </w:num>
+  <w:num w:numId="3">
     <w:abstractNumId w:val="0"/>
+  </w:num>
+  <w:num w:numId="4">
+    <w:abstractNumId w:val="4"/>
+  </w:num>
+  <w:num w:numId="5">
+    <w:abstractNumId w:val="3"/>
+  </w:num>
+  <w:num w:numId="6">
+    <w:abstractNumId w:val="6"/>
+  </w:num>
+  <w:num w:numId="7">
+    <w:abstractNumId w:val="2"/>
   </w:num>
 </w:numbering>
 </file>
